--- a/1_intro_cnn_nlp/1_intro/dev-env.docx
+++ b/1_intro_cnn_nlp/1_intro/dev-env.docx
@@ -249,7 +249,7 @@
               </wp:anchor>
             </w:drawing>
           </mc:Choice>
-          <mc:Fallback xmlns:w16sdtdh="http://schemas.microsoft.com/office/word/2020/wordml/sdtdatahash" xmlns:w16="http://schemas.microsoft.com/office/word/2018/wordml" xmlns:w16cex="http://schemas.microsoft.com/office/word/2018/wordml/cex" xmlns:oel="http://schemas.microsoft.com/office/2019/extlst">
+          <mc:Fallback xmlns:oel="http://schemas.microsoft.com/office/2019/extlst" xmlns:w16cex="http://schemas.microsoft.com/office/word/2018/wordml/cex" xmlns:w16="http://schemas.microsoft.com/office/word/2018/wordml" xmlns:w16sdtdh="http://schemas.microsoft.com/office/word/2020/wordml/sdtdatahash">
             <w:pict>
               <v:line w14:anchorId="3E189CF8" id="Straight Connector 3" o:spid="_x0000_s1026" style="position:absolute;left:0;text-align:left;z-index:251838976;visibility:visible;mso-wrap-style:square;mso-width-percent:0;mso-height-percent:0;mso-wrap-distance-left:9pt;mso-wrap-distance-top:0;mso-wrap-distance-right:9pt;mso-wrap-distance-bottom:0;mso-position-horizontal:absolute;mso-position-horizontal-relative:text;mso-position-vertical:absolute;mso-position-vertical-relative:text;mso-width-percent:0;mso-height-percent:0;mso-width-relative:margin;mso-height-relative:margin" from="-27.55pt,21.2pt" to="271.1pt,21.2pt" o:gfxdata="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" strokecolor="#0d0d0d [3069]" strokeweight="3pt"/>
             </w:pict>
@@ -635,7 +635,7 @@
               </wp:anchor>
             </w:drawing>
           </mc:Choice>
-          <mc:Fallback xmlns:w16sdtdh="http://schemas.microsoft.com/office/word/2020/wordml/sdtdatahash" xmlns:w16="http://schemas.microsoft.com/office/word/2018/wordml" xmlns:w16cex="http://schemas.microsoft.com/office/word/2018/wordml/cex" xmlns:oel="http://schemas.microsoft.com/office/2019/extlst">
+          <mc:Fallback xmlns:oel="http://schemas.microsoft.com/office/2019/extlst" xmlns:w16cex="http://schemas.microsoft.com/office/word/2018/wordml/cex" xmlns:w16="http://schemas.microsoft.com/office/word/2018/wordml" xmlns:w16sdtdh="http://schemas.microsoft.com/office/word/2020/wordml/sdtdatahash">
             <w:pict>
               <v:line w14:anchorId="011E06B7" id="Straight Connector 3" o:spid="_x0000_s1026" style="position:absolute;left:0;text-align:left;z-index:251841024;visibility:visible;mso-wrap-style:square;mso-width-percent:0;mso-wrap-distance-left:9pt;mso-wrap-distance-top:0;mso-wrap-distance-right:9pt;mso-wrap-distance-bottom:0;mso-position-horizontal:absolute;mso-position-horizontal-relative:text;mso-position-vertical:absolute;mso-position-vertical-relative:text;mso-width-percent:0;mso-width-relative:margin" from="-27.55pt,18.8pt" to="271.05pt,18.8pt" o:gfxdata="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" strokecolor="#0d0d0d [3069]" strokeweight="3pt"/>
             </w:pict>
@@ -1688,11 +1688,14 @@
     <w:p>
       <w:pPr>
         <w:pStyle w:val="a8"/>
-      </w:pPr>
-      <w:r>
         <w:rPr>
           <w:rFonts w:hint="eastAsia"/>
         </w:rPr>
+      </w:pPr>
+      <w:r>
+        <w:rPr>
+          <w:rFonts w:hint="eastAsia"/>
+        </w:rPr>
         <w:t xml:space="preserve">원활한 </w:t>
       </w:r>
       <w:r>
@@ -1731,64 +1734,108 @@
         </w:rPr>
         <w:t>환경을 준비합니다.</w:t>
       </w:r>
+      <w:r>
+        <w:rPr>
+          <w:rFonts w:hint="eastAsia"/>
+        </w:rPr>
+        <w:t xml:space="preserve"> </w:t>
+      </w:r>
+      <w:r>
+        <w:rPr>
+          <w:rFonts w:hint="eastAsia"/>
+        </w:rPr>
+        <w:t>모든 자료는 다음 링크에서 다운로드 받을 수 있습니다.</w:t>
+      </w:r>
+      <w:r>
+        <w:t xml:space="preserve"> </w:t>
+      </w:r>
+      <w:r>
+        <w:rPr>
+          <w:rFonts w:hint="eastAsia"/>
+        </w:rPr>
+        <w:t xml:space="preserve">본 실습은 가급적 </w:t>
+      </w:r>
+      <w:r>
+        <w:t>Colab</w:t>
+      </w:r>
+      <w:r>
+        <w:rPr>
+          <w:rFonts w:hint="eastAsia"/>
+        </w:rPr>
+        <w:t xml:space="preserve">에서 실행될 수 있게 </w:t>
+      </w:r>
+      <w:r>
+        <w:t xml:space="preserve">ipynb </w:t>
+      </w:r>
+      <w:r>
+        <w:rPr>
+          <w:rFonts w:hint="eastAsia"/>
+        </w:rPr>
+        <w:t>형식을 제공하며,</w:t>
+      </w:r>
+      <w:r>
+        <w:t xml:space="preserve"> </w:t>
+      </w:r>
+      <w:r>
+        <w:rPr>
+          <w:rFonts w:hint="eastAsia"/>
+        </w:rPr>
+        <w:t>가끔 디버깅(</w:t>
+      </w:r>
+      <w:r>
+        <w:t>vscode)</w:t>
+      </w:r>
+      <w:r>
+        <w:rPr>
+          <w:rFonts w:hint="eastAsia"/>
+        </w:rPr>
+        <w:t xml:space="preserve">하며 실습해야 할 경우에 </w:t>
+      </w:r>
+      <w:r>
+        <w:t>py</w:t>
+      </w:r>
+      <w:r>
+        <w:rPr>
+          <w:rFonts w:hint="eastAsia"/>
+        </w:rPr>
+        <w:t xml:space="preserve"> 파일로 작업합니다.</w:t>
+      </w:r>
+      <w:r>
+        <w:t xml:space="preserve"> </w:t>
+      </w:r>
     </w:p>
     <w:p>
       <w:pPr>
         <w:pStyle w:val="a8"/>
       </w:pPr>
       <w:r>
-        <w:rPr>
-          <w:rFonts w:hint="eastAsia"/>
-        </w:rPr>
-        <w:t>모든 자료는 다음 링크에서 다운로드 받을 수 있습니다.</w:t>
-      </w:r>
-      <w:r>
-        <w:t xml:space="preserve"> </w:t>
-      </w:r>
-    </w:p>
-    <w:p>
-      <w:pPr>
-        <w:pStyle w:val="a8"/>
-        <w:numPr>
-          <w:ilvl w:val="0"/>
-          <w:numId w:val="17"/>
-        </w:numPr>
-      </w:pPr>
+        <w:t xml:space="preserve">git clone </w:t>
+      </w:r>
       <w:hyperlink r:id="rId12" w:history="1">
         <w:r>
           <w:rPr>
             <w:rStyle w:val="a4"/>
-            <w:color w:val="auto"/>
           </w:rPr>
-          <w:t>AI_foundation_tutorial</w:t>
+          <w:t>mac999/multimodal_ai_learning: Multimodal AI tutorial</w:t>
         </w:r>
       </w:hyperlink>
-      <w:r>
-        <w:t xml:space="preserve">: </w:t>
-      </w:r>
-      <w:hyperlink r:id="rId13" w:history="1">
-        <w:r>
-          <w:rPr>
-            <w:rStyle w:val="a4"/>
-          </w:rPr>
-          <w:t>https://github.com/mac999/AI_foundation_tutorial</w:t>
-        </w:r>
-      </w:hyperlink>
-      <w:r>
-        <w:t xml:space="preserve"> </w:t>
-      </w:r>
     </w:p>
     <w:p>
       <w:pPr>
         <w:pStyle w:val="a8"/>
         <w:ind w:left="800"/>
-      </w:pPr>
+        <w:rPr>
+          <w:rFonts w:hint="eastAsia"/>
+        </w:rPr>
+      </w:pPr>
+      <w:bookmarkStart w:id="1" w:name="_GoBack"/>
+      <w:bookmarkEnd w:id="1"/>
     </w:p>
     <w:p>
       <w:pPr>
         <w:pStyle w:val="1"/>
       </w:pPr>
-      <w:bookmarkStart w:id="1" w:name="_Toc211525723"/>
+      <w:bookmarkStart w:id="2" w:name="_Toc211525723"/>
       <w:r>
         <w:t>계정</w:t>
       </w:r>
@@ -1798,7 +1845,7 @@
       <w:r>
         <w:t>가입</w:t>
       </w:r>
-      <w:bookmarkEnd w:id="1"/>
+      <w:bookmarkEnd w:id="2"/>
     </w:p>
     <w:p>
       <w:pPr>
@@ -1923,12 +1970,11 @@
         </w:rPr>
         <w:t xml:space="preserve">: </w:t>
       </w:r>
-      <w:hyperlink r:id="rId14" w:history="1">
+      <w:hyperlink r:id="rId13" w:history="1">
         <w:r>
           <w:rPr>
             <w:rStyle w:val="a4"/>
             <w:rFonts w:asciiTheme="majorEastAsia" w:eastAsiaTheme="majorEastAsia" w:hAnsiTheme="majorEastAsia" w:cs="굴림"/>
-            <w:color w:val="auto"/>
             <w:sz w:val="22"/>
             <w:szCs w:val="22"/>
           </w:rPr>
@@ -1978,7 +2024,7 @@
           <w:sz w:val="22"/>
           <w:szCs w:val="22"/>
         </w:rPr>
-        <w:t>C</w:t>
+        <w:t>G</w:t>
       </w:r>
       <w:r>
         <w:rPr>
@@ -1986,7 +2032,7 @@
           <w:sz w:val="22"/>
           <w:szCs w:val="22"/>
         </w:rPr>
-        <w:t xml:space="preserve">hatGPT </w:t>
+        <w:t xml:space="preserve">ithub </w:t>
       </w:r>
       <w:r>
         <w:rPr>
@@ -1995,7 +2041,15 @@
           <w:szCs w:val="22"/>
           <w:lang w:eastAsia="ko-KR"/>
         </w:rPr>
-        <w:t>가입(</w:t>
+        <w:t>가입</w:t>
+      </w:r>
+      <w:r>
+        <w:rPr>
+          <w:rFonts w:asciiTheme="majorEastAsia" w:eastAsiaTheme="majorEastAsia" w:hAnsiTheme="majorEastAsia" w:cs="굴림" w:hint="cs"/>
+          <w:sz w:val="22"/>
+          <w:szCs w:val="22"/>
+        </w:rPr>
+        <w:t>(</w:t>
       </w:r>
       <w:r>
         <w:rPr>
@@ -2008,12 +2062,39 @@
       </w:r>
       <w:r>
         <w:rPr>
-          <w:rFonts w:asciiTheme="majorEastAsia" w:eastAsiaTheme="majorEastAsia" w:hAnsiTheme="majorEastAsia" w:cs="굴림" w:hint="eastAsia"/>
-          <w:sz w:val="22"/>
-          <w:szCs w:val="22"/>
-          <w:lang w:eastAsia="ko-KR"/>
+          <w:rFonts w:asciiTheme="majorEastAsia" w:eastAsiaTheme="majorEastAsia" w:hAnsiTheme="majorEastAsia" w:cs="굴림" w:hint="cs"/>
+          <w:sz w:val="22"/>
+          <w:szCs w:val="22"/>
         </w:rPr>
         <w:t>)</w:t>
+      </w:r>
+      <w:r>
+        <w:rPr>
+          <w:rFonts w:asciiTheme="majorEastAsia" w:eastAsiaTheme="majorEastAsia" w:hAnsiTheme="majorEastAsia" w:cs="굴림"/>
+          <w:sz w:val="22"/>
+          <w:szCs w:val="22"/>
+        </w:rPr>
+        <w:t xml:space="preserve">: </w:t>
+      </w:r>
+      <w:hyperlink r:id="rId14" w:history="1">
+        <w:r>
+          <w:rPr>
+            <w:rStyle w:val="a4"/>
+            <w:rFonts w:asciiTheme="majorEastAsia" w:eastAsiaTheme="majorEastAsia" w:hAnsiTheme="majorEastAsia" w:cs="굴림"/>
+            <w:color w:val="auto"/>
+            <w:sz w:val="22"/>
+            <w:szCs w:val="22"/>
+          </w:rPr>
+          <w:t>https://github.com/</w:t>
+        </w:r>
+      </w:hyperlink>
+      <w:r>
+        <w:rPr>
+          <w:rFonts w:asciiTheme="majorEastAsia" w:eastAsiaTheme="majorEastAsia" w:hAnsiTheme="majorEastAsia" w:cs="굴림"/>
+          <w:sz w:val="22"/>
+          <w:szCs w:val="22"/>
+        </w:rPr>
+        <w:t xml:space="preserve"> </w:t>
       </w:r>
     </w:p>
     <w:p>
@@ -2038,28 +2119,11 @@
       </w:pPr>
       <w:r>
         <w:rPr>
-          <w:rFonts w:asciiTheme="majorEastAsia" w:eastAsiaTheme="majorEastAsia" w:hAnsiTheme="majorEastAsia" w:cs="굴림" w:hint="cs"/>
-          <w:sz w:val="22"/>
-          <w:szCs w:val="22"/>
-        </w:rPr>
-        <w:t>G</w:t>
-      </w:r>
-      <w:r>
-        <w:rPr>
           <w:rFonts w:asciiTheme="majorEastAsia" w:eastAsiaTheme="majorEastAsia" w:hAnsiTheme="majorEastAsia" w:cs="굴림"/>
           <w:sz w:val="22"/>
           <w:szCs w:val="22"/>
         </w:rPr>
-        <w:t xml:space="preserve">ithub </w:t>
-      </w:r>
-      <w:r>
-        <w:rPr>
-          <w:rFonts w:asciiTheme="majorEastAsia" w:eastAsiaTheme="majorEastAsia" w:hAnsiTheme="majorEastAsia" w:cs="굴림" w:hint="eastAsia"/>
-          <w:sz w:val="22"/>
-          <w:szCs w:val="22"/>
-          <w:lang w:eastAsia="ko-KR"/>
-        </w:rPr>
-        <w:t>가입</w:t>
+        <w:t>Huggingface API Token 생성</w:t>
       </w:r>
       <w:r>
         <w:rPr>
@@ -2103,7 +2167,7 @@
             <w:sz w:val="22"/>
             <w:szCs w:val="22"/>
           </w:rPr>
-          <w:t>https://github.com/</w:t>
+          <w:t>https://huggingface.co/settings/tokens</w:t>
         </w:r>
       </w:hyperlink>
       <w:r>
@@ -2141,22 +2205,13 @@
           <w:sz w:val="22"/>
           <w:szCs w:val="22"/>
         </w:rPr>
-        <w:t>Huggingface API Token 생성</w:t>
-      </w:r>
-      <w:r>
-        <w:rPr>
-          <w:rFonts w:asciiTheme="majorEastAsia" w:eastAsiaTheme="majorEastAsia" w:hAnsiTheme="majorEastAsia" w:cs="굴림" w:hint="cs"/>
-          <w:sz w:val="22"/>
-          <w:szCs w:val="22"/>
-        </w:rPr>
-        <w:t>(</w:t>
+        <w:t>Huggingface 가입(</w:t>
       </w:r>
       <w:r>
         <w:rPr>
           <w:rFonts w:asciiTheme="majorEastAsia" w:eastAsiaTheme="majorEastAsia" w:hAnsiTheme="majorEastAsia" w:cs="굴림" w:hint="eastAsia"/>
           <w:sz w:val="22"/>
           <w:szCs w:val="22"/>
-          <w:lang w:eastAsia="ko-KR"/>
         </w:rPr>
         <w:t>무료</w:t>
       </w:r>
@@ -2185,7 +2240,7 @@
             <w:sz w:val="22"/>
             <w:szCs w:val="22"/>
           </w:rPr>
-          <w:t>https://huggingface.co/settings/tokens</w:t>
+          <w:t>https://huggingface.co</w:t>
         </w:r>
       </w:hyperlink>
       <w:r>
@@ -2223,7 +2278,7 @@
           <w:sz w:val="22"/>
           <w:szCs w:val="22"/>
         </w:rPr>
-        <w:t>Huggingface 가입(</w:t>
+        <w:t>클로드</w:t>
       </w:r>
       <w:r>
         <w:rPr>
@@ -2231,7 +2286,32 @@
           <w:sz w:val="22"/>
           <w:szCs w:val="22"/>
         </w:rPr>
-        <w:t>무료</w:t>
+        <w:t>(</w:t>
+      </w:r>
+      <w:r>
+        <w:rPr>
+          <w:rFonts w:asciiTheme="majorEastAsia" w:eastAsiaTheme="majorEastAsia" w:hAnsiTheme="majorEastAsia" w:cs="굴림"/>
+          <w:sz w:val="22"/>
+          <w:szCs w:val="22"/>
+        </w:rPr>
+        <w:t>Claude)</w:t>
+      </w:r>
+      <w:r>
+        <w:rPr>
+          <w:rFonts w:asciiTheme="majorEastAsia" w:eastAsiaTheme="majorEastAsia" w:hAnsiTheme="majorEastAsia" w:cs="굴림"/>
+          <w:sz w:val="22"/>
+          <w:szCs w:val="22"/>
+        </w:rPr>
+        <w:t xml:space="preserve"> </w:t>
+      </w:r>
+      <w:r>
+        <w:rPr>
+          <w:rFonts w:asciiTheme="majorEastAsia" w:eastAsiaTheme="majorEastAsia" w:hAnsiTheme="majorEastAsia" w:cs="굴림" w:hint="eastAsia"/>
+          <w:sz w:val="22"/>
+          <w:szCs w:val="22"/>
+          <w:lang w:eastAsia="ko-KR"/>
+        </w:rPr>
+        <w:t>가입(무료)</w:t>
       </w:r>
       <w:r>
         <w:rPr>
@@ -2239,7 +2319,7 @@
           <w:sz w:val="22"/>
           <w:szCs w:val="22"/>
         </w:rPr>
-        <w:t>)</w:t>
+        <w:t>:</w:t>
       </w:r>
       <w:r>
         <w:rPr>
@@ -2247,7 +2327,7 @@
           <w:sz w:val="22"/>
           <w:szCs w:val="22"/>
         </w:rPr>
-        <w:t xml:space="preserve">: </w:t>
+        <w:t xml:space="preserve"> </w:t>
       </w:r>
       <w:hyperlink r:id="rId17" w:history="1">
         <w:r>
@@ -2258,7 +2338,7 @@
             <w:sz w:val="22"/>
             <w:szCs w:val="22"/>
           </w:rPr>
-          <w:t>https://huggingface.co</w:t>
+          <w:t>https://claude.ai/</w:t>
         </w:r>
       </w:hyperlink>
       <w:r>
@@ -2268,6 +2348,750 @@
           <w:szCs w:val="22"/>
         </w:rPr>
         <w:t xml:space="preserve"> </w:t>
+      </w:r>
+    </w:p>
+    <w:p>
+      <w:pPr>
+        <w:widowControl/>
+        <w:autoSpaceDE/>
+        <w:spacing w:after="100" w:afterAutospacing="1" w:line="240" w:lineRule="auto"/>
+        <w:ind w:left="720"/>
+        <w:rPr>
+          <w:rFonts w:asciiTheme="majorEastAsia" w:eastAsiaTheme="majorEastAsia" w:hAnsiTheme="majorEastAsia" w:cs="굴림"/>
+          <w:sz w:val="22"/>
+          <w:szCs w:val="22"/>
+          <w:lang w:eastAsia="ko-KR"/>
+        </w:rPr>
+      </w:pPr>
+      <w:r>
+        <w:rPr>
+          <w:rFonts w:asciiTheme="majorEastAsia" w:eastAsiaTheme="majorEastAsia" w:hAnsiTheme="majorEastAsia" w:cs="굴림" w:hint="eastAsia"/>
+          <w:sz w:val="22"/>
+          <w:szCs w:val="22"/>
+          <w:lang w:eastAsia="ko-KR"/>
+        </w:rPr>
+        <w:t>참고로,</w:t>
+      </w:r>
+      <w:r>
+        <w:rPr>
+          <w:rFonts w:asciiTheme="majorEastAsia" w:eastAsiaTheme="majorEastAsia" w:hAnsiTheme="majorEastAsia" w:cs="굴림"/>
+          <w:sz w:val="22"/>
+          <w:szCs w:val="22"/>
+          <w:lang w:eastAsia="ko-KR"/>
+        </w:rPr>
+        <w:t xml:space="preserve"> </w:t>
+      </w:r>
+      <w:r>
+        <w:rPr>
+          <w:rFonts w:asciiTheme="majorEastAsia" w:eastAsiaTheme="majorEastAsia" w:hAnsiTheme="majorEastAsia" w:cs="굴림" w:hint="eastAsia"/>
+          <w:sz w:val="22"/>
+          <w:szCs w:val="22"/>
+          <w:lang w:eastAsia="ko-KR"/>
+        </w:rPr>
+        <w:t>유료 서비스일 경우,</w:t>
+      </w:r>
+      <w:r>
+        <w:rPr>
+          <w:rFonts w:asciiTheme="majorEastAsia" w:eastAsiaTheme="majorEastAsia" w:hAnsiTheme="majorEastAsia" w:cs="굴림"/>
+          <w:sz w:val="22"/>
+          <w:szCs w:val="22"/>
+          <w:lang w:eastAsia="ko-KR"/>
+        </w:rPr>
+        <w:t xml:space="preserve"> </w:t>
+      </w:r>
+      <w:r>
+        <w:rPr>
+          <w:rFonts w:asciiTheme="majorEastAsia" w:eastAsiaTheme="majorEastAsia" w:hAnsiTheme="majorEastAsia" w:cs="굴림" w:hint="eastAsia"/>
+          <w:sz w:val="22"/>
+          <w:szCs w:val="22"/>
+          <w:lang w:eastAsia="ko-KR"/>
+        </w:rPr>
+        <w:t>간단히</w:t>
+      </w:r>
+      <w:r>
+        <w:rPr>
+          <w:rFonts w:asciiTheme="majorEastAsia" w:eastAsiaTheme="majorEastAsia" w:hAnsiTheme="majorEastAsia" w:cs="굴림" w:hint="cs"/>
+          <w:sz w:val="22"/>
+          <w:szCs w:val="22"/>
+        </w:rPr>
+        <w:t xml:space="preserve"> </w:t>
+      </w:r>
+      <w:r>
+        <w:rPr>
+          <w:rFonts w:asciiTheme="majorEastAsia" w:eastAsiaTheme="majorEastAsia" w:hAnsiTheme="majorEastAsia" w:cs="굴림" w:hint="eastAsia"/>
+          <w:sz w:val="22"/>
+          <w:szCs w:val="22"/>
+          <w:lang w:eastAsia="ko-KR"/>
+        </w:rPr>
+        <w:t xml:space="preserve">경험하는 것은 </w:t>
+      </w:r>
+      <w:r>
+        <w:rPr>
+          <w:rFonts w:asciiTheme="majorEastAsia" w:eastAsiaTheme="majorEastAsia" w:hAnsiTheme="majorEastAsia" w:cs="굴림" w:hint="eastAsia"/>
+          <w:sz w:val="22"/>
+          <w:szCs w:val="22"/>
+          <w:lang w:eastAsia="ko-KR"/>
+        </w:rPr>
+        <w:t xml:space="preserve">각 서비스 별 </w:t>
+      </w:r>
+      <w:r>
+        <w:rPr>
+          <w:rFonts w:asciiTheme="majorEastAsia" w:eastAsiaTheme="majorEastAsia" w:hAnsiTheme="majorEastAsia" w:cs="굴림" w:hint="eastAsia"/>
+          <w:sz w:val="22"/>
+          <w:szCs w:val="22"/>
+          <w:lang w:eastAsia="ko-KR"/>
+        </w:rPr>
+        <w:t xml:space="preserve">약 </w:t>
+      </w:r>
+      <w:r>
+        <w:rPr>
+          <w:rFonts w:asciiTheme="majorEastAsia" w:eastAsiaTheme="majorEastAsia" w:hAnsiTheme="majorEastAsia" w:cs="굴림"/>
+          <w:sz w:val="22"/>
+          <w:szCs w:val="22"/>
+          <w:lang w:eastAsia="ko-KR"/>
+        </w:rPr>
+        <w:t>$20</w:t>
+      </w:r>
+      <w:r>
+        <w:rPr>
+          <w:rFonts w:asciiTheme="majorEastAsia" w:eastAsiaTheme="majorEastAsia" w:hAnsiTheme="majorEastAsia" w:cs="굴림" w:hint="eastAsia"/>
+          <w:sz w:val="22"/>
+          <w:szCs w:val="22"/>
+          <w:lang w:eastAsia="ko-KR"/>
+        </w:rPr>
+        <w:t>달러</w:t>
+      </w:r>
+      <w:r>
+        <w:rPr>
+          <w:rFonts w:asciiTheme="majorEastAsia" w:eastAsiaTheme="majorEastAsia" w:hAnsiTheme="majorEastAsia" w:cs="굴림"/>
+          <w:sz w:val="22"/>
+          <w:szCs w:val="22"/>
+          <w:lang w:eastAsia="ko-KR"/>
+        </w:rPr>
+        <w:t xml:space="preserve"> </w:t>
+      </w:r>
+      <w:r>
+        <w:rPr>
+          <w:rFonts w:asciiTheme="majorEastAsia" w:eastAsiaTheme="majorEastAsia" w:hAnsiTheme="majorEastAsia" w:cs="굴림" w:hint="eastAsia"/>
+          <w:sz w:val="22"/>
+          <w:szCs w:val="22"/>
+          <w:lang w:eastAsia="ko-KR"/>
+        </w:rPr>
+        <w:t>이내</w:t>
+      </w:r>
+      <w:r>
+        <w:rPr>
+          <w:rFonts w:asciiTheme="majorEastAsia" w:eastAsiaTheme="majorEastAsia" w:hAnsiTheme="majorEastAsia" w:cs="굴림" w:hint="eastAsia"/>
+          <w:sz w:val="22"/>
+          <w:szCs w:val="22"/>
+          <w:lang w:eastAsia="ko-KR"/>
+        </w:rPr>
+        <w:t xml:space="preserve"> 한도에서</w:t>
+      </w:r>
+      <w:r>
+        <w:rPr>
+          <w:rFonts w:asciiTheme="majorEastAsia" w:eastAsiaTheme="majorEastAsia" w:hAnsiTheme="majorEastAsia" w:cs="굴림" w:hint="eastAsia"/>
+          <w:sz w:val="22"/>
+          <w:szCs w:val="22"/>
+          <w:lang w:eastAsia="ko-KR"/>
+        </w:rPr>
+        <w:t xml:space="preserve"> 구독</w:t>
+      </w:r>
+      <w:r>
+        <w:rPr>
+          <w:rFonts w:asciiTheme="majorEastAsia" w:eastAsiaTheme="majorEastAsia" w:hAnsiTheme="majorEastAsia" w:cs="굴림" w:hint="eastAsia"/>
+          <w:sz w:val="22"/>
+          <w:szCs w:val="22"/>
+          <w:lang w:eastAsia="ko-KR"/>
+        </w:rPr>
+        <w:t>하는 것이</w:t>
+      </w:r>
+      <w:r>
+        <w:rPr>
+          <w:rFonts w:asciiTheme="majorEastAsia" w:eastAsiaTheme="majorEastAsia" w:hAnsiTheme="majorEastAsia" w:cs="굴림" w:hint="eastAsia"/>
+          <w:sz w:val="22"/>
+          <w:szCs w:val="22"/>
+          <w:lang w:eastAsia="ko-KR"/>
+        </w:rPr>
+        <w:t xml:space="preserve"> 좋습니다.</w:t>
+      </w:r>
+      <w:r>
+        <w:rPr>
+          <w:rFonts w:asciiTheme="majorEastAsia" w:eastAsiaTheme="majorEastAsia" w:hAnsiTheme="majorEastAsia" w:cs="굴림"/>
+          <w:sz w:val="22"/>
+          <w:szCs w:val="22"/>
+          <w:lang w:eastAsia="ko-KR"/>
+        </w:rPr>
+        <w:t xml:space="preserve"> </w:t>
+      </w:r>
+      <w:r>
+        <w:rPr>
+          <w:rFonts w:asciiTheme="majorEastAsia" w:eastAsiaTheme="majorEastAsia" w:hAnsiTheme="majorEastAsia" w:cs="굴림" w:hint="eastAsia"/>
+          <w:sz w:val="22"/>
+          <w:szCs w:val="22"/>
+          <w:lang w:eastAsia="ko-KR"/>
+        </w:rPr>
+        <w:t>예를 들어,</w:t>
+      </w:r>
+      <w:r>
+        <w:rPr>
+          <w:rFonts w:asciiTheme="majorEastAsia" w:eastAsiaTheme="majorEastAsia" w:hAnsiTheme="majorEastAsia" w:cs="굴림"/>
+          <w:sz w:val="22"/>
+          <w:szCs w:val="22"/>
+          <w:lang w:eastAsia="ko-KR"/>
+        </w:rPr>
+        <w:t xml:space="preserve"> </w:t>
+      </w:r>
+      <w:r>
+        <w:rPr>
+          <w:rFonts w:asciiTheme="majorEastAsia" w:eastAsiaTheme="majorEastAsia" w:hAnsiTheme="majorEastAsia" w:cs="굴림"/>
+          <w:sz w:val="22"/>
+          <w:szCs w:val="22"/>
+          <w:lang w:eastAsia="ko-KR"/>
+        </w:rPr>
+        <w:t xml:space="preserve">Pay as you go </w:t>
+      </w:r>
+      <w:r>
+        <w:rPr>
+          <w:rFonts w:asciiTheme="majorEastAsia" w:eastAsiaTheme="majorEastAsia" w:hAnsiTheme="majorEastAsia" w:cs="굴림" w:hint="eastAsia"/>
+          <w:sz w:val="22"/>
+          <w:szCs w:val="22"/>
+          <w:lang w:eastAsia="ko-KR"/>
+        </w:rPr>
+        <w:t>서비스</w:t>
+      </w:r>
+      <w:r>
+        <w:rPr>
+          <w:rFonts w:asciiTheme="majorEastAsia" w:eastAsiaTheme="majorEastAsia" w:hAnsiTheme="majorEastAsia" w:cs="굴림" w:hint="eastAsia"/>
+          <w:sz w:val="22"/>
+          <w:szCs w:val="22"/>
+          <w:lang w:eastAsia="ko-KR"/>
+        </w:rPr>
+        <w:t>의 경우는</w:t>
+      </w:r>
+      <w:r>
+        <w:rPr>
+          <w:rFonts w:asciiTheme="majorEastAsia" w:eastAsiaTheme="majorEastAsia" w:hAnsiTheme="majorEastAsia" w:cs="굴림" w:hint="eastAsia"/>
+          <w:sz w:val="22"/>
+          <w:szCs w:val="22"/>
+          <w:lang w:eastAsia="ko-KR"/>
+        </w:rPr>
+        <w:t xml:space="preserve"> 사용</w:t>
+      </w:r>
+      <w:r>
+        <w:rPr>
+          <w:rFonts w:asciiTheme="majorEastAsia" w:eastAsiaTheme="majorEastAsia" w:hAnsiTheme="majorEastAsia" w:cs="굴림" w:hint="eastAsia"/>
+          <w:sz w:val="22"/>
+          <w:szCs w:val="22"/>
+          <w:lang w:eastAsia="ko-KR"/>
+        </w:rPr>
+        <w:t xml:space="preserve"> 한계 설정해 놓는 것이 좋습니다</w:t>
+      </w:r>
+      <w:r>
+        <w:rPr>
+          <w:rFonts w:asciiTheme="majorEastAsia" w:eastAsiaTheme="majorEastAsia" w:hAnsiTheme="majorEastAsia" w:cs="굴림"/>
+          <w:sz w:val="22"/>
+          <w:szCs w:val="22"/>
+          <w:lang w:eastAsia="ko-KR"/>
+        </w:rPr>
+        <w:t>.</w:t>
+      </w:r>
+      <w:r>
+        <w:rPr>
+          <w:rFonts w:asciiTheme="majorEastAsia" w:eastAsiaTheme="majorEastAsia" w:hAnsiTheme="majorEastAsia" w:cs="굴림"/>
+          <w:sz w:val="22"/>
+          <w:szCs w:val="22"/>
+          <w:lang w:eastAsia="ko-KR"/>
+        </w:rPr>
+        <w:t xml:space="preserve"> </w:t>
+      </w:r>
+      <w:r>
+        <w:rPr>
+          <w:rFonts w:asciiTheme="majorEastAsia" w:eastAsiaTheme="majorEastAsia" w:hAnsiTheme="majorEastAsia" w:cs="굴림" w:hint="eastAsia"/>
+          <w:sz w:val="22"/>
+          <w:szCs w:val="22"/>
+          <w:lang w:eastAsia="ko-KR"/>
+        </w:rPr>
+        <w:t>각</w:t>
+      </w:r>
+      <w:r>
+        <w:rPr>
+          <w:rFonts w:asciiTheme="majorEastAsia" w:eastAsiaTheme="majorEastAsia" w:hAnsiTheme="majorEastAsia" w:cs="굴림" w:hint="cs"/>
+          <w:sz w:val="22"/>
+          <w:szCs w:val="22"/>
+        </w:rPr>
+        <w:t xml:space="preserve"> </w:t>
+      </w:r>
+      <w:r>
+        <w:rPr>
+          <w:rFonts w:asciiTheme="majorEastAsia" w:eastAsiaTheme="majorEastAsia" w:hAnsiTheme="majorEastAsia" w:cs="굴림" w:hint="eastAsia"/>
+          <w:sz w:val="22"/>
+          <w:szCs w:val="22"/>
+          <w:lang w:eastAsia="ko-KR"/>
+        </w:rPr>
+        <w:t>계정에</w:t>
+      </w:r>
+      <w:r>
+        <w:rPr>
+          <w:rFonts w:asciiTheme="majorEastAsia" w:eastAsiaTheme="majorEastAsia" w:hAnsiTheme="majorEastAsia" w:cs="굴림" w:hint="cs"/>
+          <w:sz w:val="22"/>
+          <w:szCs w:val="22"/>
+        </w:rPr>
+        <w:t xml:space="preserve"> </w:t>
+      </w:r>
+      <w:r>
+        <w:rPr>
+          <w:rFonts w:asciiTheme="majorEastAsia" w:eastAsiaTheme="majorEastAsia" w:hAnsiTheme="majorEastAsia" w:cs="굴림"/>
+          <w:sz w:val="22"/>
+          <w:szCs w:val="22"/>
+        </w:rPr>
+        <w:t>ID, PWD</w:t>
+      </w:r>
+      <w:r>
+        <w:rPr>
+          <w:rFonts w:asciiTheme="majorEastAsia" w:eastAsiaTheme="majorEastAsia" w:hAnsiTheme="majorEastAsia" w:cs="굴림" w:hint="eastAsia"/>
+          <w:sz w:val="22"/>
+          <w:szCs w:val="22"/>
+          <w:lang w:eastAsia="ko-KR"/>
+        </w:rPr>
+        <w:t>는</w:t>
+      </w:r>
+      <w:r>
+        <w:rPr>
+          <w:rFonts w:asciiTheme="majorEastAsia" w:eastAsiaTheme="majorEastAsia" w:hAnsiTheme="majorEastAsia" w:cs="굴림" w:hint="cs"/>
+          <w:sz w:val="22"/>
+          <w:szCs w:val="22"/>
+        </w:rPr>
+        <w:t xml:space="preserve"> </w:t>
+      </w:r>
+      <w:r>
+        <w:rPr>
+          <w:rFonts w:asciiTheme="majorEastAsia" w:eastAsiaTheme="majorEastAsia" w:hAnsiTheme="majorEastAsia" w:cs="굴림" w:hint="eastAsia"/>
+          <w:sz w:val="22"/>
+          <w:szCs w:val="22"/>
+          <w:lang w:eastAsia="ko-KR"/>
+        </w:rPr>
+        <w:t>별도</w:t>
+      </w:r>
+      <w:r>
+        <w:rPr>
+          <w:rFonts w:asciiTheme="majorEastAsia" w:eastAsiaTheme="majorEastAsia" w:hAnsiTheme="majorEastAsia" w:cs="굴림" w:hint="cs"/>
+          <w:sz w:val="22"/>
+          <w:szCs w:val="22"/>
+        </w:rPr>
+        <w:t xml:space="preserve"> </w:t>
+      </w:r>
+      <w:r>
+        <w:rPr>
+          <w:rFonts w:asciiTheme="majorEastAsia" w:eastAsiaTheme="majorEastAsia" w:hAnsiTheme="majorEastAsia" w:cs="굴림" w:hint="eastAsia"/>
+          <w:sz w:val="22"/>
+          <w:szCs w:val="22"/>
+          <w:lang w:eastAsia="ko-KR"/>
+        </w:rPr>
+        <w:t>기록해</w:t>
+      </w:r>
+      <w:r>
+        <w:rPr>
+          <w:rFonts w:asciiTheme="majorEastAsia" w:eastAsiaTheme="majorEastAsia" w:hAnsiTheme="majorEastAsia" w:cs="굴림" w:hint="cs"/>
+          <w:sz w:val="22"/>
+          <w:szCs w:val="22"/>
+        </w:rPr>
+        <w:t xml:space="preserve"> </w:t>
+      </w:r>
+      <w:r>
+        <w:rPr>
+          <w:rFonts w:asciiTheme="majorEastAsia" w:eastAsiaTheme="majorEastAsia" w:hAnsiTheme="majorEastAsia" w:cs="굴림" w:hint="eastAsia"/>
+          <w:sz w:val="22"/>
+          <w:szCs w:val="22"/>
+          <w:lang w:eastAsia="ko-KR"/>
+        </w:rPr>
+        <w:t>놓고</w:t>
+      </w:r>
+      <w:r>
+        <w:rPr>
+          <w:rFonts w:asciiTheme="majorEastAsia" w:eastAsiaTheme="majorEastAsia" w:hAnsiTheme="majorEastAsia" w:cs="굴림" w:hint="cs"/>
+          <w:sz w:val="22"/>
+          <w:szCs w:val="22"/>
+        </w:rPr>
+        <w:t>,</w:t>
+      </w:r>
+      <w:r>
+        <w:rPr>
+          <w:rFonts w:asciiTheme="majorEastAsia" w:eastAsiaTheme="majorEastAsia" w:hAnsiTheme="majorEastAsia" w:cs="굴림"/>
+          <w:sz w:val="22"/>
+          <w:szCs w:val="22"/>
+        </w:rPr>
+        <w:t xml:space="preserve"> </w:t>
+      </w:r>
+      <w:r>
+        <w:rPr>
+          <w:rFonts w:asciiTheme="majorEastAsia" w:eastAsiaTheme="majorEastAsia" w:hAnsiTheme="majorEastAsia" w:cs="굴림" w:hint="eastAsia"/>
+          <w:sz w:val="22"/>
+          <w:szCs w:val="22"/>
+          <w:lang w:eastAsia="ko-KR"/>
+        </w:rPr>
+        <w:t>다음</w:t>
+      </w:r>
+      <w:r>
+        <w:rPr>
+          <w:rFonts w:asciiTheme="majorEastAsia" w:eastAsiaTheme="majorEastAsia" w:hAnsiTheme="majorEastAsia" w:cs="굴림" w:hint="cs"/>
+          <w:sz w:val="22"/>
+          <w:szCs w:val="22"/>
+        </w:rPr>
+        <w:t xml:space="preserve"> </w:t>
+      </w:r>
+      <w:r>
+        <w:rPr>
+          <w:rFonts w:asciiTheme="majorEastAsia" w:eastAsiaTheme="majorEastAsia" w:hAnsiTheme="majorEastAsia" w:cs="굴림" w:hint="eastAsia"/>
+          <w:sz w:val="22"/>
+          <w:szCs w:val="22"/>
+          <w:lang w:eastAsia="ko-KR"/>
+        </w:rPr>
+        <w:t>개발도구</w:t>
+      </w:r>
+      <w:r>
+        <w:rPr>
+          <w:rFonts w:asciiTheme="majorEastAsia" w:eastAsiaTheme="majorEastAsia" w:hAnsiTheme="majorEastAsia" w:cs="굴림" w:hint="cs"/>
+          <w:sz w:val="22"/>
+          <w:szCs w:val="22"/>
+        </w:rPr>
+        <w:t xml:space="preserve"> </w:t>
+      </w:r>
+      <w:r>
+        <w:rPr>
+          <w:rFonts w:asciiTheme="majorEastAsia" w:eastAsiaTheme="majorEastAsia" w:hAnsiTheme="majorEastAsia" w:cs="굴림" w:hint="eastAsia"/>
+          <w:sz w:val="22"/>
+          <w:szCs w:val="22"/>
+          <w:lang w:eastAsia="ko-KR"/>
+        </w:rPr>
+        <w:t>설치</w:t>
+      </w:r>
+      <w:r>
+        <w:rPr>
+          <w:rFonts w:asciiTheme="majorEastAsia" w:eastAsiaTheme="majorEastAsia" w:hAnsiTheme="majorEastAsia" w:cs="굴림" w:hint="cs"/>
+          <w:sz w:val="22"/>
+          <w:szCs w:val="22"/>
+        </w:rPr>
+        <w:t xml:space="preserve"> </w:t>
+      </w:r>
+      <w:r>
+        <w:rPr>
+          <w:rFonts w:asciiTheme="majorEastAsia" w:eastAsiaTheme="majorEastAsia" w:hAnsiTheme="majorEastAsia" w:cs="굴림" w:hint="eastAsia"/>
+          <w:sz w:val="22"/>
+          <w:szCs w:val="22"/>
+          <w:lang w:eastAsia="ko-KR"/>
+        </w:rPr>
+        <w:t>시</w:t>
+      </w:r>
+      <w:r>
+        <w:rPr>
+          <w:rFonts w:asciiTheme="majorEastAsia" w:eastAsiaTheme="majorEastAsia" w:hAnsiTheme="majorEastAsia" w:cs="굴림" w:hint="cs"/>
+          <w:sz w:val="22"/>
+          <w:szCs w:val="22"/>
+        </w:rPr>
+        <w:t xml:space="preserve"> </w:t>
+      </w:r>
+      <w:r>
+        <w:rPr>
+          <w:rFonts w:asciiTheme="majorEastAsia" w:eastAsiaTheme="majorEastAsia" w:hAnsiTheme="majorEastAsia" w:cs="굴림" w:hint="eastAsia"/>
+          <w:sz w:val="22"/>
+          <w:szCs w:val="22"/>
+          <w:lang w:eastAsia="ko-KR"/>
+        </w:rPr>
+        <w:t>사용합니다.</w:t>
+      </w:r>
+    </w:p>
+    <w:p>
+      <w:pPr>
+        <w:widowControl/>
+        <w:autoSpaceDE/>
+        <w:spacing w:after="100" w:afterAutospacing="1" w:line="240" w:lineRule="auto"/>
+        <w:ind w:left="720"/>
+        <w:rPr>
+          <w:rFonts w:asciiTheme="majorEastAsia" w:eastAsiaTheme="majorEastAsia" w:hAnsiTheme="majorEastAsia" w:cs="굴림"/>
+          <w:sz w:val="22"/>
+          <w:szCs w:val="22"/>
+          <w:lang w:eastAsia="ko-KR"/>
+        </w:rPr>
+      </w:pPr>
+      <w:r>
+        <w:rPr>
+          <w:rFonts w:asciiTheme="majorEastAsia" w:eastAsiaTheme="majorEastAsia" w:hAnsiTheme="majorEastAsia" w:cs="굴림" w:hint="eastAsia"/>
+          <w:sz w:val="22"/>
+          <w:szCs w:val="22"/>
+          <w:lang w:eastAsia="ko-KR"/>
+        </w:rPr>
+        <w:t>참고로,</w:t>
+      </w:r>
+      <w:r>
+        <w:rPr>
+          <w:rFonts w:asciiTheme="majorEastAsia" w:eastAsiaTheme="majorEastAsia" w:hAnsiTheme="majorEastAsia" w:cs="굴림"/>
+          <w:sz w:val="22"/>
+          <w:szCs w:val="22"/>
+          <w:lang w:eastAsia="ko-KR"/>
+        </w:rPr>
+        <w:t xml:space="preserve"> </w:t>
+      </w:r>
+      <w:r>
+        <w:rPr>
+          <w:rFonts w:asciiTheme="majorEastAsia" w:eastAsiaTheme="majorEastAsia" w:hAnsiTheme="majorEastAsia" w:cs="굴림" w:hint="eastAsia"/>
+          <w:sz w:val="22"/>
+          <w:szCs w:val="22"/>
+          <w:lang w:eastAsia="ko-KR"/>
+        </w:rPr>
+        <w:t>공개 데이터셋이나 사전 학습된 딥러닝 모델을</w:t>
+      </w:r>
+      <w:r>
+        <w:rPr>
+          <w:rFonts w:asciiTheme="majorEastAsia" w:eastAsiaTheme="majorEastAsia" w:hAnsiTheme="majorEastAsia" w:cs="굴림"/>
+          <w:sz w:val="22"/>
+          <w:szCs w:val="22"/>
+        </w:rPr>
+        <w:t xml:space="preserve"> 사용하려면 Huggingface 계정이 </w:t>
+      </w:r>
+      <w:r>
+        <w:rPr>
+          <w:rFonts w:asciiTheme="majorEastAsia" w:eastAsiaTheme="majorEastAsia" w:hAnsiTheme="majorEastAsia" w:cs="굴림" w:hint="eastAsia"/>
+          <w:sz w:val="22"/>
+          <w:szCs w:val="22"/>
+          <w:lang w:eastAsia="ko-KR"/>
+        </w:rPr>
+        <w:t>필요하며</w:t>
+      </w:r>
+      <w:r>
+        <w:rPr>
+          <w:rFonts w:asciiTheme="majorEastAsia" w:eastAsiaTheme="majorEastAsia" w:hAnsiTheme="majorEastAsia" w:cs="굴림"/>
+          <w:sz w:val="22"/>
+          <w:szCs w:val="22"/>
+        </w:rPr>
+        <w:t xml:space="preserve">, </w:t>
+      </w:r>
+      <w:r>
+        <w:rPr>
+          <w:rFonts w:asciiTheme="majorEastAsia" w:eastAsiaTheme="majorEastAsia" w:hAnsiTheme="majorEastAsia" w:cs="굴림" w:hint="eastAsia"/>
+          <w:sz w:val="22"/>
+          <w:szCs w:val="22"/>
+          <w:lang w:eastAsia="ko-KR"/>
+        </w:rPr>
+        <w:t>특정</w:t>
+      </w:r>
+      <w:r>
+        <w:rPr>
+          <w:rFonts w:asciiTheme="majorEastAsia" w:eastAsiaTheme="majorEastAsia" w:hAnsiTheme="majorEastAsia" w:cs="굴림" w:hint="cs"/>
+          <w:sz w:val="22"/>
+          <w:szCs w:val="22"/>
+        </w:rPr>
+        <w:t xml:space="preserve"> </w:t>
+      </w:r>
+      <w:r>
+        <w:rPr>
+          <w:rFonts w:asciiTheme="majorEastAsia" w:eastAsiaTheme="majorEastAsia" w:hAnsiTheme="majorEastAsia" w:cs="굴림" w:hint="eastAsia"/>
+          <w:sz w:val="22"/>
+          <w:szCs w:val="22"/>
+          <w:lang w:eastAsia="ko-KR"/>
+        </w:rPr>
+        <w:t>모델의 경우 사용허가(</w:t>
+      </w:r>
+      <w:r>
+        <w:rPr>
+          <w:rFonts w:asciiTheme="majorEastAsia" w:eastAsiaTheme="majorEastAsia" w:hAnsiTheme="majorEastAsia" w:cs="굴림"/>
+          <w:sz w:val="22"/>
+          <w:szCs w:val="22"/>
+          <w:lang w:eastAsia="ko-KR"/>
+        </w:rPr>
+        <w:t>grant)</w:t>
+      </w:r>
+      <w:r>
+        <w:rPr>
+          <w:rFonts w:asciiTheme="majorEastAsia" w:eastAsiaTheme="majorEastAsia" w:hAnsiTheme="majorEastAsia" w:cs="굴림" w:hint="eastAsia"/>
+          <w:sz w:val="22"/>
+          <w:szCs w:val="22"/>
+          <w:lang w:eastAsia="ko-KR"/>
+        </w:rPr>
+        <w:t>를 요청해야 합니다.</w:t>
+      </w:r>
+      <w:r>
+        <w:rPr>
+          <w:rFonts w:asciiTheme="majorEastAsia" w:eastAsiaTheme="majorEastAsia" w:hAnsiTheme="majorEastAsia" w:cs="굴림"/>
+          <w:sz w:val="22"/>
+          <w:szCs w:val="22"/>
+          <w:lang w:eastAsia="ko-KR"/>
+        </w:rPr>
+        <w:t xml:space="preserve"> </w:t>
+      </w:r>
+    </w:p>
+    <w:p>
+      <w:pPr>
+        <w:widowControl/>
+        <w:autoSpaceDE/>
+        <w:spacing w:after="100" w:afterAutospacing="1" w:line="240" w:lineRule="auto"/>
+        <w:ind w:left="720"/>
+        <w:rPr>
+          <w:rFonts w:asciiTheme="majorEastAsia" w:eastAsiaTheme="majorEastAsia" w:hAnsiTheme="majorEastAsia" w:cs="굴림"/>
+          <w:sz w:val="22"/>
+          <w:szCs w:val="22"/>
+        </w:rPr>
+      </w:pPr>
+      <w:r>
+        <w:rPr>
+          <w:rFonts w:asciiTheme="majorEastAsia" w:eastAsiaTheme="majorEastAsia" w:hAnsiTheme="majorEastAsia" w:cs="굴림"/>
+          <w:sz w:val="22"/>
+          <w:szCs w:val="22"/>
+        </w:rPr>
+        <w:t xml:space="preserve"> </w:t>
+      </w:r>
+      <w:r>
+        <w:rPr>
+          <w:noProof/>
+        </w:rPr>
+        <w:drawing>
+          <wp:inline distT="0" distB="0" distL="0" distR="0" wp14:anchorId="6B4F5A9A" wp14:editId="744806A1">
+            <wp:extent cx="5688842" cy="2628900"/>
+            <wp:effectExtent l="0" t="0" r="7620" b="0"/>
+            <wp:docPr id="9" name="그림 9" descr="image"/>
+            <wp:cNvGraphicFramePr>
+              <a:graphicFrameLocks xmlns:a="http://schemas.openxmlformats.org/drawingml/2006/main" noChangeAspect="1"/>
+            </wp:cNvGraphicFramePr>
+            <a:graphic xmlns:a="http://schemas.openxmlformats.org/drawingml/2006/main">
+              <a:graphicData uri="http://schemas.openxmlformats.org/drawingml/2006/picture">
+                <pic:pic xmlns:pic="http://schemas.openxmlformats.org/drawingml/2006/picture">
+                  <pic:nvPicPr>
+                    <pic:cNvPr id="0" name="Picture 1" descr="image"/>
+                    <pic:cNvPicPr>
+                      <a:picLocks noChangeAspect="1" noChangeArrowheads="1"/>
+                    </pic:cNvPicPr>
+                  </pic:nvPicPr>
+                  <pic:blipFill rotWithShape="1">
+                    <a:blip r:embed="rId18" cstate="print">
+                      <a:extLst>
+                        <a:ext uri="{28A0092B-C50C-407E-A947-70E740481C1C}">
+                          <a14:useLocalDpi xmlns:a14="http://schemas.microsoft.com/office/drawing/2010/main" val="0"/>
+                        </a:ext>
+                      </a:extLst>
+                    </a:blip>
+                    <a:srcRect r="16346"/>
+                    <a:stretch/>
+                  </pic:blipFill>
+                  <pic:spPr bwMode="auto">
+                    <a:xfrm>
+                      <a:off x="0" y="0"/>
+                      <a:ext cx="5716070" cy="2641483"/>
+                    </a:xfrm>
+                    <a:prstGeom prst="rect">
+                      <a:avLst/>
+                    </a:prstGeom>
+                    <a:noFill/>
+                    <a:ln>
+                      <a:noFill/>
+                    </a:ln>
+                    <a:extLst>
+                      <a:ext uri="{53640926-AAD7-44D8-BBD7-CCE9431645EC}">
+                        <a14:shadowObscured xmlns:a14="http://schemas.microsoft.com/office/drawing/2010/main"/>
+                      </a:ext>
+                    </a:extLst>
+                  </pic:spPr>
+                </pic:pic>
+              </a:graphicData>
+            </a:graphic>
+          </wp:inline>
+        </w:drawing>
+      </w:r>
+    </w:p>
+    <w:p>
+      <w:pPr>
+        <w:pStyle w:val="1"/>
+      </w:pPr>
+      <w:bookmarkStart w:id="3" w:name="_Toc211525724"/>
+      <w:r>
+        <w:rPr>
+          <w:rFonts w:hint="eastAsia"/>
+          <w:lang w:eastAsia="ko-KR"/>
+        </w:rPr>
+        <w:lastRenderedPageBreak/>
+        <w:t>프로젝트</w:t>
+      </w:r>
+      <w:r>
+        <w:rPr>
+          <w:rFonts w:hint="eastAsia"/>
+          <w:lang w:eastAsia="ko-KR"/>
+        </w:rPr>
+        <w:t xml:space="preserve"> </w:t>
+      </w:r>
+      <w:r>
+        <w:rPr>
+          <w:rFonts w:hint="eastAsia"/>
+          <w:lang w:eastAsia="ko-KR"/>
+        </w:rPr>
+        <w:t>개발용</w:t>
+      </w:r>
+      <w:r>
+        <w:rPr>
+          <w:rFonts w:hint="cs"/>
+        </w:rPr>
+        <w:t xml:space="preserve"> </w:t>
+      </w:r>
+      <w:r>
+        <w:rPr>
+          <w:rFonts w:hint="eastAsia"/>
+          <w:lang w:eastAsia="ko-KR"/>
+        </w:rPr>
+        <w:t>서비스</w:t>
+      </w:r>
+      <w:r>
+        <w:rPr>
+          <w:rFonts w:hint="eastAsia"/>
+          <w:lang w:eastAsia="ko-KR"/>
+        </w:rPr>
+        <w:t xml:space="preserve"> </w:t>
+      </w:r>
+      <w:r>
+        <w:rPr>
+          <w:rFonts w:hint="eastAsia"/>
+          <w:lang w:eastAsia="ko-KR"/>
+        </w:rPr>
+        <w:t>가입</w:t>
+      </w:r>
+      <w:bookmarkEnd w:id="3"/>
+    </w:p>
+    <w:p>
+      <w:pPr>
+        <w:widowControl/>
+        <w:autoSpaceDE/>
+        <w:spacing w:after="100" w:afterAutospacing="1" w:line="240" w:lineRule="auto"/>
+        <w:ind w:left="720"/>
+        <w:rPr>
+          <w:rFonts w:asciiTheme="majorEastAsia" w:eastAsiaTheme="majorEastAsia" w:hAnsiTheme="majorEastAsia" w:cs="굴림"/>
+          <w:sz w:val="22"/>
+          <w:szCs w:val="22"/>
+          <w:lang w:eastAsia="ko-KR"/>
+        </w:rPr>
+      </w:pPr>
+      <w:r>
+        <w:rPr>
+          <w:rFonts w:asciiTheme="majorEastAsia" w:eastAsiaTheme="majorEastAsia" w:hAnsiTheme="majorEastAsia" w:cs="굴림" w:hint="eastAsia"/>
+          <w:sz w:val="22"/>
+          <w:szCs w:val="22"/>
+          <w:lang w:eastAsia="ko-KR"/>
+        </w:rPr>
+        <w:t xml:space="preserve">프로젝트트 개발용으로 다음 </w:t>
+      </w:r>
+      <w:r>
+        <w:rPr>
+          <w:rFonts w:asciiTheme="majorEastAsia" w:eastAsiaTheme="majorEastAsia" w:hAnsiTheme="majorEastAsia" w:cs="굴림"/>
+          <w:sz w:val="22"/>
+          <w:szCs w:val="22"/>
+          <w:lang w:eastAsia="ko-KR"/>
+        </w:rPr>
+        <w:t xml:space="preserve">AI </w:t>
+      </w:r>
+      <w:r>
+        <w:rPr>
+          <w:rFonts w:asciiTheme="majorEastAsia" w:eastAsiaTheme="majorEastAsia" w:hAnsiTheme="majorEastAsia" w:cs="굴림" w:hint="eastAsia"/>
+          <w:sz w:val="22"/>
+          <w:szCs w:val="22"/>
+          <w:lang w:eastAsia="ko-KR"/>
+        </w:rPr>
+        <w:t>서비스 가입 권장합니다.</w:t>
       </w:r>
     </w:p>
     <w:p>
@@ -2292,19 +3116,19 @@
       </w:pPr>
       <w:r>
         <w:rPr>
+          <w:rFonts w:asciiTheme="majorEastAsia" w:eastAsiaTheme="majorEastAsia" w:hAnsiTheme="majorEastAsia" w:cs="굴림" w:hint="cs"/>
+          <w:sz w:val="22"/>
+          <w:szCs w:val="22"/>
+        </w:rPr>
+        <w:t>w</w:t>
+      </w:r>
+      <w:r>
+        <w:rPr>
           <w:rFonts w:asciiTheme="majorEastAsia" w:eastAsiaTheme="majorEastAsia" w:hAnsiTheme="majorEastAsia" w:cs="굴림"/>
           <w:sz w:val="22"/>
           <w:szCs w:val="22"/>
         </w:rPr>
-        <w:t>클로드</w:t>
-      </w:r>
-      <w:r>
-        <w:rPr>
-          <w:rFonts w:asciiTheme="majorEastAsia" w:eastAsiaTheme="majorEastAsia" w:hAnsiTheme="majorEastAsia" w:cs="굴림" w:hint="eastAsia"/>
-          <w:sz w:val="22"/>
-          <w:szCs w:val="22"/>
-        </w:rPr>
-        <w:t>(</w:t>
+        <w:t>andb</w:t>
       </w:r>
       <w:r>
         <w:rPr>
@@ -2312,1257 +3136,9 @@
           <w:sz w:val="22"/>
           <w:szCs w:val="22"/>
         </w:rPr>
-        <w:t>Claude)</w:t>
-      </w:r>
-      <w:r>
-        <w:rPr>
-          <w:rFonts w:asciiTheme="majorEastAsia" w:eastAsiaTheme="majorEastAsia" w:hAnsiTheme="majorEastAsia" w:cs="굴림"/>
-          <w:sz w:val="22"/>
-          <w:szCs w:val="22"/>
-        </w:rPr>
-        <w:t xml:space="preserve"> </w:t>
-      </w:r>
-      <w:r>
-        <w:rPr>
-          <w:rFonts w:asciiTheme="majorEastAsia" w:eastAsiaTheme="majorEastAsia" w:hAnsiTheme="majorEastAsia" w:cs="굴림" w:hint="eastAsia"/>
-          <w:sz w:val="22"/>
-          <w:szCs w:val="22"/>
-          <w:lang w:eastAsia="ko-KR"/>
-        </w:rPr>
-        <w:t>가입(무료)</w:t>
-      </w:r>
-      <w:r>
-        <w:rPr>
-          <w:rFonts w:asciiTheme="majorEastAsia" w:eastAsiaTheme="majorEastAsia" w:hAnsiTheme="majorEastAsia" w:cs="굴림" w:hint="cs"/>
-          <w:sz w:val="22"/>
-          <w:szCs w:val="22"/>
-        </w:rPr>
-        <w:t>:</w:t>
-      </w:r>
-      <w:r>
-        <w:rPr>
-          <w:rFonts w:asciiTheme="majorEastAsia" w:eastAsiaTheme="majorEastAsia" w:hAnsiTheme="majorEastAsia" w:cs="굴림"/>
-          <w:sz w:val="22"/>
-          <w:szCs w:val="22"/>
-        </w:rPr>
-        <w:t xml:space="preserve"> </w:t>
-      </w:r>
-      <w:hyperlink r:id="rId18" w:history="1">
-        <w:r>
-          <w:rPr>
-            <w:rStyle w:val="a4"/>
-            <w:rFonts w:asciiTheme="majorEastAsia" w:eastAsiaTheme="majorEastAsia" w:hAnsiTheme="majorEastAsia" w:cs="굴림"/>
-            <w:color w:val="auto"/>
-            <w:sz w:val="22"/>
-            <w:szCs w:val="22"/>
-          </w:rPr>
-          <w:t>https://claude.ai/</w:t>
-        </w:r>
-      </w:hyperlink>
-      <w:r>
-        <w:rPr>
-          <w:rFonts w:asciiTheme="majorEastAsia" w:eastAsiaTheme="majorEastAsia" w:hAnsiTheme="majorEastAsia" w:cs="굴림"/>
-          <w:sz w:val="22"/>
-          <w:szCs w:val="22"/>
-        </w:rPr>
-        <w:t xml:space="preserve"> </w:t>
-      </w:r>
-    </w:p>
-    <w:p>
-      <w:pPr>
-        <w:pStyle w:val="a8"/>
-      </w:pPr>
-    </w:p>
-    <w:p>
-      <w:pPr>
-        <w:pStyle w:val="a8"/>
-      </w:pPr>
-      <w:r>
-        <w:rPr>
-          <w:rFonts w:hint="eastAsia"/>
-        </w:rPr>
-        <w:t>다음은</w:t>
-      </w:r>
-      <w:r>
-        <w:t xml:space="preserve"> </w:t>
-      </w:r>
-      <w:r>
-        <w:rPr>
-          <w:rFonts w:hint="eastAsia"/>
-        </w:rPr>
-        <w:t>선택사항입니다.</w:t>
-      </w:r>
-    </w:p>
-    <w:p>
-      <w:pPr>
-        <w:pStyle w:val="aff5"/>
-        <w:widowControl/>
-        <w:numPr>
-          <w:ilvl w:val="0"/>
-          <w:numId w:val="6"/>
-        </w:numPr>
-        <w:suppressAutoHyphens w:val="0"/>
-        <w:overflowPunct/>
-        <w:autoSpaceDE/>
-        <w:spacing w:line="240" w:lineRule="auto"/>
-        <w:ind w:leftChars="0"/>
-        <w:textAlignment w:val="auto"/>
-        <w:rPr>
-          <w:rFonts w:asciiTheme="majorEastAsia" w:eastAsiaTheme="majorEastAsia" w:hAnsiTheme="majorEastAsia" w:cs="굴림"/>
-          <w:sz w:val="22"/>
-          <w:szCs w:val="22"/>
-        </w:rPr>
-      </w:pPr>
-      <w:r>
-        <w:rPr>
-          <w:rFonts w:asciiTheme="majorEastAsia" w:eastAsiaTheme="majorEastAsia" w:hAnsiTheme="majorEastAsia" w:cs="굴림"/>
-          <w:sz w:val="22"/>
-          <w:szCs w:val="22"/>
-        </w:rPr>
-        <w:t xml:space="preserve">ChatGPT API Pay as you go </w:t>
-      </w:r>
-      <w:r>
-        <w:rPr>
-          <w:rFonts w:asciiTheme="majorEastAsia" w:eastAsiaTheme="majorEastAsia" w:hAnsiTheme="majorEastAsia" w:cs="굴림" w:hint="eastAsia"/>
-          <w:sz w:val="22"/>
-          <w:szCs w:val="22"/>
-          <w:lang w:eastAsia="ko-KR"/>
-        </w:rPr>
-        <w:t>가입(유료.</w:t>
-      </w:r>
-      <w:r>
-        <w:rPr>
-          <w:rFonts w:asciiTheme="majorEastAsia" w:eastAsiaTheme="majorEastAsia" w:hAnsiTheme="majorEastAsia" w:cs="굴림"/>
-          <w:sz w:val="22"/>
-          <w:szCs w:val="22"/>
-          <w:lang w:eastAsia="ko-KR"/>
-        </w:rPr>
-        <w:t xml:space="preserve"> </w:t>
-      </w:r>
-      <w:r>
-        <w:rPr>
-          <w:rFonts w:asciiTheme="majorEastAsia" w:eastAsiaTheme="majorEastAsia" w:hAnsiTheme="majorEastAsia" w:cs="굴림" w:hint="eastAsia"/>
-          <w:sz w:val="22"/>
-          <w:szCs w:val="22"/>
-          <w:lang w:eastAsia="ko-KR"/>
-        </w:rPr>
-        <w:t xml:space="preserve">한계 </w:t>
-      </w:r>
-      <w:r>
-        <w:rPr>
-          <w:rFonts w:asciiTheme="majorEastAsia" w:eastAsiaTheme="majorEastAsia" w:hAnsiTheme="majorEastAsia" w:cs="굴림"/>
-          <w:sz w:val="22"/>
-          <w:szCs w:val="22"/>
-          <w:lang w:eastAsia="ko-KR"/>
-        </w:rPr>
-        <w:t>8</w:t>
-      </w:r>
-      <w:r>
-        <w:rPr>
-          <w:rFonts w:asciiTheme="majorEastAsia" w:eastAsiaTheme="majorEastAsia" w:hAnsiTheme="majorEastAsia" w:cs="굴림" w:hint="eastAsia"/>
-          <w:sz w:val="22"/>
-          <w:szCs w:val="22"/>
-          <w:lang w:eastAsia="ko-KR"/>
-        </w:rPr>
-        <w:t>달러 설정):</w:t>
-      </w:r>
-      <w:r>
-        <w:rPr>
-          <w:rFonts w:asciiTheme="majorEastAsia" w:eastAsiaTheme="majorEastAsia" w:hAnsiTheme="majorEastAsia" w:cs="굴림"/>
-          <w:sz w:val="22"/>
-          <w:szCs w:val="22"/>
-          <w:lang w:eastAsia="ko-KR"/>
-        </w:rPr>
-        <w:t xml:space="preserve"> </w:t>
+        <w:t xml:space="preserve">: </w:t>
       </w:r>
       <w:hyperlink r:id="rId19" w:history="1">
-        <w:r>
-          <w:rPr>
-            <w:rStyle w:val="a4"/>
-            <w:rFonts w:asciiTheme="majorEastAsia" w:eastAsiaTheme="majorEastAsia" w:hAnsiTheme="majorEastAsia" w:cs="굴림"/>
-            <w:color w:val="auto"/>
-            <w:sz w:val="22"/>
-            <w:szCs w:val="22"/>
-            <w:lang w:eastAsia="ko-KR"/>
-          </w:rPr>
-          <w:t>https://platform.openai.com/settings/organization/billing/overview</w:t>
-        </w:r>
-      </w:hyperlink>
-      <w:r>
-        <w:rPr>
-          <w:rFonts w:asciiTheme="majorEastAsia" w:eastAsiaTheme="majorEastAsia" w:hAnsiTheme="majorEastAsia" w:cs="굴림"/>
-          <w:sz w:val="22"/>
-          <w:szCs w:val="22"/>
-          <w:lang w:eastAsia="ko-KR"/>
-        </w:rPr>
-        <w:t xml:space="preserve"> </w:t>
-      </w:r>
-    </w:p>
-    <w:p>
-      <w:pPr>
-        <w:pStyle w:val="aff5"/>
-        <w:widowControl/>
-        <w:numPr>
-          <w:ilvl w:val="0"/>
-          <w:numId w:val="6"/>
-        </w:numPr>
-        <w:suppressAutoHyphens w:val="0"/>
-        <w:overflowPunct/>
-        <w:autoSpaceDE/>
-        <w:spacing w:line="240" w:lineRule="auto"/>
-        <w:ind w:leftChars="0"/>
-        <w:textAlignment w:val="auto"/>
-        <w:rPr>
-          <w:rFonts w:asciiTheme="majorEastAsia" w:eastAsiaTheme="majorEastAsia" w:hAnsiTheme="majorEastAsia" w:cs="굴림"/>
-          <w:sz w:val="22"/>
-          <w:szCs w:val="22"/>
-        </w:rPr>
-      </w:pPr>
-      <w:r>
-        <w:rPr>
-          <w:rFonts w:asciiTheme="majorEastAsia" w:eastAsiaTheme="majorEastAsia" w:hAnsiTheme="majorEastAsia" w:cs="굴림" w:hint="cs"/>
-          <w:sz w:val="22"/>
-          <w:szCs w:val="22"/>
-        </w:rPr>
-        <w:t>G</w:t>
-      </w:r>
-      <w:r>
-        <w:rPr>
-          <w:rFonts w:asciiTheme="majorEastAsia" w:eastAsiaTheme="majorEastAsia" w:hAnsiTheme="majorEastAsia" w:cs="굴림"/>
-          <w:sz w:val="22"/>
-          <w:szCs w:val="22"/>
-        </w:rPr>
-        <w:t xml:space="preserve">ithub Copilot </w:t>
-      </w:r>
-      <w:r>
-        <w:rPr>
-          <w:rFonts w:asciiTheme="majorEastAsia" w:eastAsiaTheme="majorEastAsia" w:hAnsiTheme="majorEastAsia" w:cs="굴림" w:hint="eastAsia"/>
-          <w:sz w:val="22"/>
-          <w:szCs w:val="22"/>
-          <w:lang w:eastAsia="ko-KR"/>
-        </w:rPr>
-        <w:t>가입</w:t>
-      </w:r>
-      <w:r>
-        <w:rPr>
-          <w:rFonts w:asciiTheme="majorEastAsia" w:eastAsiaTheme="majorEastAsia" w:hAnsiTheme="majorEastAsia" w:cs="굴림" w:hint="cs"/>
-          <w:sz w:val="22"/>
-          <w:szCs w:val="22"/>
-        </w:rPr>
-        <w:t>(</w:t>
-      </w:r>
-      <w:r>
-        <w:rPr>
-          <w:rFonts w:asciiTheme="majorEastAsia" w:eastAsiaTheme="majorEastAsia" w:hAnsiTheme="majorEastAsia" w:cs="굴림" w:hint="eastAsia"/>
-          <w:sz w:val="22"/>
-          <w:szCs w:val="22"/>
-          <w:lang w:eastAsia="ko-KR"/>
-        </w:rPr>
-        <w:t>유료.</w:t>
-      </w:r>
-      <w:r>
-        <w:rPr>
-          <w:rFonts w:asciiTheme="majorEastAsia" w:eastAsiaTheme="majorEastAsia" w:hAnsiTheme="majorEastAsia" w:cs="굴림"/>
-          <w:sz w:val="22"/>
-          <w:szCs w:val="22"/>
-          <w:lang w:eastAsia="ko-KR"/>
-        </w:rPr>
-        <w:t xml:space="preserve"> 10</w:t>
-      </w:r>
-      <w:r>
-        <w:rPr>
-          <w:rFonts w:asciiTheme="majorEastAsia" w:eastAsiaTheme="majorEastAsia" w:hAnsiTheme="majorEastAsia" w:cs="굴림" w:hint="eastAsia"/>
-          <w:sz w:val="22"/>
-          <w:szCs w:val="22"/>
-          <w:lang w:eastAsia="ko-KR"/>
-        </w:rPr>
-        <w:t>달러/월</w:t>
-      </w:r>
-      <w:r>
-        <w:rPr>
-          <w:rFonts w:asciiTheme="majorEastAsia" w:eastAsiaTheme="majorEastAsia" w:hAnsiTheme="majorEastAsia" w:cs="굴림" w:hint="cs"/>
-          <w:sz w:val="22"/>
-          <w:szCs w:val="22"/>
-        </w:rPr>
-        <w:t>)</w:t>
-      </w:r>
-      <w:r>
-        <w:rPr>
-          <w:rFonts w:asciiTheme="majorEastAsia" w:eastAsiaTheme="majorEastAsia" w:hAnsiTheme="majorEastAsia" w:cs="굴림"/>
-          <w:sz w:val="22"/>
-          <w:szCs w:val="22"/>
-        </w:rPr>
-        <w:t xml:space="preserve">: </w:t>
-      </w:r>
-      <w:hyperlink r:id="rId20" w:history="1">
-        <w:r>
-          <w:rPr>
-            <w:rStyle w:val="a4"/>
-            <w:rFonts w:asciiTheme="majorEastAsia" w:eastAsiaTheme="majorEastAsia" w:hAnsiTheme="majorEastAsia" w:cs="굴림"/>
-            <w:color w:val="auto"/>
-            <w:sz w:val="22"/>
-            <w:szCs w:val="22"/>
-          </w:rPr>
-          <w:t>https://github.com/features/copilot/plans</w:t>
-        </w:r>
-      </w:hyperlink>
-      <w:r>
-        <w:rPr>
-          <w:rFonts w:asciiTheme="majorEastAsia" w:eastAsiaTheme="majorEastAsia" w:hAnsiTheme="majorEastAsia" w:cs="굴림"/>
-          <w:sz w:val="22"/>
-          <w:szCs w:val="22"/>
-        </w:rPr>
-        <w:t xml:space="preserve">  </w:t>
-      </w:r>
-    </w:p>
-    <w:p>
-      <w:pPr>
-        <w:widowControl/>
-        <w:autoSpaceDE/>
-        <w:spacing w:after="100" w:afterAutospacing="1" w:line="240" w:lineRule="auto"/>
-        <w:ind w:left="720"/>
-        <w:rPr>
-          <w:rFonts w:asciiTheme="majorEastAsia" w:eastAsiaTheme="majorEastAsia" w:hAnsiTheme="majorEastAsia" w:cs="굴림"/>
-          <w:sz w:val="22"/>
-          <w:szCs w:val="22"/>
-          <w:lang w:eastAsia="ko-KR"/>
-        </w:rPr>
-      </w:pPr>
-    </w:p>
-    <w:p>
-      <w:pPr>
-        <w:widowControl/>
-        <w:autoSpaceDE/>
-        <w:spacing w:after="100" w:afterAutospacing="1" w:line="240" w:lineRule="auto"/>
-        <w:ind w:left="720"/>
-        <w:rPr>
-          <w:rFonts w:asciiTheme="majorEastAsia" w:eastAsiaTheme="majorEastAsia" w:hAnsiTheme="majorEastAsia" w:cs="굴림"/>
-          <w:sz w:val="22"/>
-          <w:szCs w:val="22"/>
-          <w:lang w:eastAsia="ko-KR"/>
-        </w:rPr>
-      </w:pPr>
-      <w:r>
-        <w:rPr>
-          <w:rFonts w:asciiTheme="majorEastAsia" w:eastAsiaTheme="majorEastAsia" w:hAnsiTheme="majorEastAsia" w:cs="굴림" w:hint="eastAsia"/>
-          <w:sz w:val="22"/>
-          <w:szCs w:val="22"/>
-          <w:lang w:eastAsia="ko-KR"/>
-        </w:rPr>
-        <w:t>참고로,</w:t>
-      </w:r>
-      <w:r>
-        <w:rPr>
-          <w:rFonts w:asciiTheme="majorEastAsia" w:eastAsiaTheme="majorEastAsia" w:hAnsiTheme="majorEastAsia" w:cs="굴림"/>
-          <w:sz w:val="22"/>
-          <w:szCs w:val="22"/>
-          <w:lang w:eastAsia="ko-KR"/>
-        </w:rPr>
-        <w:t xml:space="preserve"> </w:t>
-      </w:r>
-      <w:r>
-        <w:rPr>
-          <w:rFonts w:asciiTheme="majorEastAsia" w:eastAsiaTheme="majorEastAsia" w:hAnsiTheme="majorEastAsia" w:cs="굴림" w:hint="eastAsia"/>
-          <w:sz w:val="22"/>
-          <w:szCs w:val="22"/>
-          <w:lang w:eastAsia="ko-KR"/>
-        </w:rPr>
-        <w:t>유료 서비스일 경우,</w:t>
-      </w:r>
-      <w:r>
-        <w:rPr>
-          <w:rFonts w:asciiTheme="majorEastAsia" w:eastAsiaTheme="majorEastAsia" w:hAnsiTheme="majorEastAsia" w:cs="굴림"/>
-          <w:sz w:val="22"/>
-          <w:szCs w:val="22"/>
-          <w:lang w:eastAsia="ko-KR"/>
-        </w:rPr>
-        <w:t xml:space="preserve"> </w:t>
-      </w:r>
-      <w:r>
-        <w:rPr>
-          <w:rFonts w:asciiTheme="majorEastAsia" w:eastAsiaTheme="majorEastAsia" w:hAnsiTheme="majorEastAsia" w:cs="굴림" w:hint="eastAsia"/>
-          <w:sz w:val="22"/>
-          <w:szCs w:val="22"/>
-          <w:lang w:eastAsia="ko-KR"/>
-        </w:rPr>
-        <w:t>간단히</w:t>
-      </w:r>
-      <w:r>
-        <w:rPr>
-          <w:rFonts w:asciiTheme="majorEastAsia" w:eastAsiaTheme="majorEastAsia" w:hAnsiTheme="majorEastAsia" w:cs="굴림" w:hint="cs"/>
-          <w:sz w:val="22"/>
-          <w:szCs w:val="22"/>
-        </w:rPr>
-        <w:t xml:space="preserve"> </w:t>
-      </w:r>
-      <w:r>
-        <w:rPr>
-          <w:rFonts w:asciiTheme="majorEastAsia" w:eastAsiaTheme="majorEastAsia" w:hAnsiTheme="majorEastAsia" w:cs="굴림" w:hint="eastAsia"/>
-          <w:sz w:val="22"/>
-          <w:szCs w:val="22"/>
-          <w:lang w:eastAsia="ko-KR"/>
-        </w:rPr>
-        <w:t xml:space="preserve">경험하는 것은 </w:t>
-      </w:r>
-      <w:r>
-        <w:rPr>
-          <w:rFonts w:asciiTheme="majorEastAsia" w:eastAsiaTheme="majorEastAsia" w:hAnsiTheme="majorEastAsia" w:cs="굴림" w:hint="eastAsia"/>
-          <w:sz w:val="22"/>
-          <w:szCs w:val="22"/>
-          <w:lang w:eastAsia="ko-KR"/>
-        </w:rPr>
-        <w:t xml:space="preserve">각 서비스 별 </w:t>
-      </w:r>
-      <w:r>
-        <w:rPr>
-          <w:rFonts w:asciiTheme="majorEastAsia" w:eastAsiaTheme="majorEastAsia" w:hAnsiTheme="majorEastAsia" w:cs="굴림" w:hint="eastAsia"/>
-          <w:sz w:val="22"/>
-          <w:szCs w:val="22"/>
-          <w:lang w:eastAsia="ko-KR"/>
-        </w:rPr>
-        <w:t xml:space="preserve">약 </w:t>
-      </w:r>
-      <w:r>
-        <w:rPr>
-          <w:rFonts w:asciiTheme="majorEastAsia" w:eastAsiaTheme="majorEastAsia" w:hAnsiTheme="majorEastAsia" w:cs="굴림"/>
-          <w:sz w:val="22"/>
-          <w:szCs w:val="22"/>
-          <w:lang w:eastAsia="ko-KR"/>
-        </w:rPr>
-        <w:t>$20</w:t>
-      </w:r>
-      <w:r>
-        <w:rPr>
-          <w:rFonts w:asciiTheme="majorEastAsia" w:eastAsiaTheme="majorEastAsia" w:hAnsiTheme="majorEastAsia" w:cs="굴림" w:hint="eastAsia"/>
-          <w:sz w:val="22"/>
-          <w:szCs w:val="22"/>
-          <w:lang w:eastAsia="ko-KR"/>
-        </w:rPr>
-        <w:t>달러</w:t>
-      </w:r>
-      <w:r>
-        <w:rPr>
-          <w:rFonts w:asciiTheme="majorEastAsia" w:eastAsiaTheme="majorEastAsia" w:hAnsiTheme="majorEastAsia" w:cs="굴림"/>
-          <w:sz w:val="22"/>
-          <w:szCs w:val="22"/>
-          <w:lang w:eastAsia="ko-KR"/>
-        </w:rPr>
-        <w:t xml:space="preserve"> </w:t>
-      </w:r>
-      <w:r>
-        <w:rPr>
-          <w:rFonts w:asciiTheme="majorEastAsia" w:eastAsiaTheme="majorEastAsia" w:hAnsiTheme="majorEastAsia" w:cs="굴림" w:hint="eastAsia"/>
-          <w:sz w:val="22"/>
-          <w:szCs w:val="22"/>
-          <w:lang w:eastAsia="ko-KR"/>
-        </w:rPr>
-        <w:t>이내</w:t>
-      </w:r>
-      <w:r>
-        <w:rPr>
-          <w:rFonts w:asciiTheme="majorEastAsia" w:eastAsiaTheme="majorEastAsia" w:hAnsiTheme="majorEastAsia" w:cs="굴림" w:hint="eastAsia"/>
-          <w:sz w:val="22"/>
-          <w:szCs w:val="22"/>
-          <w:lang w:eastAsia="ko-KR"/>
-        </w:rPr>
-        <w:t xml:space="preserve"> 한도에서</w:t>
-      </w:r>
-      <w:r>
-        <w:rPr>
-          <w:rFonts w:asciiTheme="majorEastAsia" w:eastAsiaTheme="majorEastAsia" w:hAnsiTheme="majorEastAsia" w:cs="굴림" w:hint="eastAsia"/>
-          <w:sz w:val="22"/>
-          <w:szCs w:val="22"/>
-          <w:lang w:eastAsia="ko-KR"/>
-        </w:rPr>
-        <w:t xml:space="preserve"> 구독</w:t>
-      </w:r>
-      <w:r>
-        <w:rPr>
-          <w:rFonts w:asciiTheme="majorEastAsia" w:eastAsiaTheme="majorEastAsia" w:hAnsiTheme="majorEastAsia" w:cs="굴림" w:hint="eastAsia"/>
-          <w:sz w:val="22"/>
-          <w:szCs w:val="22"/>
-          <w:lang w:eastAsia="ko-KR"/>
-        </w:rPr>
-        <w:t>하는 것이</w:t>
-      </w:r>
-      <w:r>
-        <w:rPr>
-          <w:rFonts w:asciiTheme="majorEastAsia" w:eastAsiaTheme="majorEastAsia" w:hAnsiTheme="majorEastAsia" w:cs="굴림" w:hint="eastAsia"/>
-          <w:sz w:val="22"/>
-          <w:szCs w:val="22"/>
-          <w:lang w:eastAsia="ko-KR"/>
-        </w:rPr>
-        <w:t xml:space="preserve"> 좋습니다.</w:t>
-      </w:r>
-      <w:r>
-        <w:rPr>
-          <w:rFonts w:asciiTheme="majorEastAsia" w:eastAsiaTheme="majorEastAsia" w:hAnsiTheme="majorEastAsia" w:cs="굴림"/>
-          <w:sz w:val="22"/>
-          <w:szCs w:val="22"/>
-          <w:lang w:eastAsia="ko-KR"/>
-        </w:rPr>
-        <w:t xml:space="preserve"> </w:t>
-      </w:r>
-      <w:r>
-        <w:rPr>
-          <w:rFonts w:asciiTheme="majorEastAsia" w:eastAsiaTheme="majorEastAsia" w:hAnsiTheme="majorEastAsia" w:cs="굴림" w:hint="eastAsia"/>
-          <w:sz w:val="22"/>
-          <w:szCs w:val="22"/>
-          <w:lang w:eastAsia="ko-KR"/>
-        </w:rPr>
-        <w:t>예를 들어,</w:t>
-      </w:r>
-      <w:r>
-        <w:rPr>
-          <w:rFonts w:asciiTheme="majorEastAsia" w:eastAsiaTheme="majorEastAsia" w:hAnsiTheme="majorEastAsia" w:cs="굴림"/>
-          <w:sz w:val="22"/>
-          <w:szCs w:val="22"/>
-          <w:lang w:eastAsia="ko-KR"/>
-        </w:rPr>
-        <w:t xml:space="preserve"> </w:t>
-      </w:r>
-      <w:r>
-        <w:rPr>
-          <w:rFonts w:asciiTheme="majorEastAsia" w:eastAsiaTheme="majorEastAsia" w:hAnsiTheme="majorEastAsia" w:cs="굴림"/>
-          <w:sz w:val="22"/>
-          <w:szCs w:val="22"/>
-          <w:lang w:eastAsia="ko-KR"/>
-        </w:rPr>
-        <w:t xml:space="preserve">Pay as you go </w:t>
-      </w:r>
-      <w:r>
-        <w:rPr>
-          <w:rFonts w:asciiTheme="majorEastAsia" w:eastAsiaTheme="majorEastAsia" w:hAnsiTheme="majorEastAsia" w:cs="굴림" w:hint="eastAsia"/>
-          <w:sz w:val="22"/>
-          <w:szCs w:val="22"/>
-          <w:lang w:eastAsia="ko-KR"/>
-        </w:rPr>
-        <w:t>서비스</w:t>
-      </w:r>
-      <w:r>
-        <w:rPr>
-          <w:rFonts w:asciiTheme="majorEastAsia" w:eastAsiaTheme="majorEastAsia" w:hAnsiTheme="majorEastAsia" w:cs="굴림" w:hint="eastAsia"/>
-          <w:sz w:val="22"/>
-          <w:szCs w:val="22"/>
-          <w:lang w:eastAsia="ko-KR"/>
-        </w:rPr>
-        <w:t>의 경우는</w:t>
-      </w:r>
-      <w:r>
-        <w:rPr>
-          <w:rFonts w:asciiTheme="majorEastAsia" w:eastAsiaTheme="majorEastAsia" w:hAnsiTheme="majorEastAsia" w:cs="굴림" w:hint="eastAsia"/>
-          <w:sz w:val="22"/>
-          <w:szCs w:val="22"/>
-          <w:lang w:eastAsia="ko-KR"/>
-        </w:rPr>
-        <w:t xml:space="preserve"> 사용</w:t>
-      </w:r>
-      <w:r>
-        <w:rPr>
-          <w:rFonts w:asciiTheme="majorEastAsia" w:eastAsiaTheme="majorEastAsia" w:hAnsiTheme="majorEastAsia" w:cs="굴림" w:hint="eastAsia"/>
-          <w:sz w:val="22"/>
-          <w:szCs w:val="22"/>
-          <w:lang w:eastAsia="ko-KR"/>
-        </w:rPr>
-        <w:t xml:space="preserve"> 한계 설정해 놓는 것이 좋습니다(별도 메뉴 확인요)</w:t>
-      </w:r>
-      <w:r>
-        <w:rPr>
-          <w:rFonts w:asciiTheme="majorEastAsia" w:eastAsiaTheme="majorEastAsia" w:hAnsiTheme="majorEastAsia" w:cs="굴림"/>
-          <w:sz w:val="22"/>
-          <w:szCs w:val="22"/>
-          <w:lang w:eastAsia="ko-KR"/>
-        </w:rPr>
-        <w:t>.</w:t>
-      </w:r>
-      <w:r>
-        <w:rPr>
-          <w:rFonts w:asciiTheme="majorEastAsia" w:eastAsiaTheme="majorEastAsia" w:hAnsiTheme="majorEastAsia" w:cs="굴림"/>
-          <w:sz w:val="22"/>
-          <w:szCs w:val="22"/>
-          <w:lang w:eastAsia="ko-KR"/>
-        </w:rPr>
-        <w:t xml:space="preserve"> </w:t>
-      </w:r>
-    </w:p>
-    <w:p>
-      <w:pPr>
-        <w:widowControl/>
-        <w:autoSpaceDE/>
-        <w:spacing w:after="100" w:afterAutospacing="1" w:line="240" w:lineRule="auto"/>
-        <w:ind w:left="720"/>
-        <w:rPr>
-          <w:rFonts w:asciiTheme="majorEastAsia" w:eastAsiaTheme="majorEastAsia" w:hAnsiTheme="majorEastAsia" w:cs="굴림"/>
-          <w:sz w:val="22"/>
-          <w:szCs w:val="22"/>
-        </w:rPr>
-      </w:pPr>
-      <w:r>
-        <w:rPr>
-          <w:rFonts w:asciiTheme="majorEastAsia" w:eastAsiaTheme="majorEastAsia" w:hAnsiTheme="majorEastAsia" w:cs="굴림" w:hint="eastAsia"/>
-          <w:sz w:val="22"/>
-          <w:szCs w:val="22"/>
-          <w:lang w:eastAsia="ko-KR"/>
-        </w:rPr>
-        <w:t>각</w:t>
-      </w:r>
-      <w:r>
-        <w:rPr>
-          <w:rFonts w:asciiTheme="majorEastAsia" w:eastAsiaTheme="majorEastAsia" w:hAnsiTheme="majorEastAsia" w:cs="굴림" w:hint="cs"/>
-          <w:sz w:val="22"/>
-          <w:szCs w:val="22"/>
-        </w:rPr>
-        <w:t xml:space="preserve"> </w:t>
-      </w:r>
-      <w:r>
-        <w:rPr>
-          <w:rFonts w:asciiTheme="majorEastAsia" w:eastAsiaTheme="majorEastAsia" w:hAnsiTheme="majorEastAsia" w:cs="굴림" w:hint="eastAsia"/>
-          <w:sz w:val="22"/>
-          <w:szCs w:val="22"/>
-          <w:lang w:eastAsia="ko-KR"/>
-        </w:rPr>
-        <w:t>계정에</w:t>
-      </w:r>
-      <w:r>
-        <w:rPr>
-          <w:rFonts w:asciiTheme="majorEastAsia" w:eastAsiaTheme="majorEastAsia" w:hAnsiTheme="majorEastAsia" w:cs="굴림" w:hint="cs"/>
-          <w:sz w:val="22"/>
-          <w:szCs w:val="22"/>
-        </w:rPr>
-        <w:t xml:space="preserve"> </w:t>
-      </w:r>
-      <w:r>
-        <w:rPr>
-          <w:rFonts w:asciiTheme="majorEastAsia" w:eastAsiaTheme="majorEastAsia" w:hAnsiTheme="majorEastAsia" w:cs="굴림"/>
-          <w:sz w:val="22"/>
-          <w:szCs w:val="22"/>
-        </w:rPr>
-        <w:t>ID, PWD</w:t>
-      </w:r>
-      <w:r>
-        <w:rPr>
-          <w:rFonts w:asciiTheme="majorEastAsia" w:eastAsiaTheme="majorEastAsia" w:hAnsiTheme="majorEastAsia" w:cs="굴림" w:hint="eastAsia"/>
-          <w:sz w:val="22"/>
-          <w:szCs w:val="22"/>
-          <w:lang w:eastAsia="ko-KR"/>
-        </w:rPr>
-        <w:t>는</w:t>
-      </w:r>
-      <w:r>
-        <w:rPr>
-          <w:rFonts w:asciiTheme="majorEastAsia" w:eastAsiaTheme="majorEastAsia" w:hAnsiTheme="majorEastAsia" w:cs="굴림" w:hint="cs"/>
-          <w:sz w:val="22"/>
-          <w:szCs w:val="22"/>
-        </w:rPr>
-        <w:t xml:space="preserve"> </w:t>
-      </w:r>
-      <w:r>
-        <w:rPr>
-          <w:rFonts w:asciiTheme="majorEastAsia" w:eastAsiaTheme="majorEastAsia" w:hAnsiTheme="majorEastAsia" w:cs="굴림" w:hint="eastAsia"/>
-          <w:sz w:val="22"/>
-          <w:szCs w:val="22"/>
-          <w:lang w:eastAsia="ko-KR"/>
-        </w:rPr>
-        <w:t>별도</w:t>
-      </w:r>
-      <w:r>
-        <w:rPr>
-          <w:rFonts w:asciiTheme="majorEastAsia" w:eastAsiaTheme="majorEastAsia" w:hAnsiTheme="majorEastAsia" w:cs="굴림" w:hint="cs"/>
-          <w:sz w:val="22"/>
-          <w:szCs w:val="22"/>
-        </w:rPr>
-        <w:t xml:space="preserve"> </w:t>
-      </w:r>
-      <w:r>
-        <w:rPr>
-          <w:rFonts w:asciiTheme="majorEastAsia" w:eastAsiaTheme="majorEastAsia" w:hAnsiTheme="majorEastAsia" w:cs="굴림" w:hint="eastAsia"/>
-          <w:sz w:val="22"/>
-          <w:szCs w:val="22"/>
-          <w:lang w:eastAsia="ko-KR"/>
-        </w:rPr>
-        <w:t>기록해</w:t>
-      </w:r>
-      <w:r>
-        <w:rPr>
-          <w:rFonts w:asciiTheme="majorEastAsia" w:eastAsiaTheme="majorEastAsia" w:hAnsiTheme="majorEastAsia" w:cs="굴림" w:hint="cs"/>
-          <w:sz w:val="22"/>
-          <w:szCs w:val="22"/>
-        </w:rPr>
-        <w:t xml:space="preserve"> </w:t>
-      </w:r>
-      <w:r>
-        <w:rPr>
-          <w:rFonts w:asciiTheme="majorEastAsia" w:eastAsiaTheme="majorEastAsia" w:hAnsiTheme="majorEastAsia" w:cs="굴림" w:hint="eastAsia"/>
-          <w:sz w:val="22"/>
-          <w:szCs w:val="22"/>
-          <w:lang w:eastAsia="ko-KR"/>
-        </w:rPr>
-        <w:t>놓고</w:t>
-      </w:r>
-      <w:r>
-        <w:rPr>
-          <w:rFonts w:asciiTheme="majorEastAsia" w:eastAsiaTheme="majorEastAsia" w:hAnsiTheme="majorEastAsia" w:cs="굴림" w:hint="cs"/>
-          <w:sz w:val="22"/>
-          <w:szCs w:val="22"/>
-        </w:rPr>
-        <w:t>,</w:t>
-      </w:r>
-      <w:r>
-        <w:rPr>
-          <w:rFonts w:asciiTheme="majorEastAsia" w:eastAsiaTheme="majorEastAsia" w:hAnsiTheme="majorEastAsia" w:cs="굴림"/>
-          <w:sz w:val="22"/>
-          <w:szCs w:val="22"/>
-        </w:rPr>
-        <w:t xml:space="preserve"> </w:t>
-      </w:r>
-      <w:r>
-        <w:rPr>
-          <w:rFonts w:asciiTheme="majorEastAsia" w:eastAsiaTheme="majorEastAsia" w:hAnsiTheme="majorEastAsia" w:cs="굴림" w:hint="eastAsia"/>
-          <w:sz w:val="22"/>
-          <w:szCs w:val="22"/>
-          <w:lang w:eastAsia="ko-KR"/>
-        </w:rPr>
-        <w:t>다음</w:t>
-      </w:r>
-      <w:r>
-        <w:rPr>
-          <w:rFonts w:asciiTheme="majorEastAsia" w:eastAsiaTheme="majorEastAsia" w:hAnsiTheme="majorEastAsia" w:cs="굴림" w:hint="cs"/>
-          <w:sz w:val="22"/>
-          <w:szCs w:val="22"/>
-        </w:rPr>
-        <w:t xml:space="preserve"> </w:t>
-      </w:r>
-      <w:r>
-        <w:rPr>
-          <w:rFonts w:asciiTheme="majorEastAsia" w:eastAsiaTheme="majorEastAsia" w:hAnsiTheme="majorEastAsia" w:cs="굴림" w:hint="eastAsia"/>
-          <w:sz w:val="22"/>
-          <w:szCs w:val="22"/>
-          <w:lang w:eastAsia="ko-KR"/>
-        </w:rPr>
-        <w:t>개발도구</w:t>
-      </w:r>
-      <w:r>
-        <w:rPr>
-          <w:rFonts w:asciiTheme="majorEastAsia" w:eastAsiaTheme="majorEastAsia" w:hAnsiTheme="majorEastAsia" w:cs="굴림" w:hint="cs"/>
-          <w:sz w:val="22"/>
-          <w:szCs w:val="22"/>
-        </w:rPr>
-        <w:t xml:space="preserve"> </w:t>
-      </w:r>
-      <w:r>
-        <w:rPr>
-          <w:rFonts w:asciiTheme="majorEastAsia" w:eastAsiaTheme="majorEastAsia" w:hAnsiTheme="majorEastAsia" w:cs="굴림" w:hint="eastAsia"/>
-          <w:sz w:val="22"/>
-          <w:szCs w:val="22"/>
-          <w:lang w:eastAsia="ko-KR"/>
-        </w:rPr>
-        <w:t>설치</w:t>
-      </w:r>
-      <w:r>
-        <w:rPr>
-          <w:rFonts w:asciiTheme="majorEastAsia" w:eastAsiaTheme="majorEastAsia" w:hAnsiTheme="majorEastAsia" w:cs="굴림" w:hint="cs"/>
-          <w:sz w:val="22"/>
-          <w:szCs w:val="22"/>
-        </w:rPr>
-        <w:t xml:space="preserve"> </w:t>
-      </w:r>
-      <w:r>
-        <w:rPr>
-          <w:rFonts w:asciiTheme="majorEastAsia" w:eastAsiaTheme="majorEastAsia" w:hAnsiTheme="majorEastAsia" w:cs="굴림" w:hint="eastAsia"/>
-          <w:sz w:val="22"/>
-          <w:szCs w:val="22"/>
-          <w:lang w:eastAsia="ko-KR"/>
-        </w:rPr>
-        <w:t>시</w:t>
-      </w:r>
-      <w:r>
-        <w:rPr>
-          <w:rFonts w:asciiTheme="majorEastAsia" w:eastAsiaTheme="majorEastAsia" w:hAnsiTheme="majorEastAsia" w:cs="굴림" w:hint="cs"/>
-          <w:sz w:val="22"/>
-          <w:szCs w:val="22"/>
-        </w:rPr>
-        <w:t xml:space="preserve"> </w:t>
-      </w:r>
-      <w:r>
-        <w:rPr>
-          <w:rFonts w:asciiTheme="majorEastAsia" w:eastAsiaTheme="majorEastAsia" w:hAnsiTheme="majorEastAsia" w:cs="굴림" w:hint="eastAsia"/>
-          <w:sz w:val="22"/>
-          <w:szCs w:val="22"/>
-          <w:lang w:eastAsia="ko-KR"/>
-        </w:rPr>
-        <w:t>사용합니다.</w:t>
-      </w:r>
-    </w:p>
-    <w:p>
-      <w:pPr>
-        <w:widowControl/>
-        <w:autoSpaceDE/>
-        <w:spacing w:after="100" w:afterAutospacing="1" w:line="240" w:lineRule="auto"/>
-        <w:ind w:left="720"/>
-        <w:rPr>
-          <w:rFonts w:asciiTheme="majorEastAsia" w:eastAsiaTheme="majorEastAsia" w:hAnsiTheme="majorEastAsia" w:cs="굴림"/>
-          <w:sz w:val="22"/>
-          <w:szCs w:val="22"/>
-        </w:rPr>
-      </w:pPr>
-      <w:r>
-        <w:rPr>
-          <w:rFonts w:asciiTheme="majorEastAsia" w:eastAsiaTheme="majorEastAsia" w:hAnsiTheme="majorEastAsia" w:cs="굴림" w:hint="eastAsia"/>
-          <w:sz w:val="22"/>
-          <w:szCs w:val="22"/>
-          <w:lang w:eastAsia="ko-KR"/>
-        </w:rPr>
-        <w:t>참고로,</w:t>
-      </w:r>
-      <w:r>
-        <w:rPr>
-          <w:rFonts w:asciiTheme="majorEastAsia" w:eastAsiaTheme="majorEastAsia" w:hAnsiTheme="majorEastAsia" w:cs="굴림"/>
-          <w:sz w:val="22"/>
-          <w:szCs w:val="22"/>
-          <w:lang w:eastAsia="ko-KR"/>
-        </w:rPr>
-        <w:t xml:space="preserve"> </w:t>
-      </w:r>
-      <w:r>
-        <w:rPr>
-          <w:rFonts w:asciiTheme="majorEastAsia" w:eastAsiaTheme="majorEastAsia" w:hAnsiTheme="majorEastAsia" w:cs="굴림" w:hint="eastAsia"/>
-          <w:sz w:val="22"/>
-          <w:szCs w:val="22"/>
-          <w:lang w:eastAsia="ko-KR"/>
-        </w:rPr>
-        <w:t>공개 데이터셋이나 사전 학습된 딥러닝 모델을</w:t>
-      </w:r>
-      <w:r>
-        <w:rPr>
-          <w:rFonts w:asciiTheme="majorEastAsia" w:eastAsiaTheme="majorEastAsia" w:hAnsiTheme="majorEastAsia" w:cs="굴림"/>
-          <w:sz w:val="22"/>
-          <w:szCs w:val="22"/>
-        </w:rPr>
-        <w:t xml:space="preserve"> 사용하려면 Huggingface 계정이 필요합니다. </w:t>
-      </w:r>
-    </w:p>
-    <w:p>
-      <w:pPr>
-        <w:pStyle w:val="1"/>
-      </w:pPr>
-      <w:bookmarkStart w:id="2" w:name="_Toc211525724"/>
-      <w:r>
-        <w:rPr>
-          <w:rFonts w:hint="eastAsia"/>
-          <w:lang w:eastAsia="ko-KR"/>
-        </w:rPr>
-        <w:lastRenderedPageBreak/>
-        <w:t>프로젝트</w:t>
-      </w:r>
-      <w:r>
-        <w:rPr>
-          <w:rFonts w:hint="eastAsia"/>
-          <w:lang w:eastAsia="ko-KR"/>
-        </w:rPr>
-        <w:t xml:space="preserve"> </w:t>
-      </w:r>
-      <w:r>
-        <w:rPr>
-          <w:rFonts w:hint="eastAsia"/>
-          <w:lang w:eastAsia="ko-KR"/>
-        </w:rPr>
-        <w:t>개발용</w:t>
-      </w:r>
-      <w:r>
-        <w:rPr>
-          <w:rFonts w:hint="cs"/>
-        </w:rPr>
-        <w:t xml:space="preserve"> </w:t>
-      </w:r>
-      <w:r>
-        <w:rPr>
-          <w:rFonts w:hint="eastAsia"/>
-          <w:lang w:eastAsia="ko-KR"/>
-        </w:rPr>
-        <w:t>서비스</w:t>
-      </w:r>
-      <w:r>
-        <w:rPr>
-          <w:rFonts w:hint="eastAsia"/>
-          <w:lang w:eastAsia="ko-KR"/>
-        </w:rPr>
-        <w:t xml:space="preserve"> </w:t>
-      </w:r>
-      <w:r>
-        <w:rPr>
-          <w:rFonts w:hint="eastAsia"/>
-          <w:lang w:eastAsia="ko-KR"/>
-        </w:rPr>
-        <w:t>가입</w:t>
-      </w:r>
-      <w:bookmarkEnd w:id="2"/>
-    </w:p>
-    <w:p>
-      <w:pPr>
-        <w:widowControl/>
-        <w:autoSpaceDE/>
-        <w:spacing w:after="100" w:afterAutospacing="1" w:line="240" w:lineRule="auto"/>
-        <w:ind w:left="720"/>
-        <w:rPr>
-          <w:rFonts w:asciiTheme="majorEastAsia" w:eastAsiaTheme="majorEastAsia" w:hAnsiTheme="majorEastAsia" w:cs="굴림"/>
-          <w:sz w:val="22"/>
-          <w:szCs w:val="22"/>
-          <w:lang w:eastAsia="ko-KR"/>
-        </w:rPr>
-      </w:pPr>
-      <w:r>
-        <w:rPr>
-          <w:rFonts w:asciiTheme="majorEastAsia" w:eastAsiaTheme="majorEastAsia" w:hAnsiTheme="majorEastAsia" w:cs="굴림" w:hint="eastAsia"/>
-          <w:sz w:val="22"/>
-          <w:szCs w:val="22"/>
-          <w:lang w:eastAsia="ko-KR"/>
-        </w:rPr>
-        <w:t xml:space="preserve">프로젝트트 개발용으로 다음 </w:t>
-      </w:r>
-      <w:r>
-        <w:rPr>
-          <w:rFonts w:asciiTheme="majorEastAsia" w:eastAsiaTheme="majorEastAsia" w:hAnsiTheme="majorEastAsia" w:cs="굴림"/>
-          <w:sz w:val="22"/>
-          <w:szCs w:val="22"/>
-          <w:lang w:eastAsia="ko-KR"/>
-        </w:rPr>
-        <w:t xml:space="preserve">AI </w:t>
-      </w:r>
-      <w:r>
-        <w:rPr>
-          <w:rFonts w:asciiTheme="majorEastAsia" w:eastAsiaTheme="majorEastAsia" w:hAnsiTheme="majorEastAsia" w:cs="굴림" w:hint="eastAsia"/>
-          <w:sz w:val="22"/>
-          <w:szCs w:val="22"/>
-          <w:lang w:eastAsia="ko-KR"/>
-        </w:rPr>
-        <w:t>서비스 가입 권장합니다.</w:t>
-      </w:r>
-    </w:p>
-    <w:p>
-      <w:pPr>
-        <w:pStyle w:val="aff5"/>
-        <w:widowControl/>
-        <w:numPr>
-          <w:ilvl w:val="0"/>
-          <w:numId w:val="6"/>
-        </w:numPr>
-        <w:suppressAutoHyphens w:val="0"/>
-        <w:overflowPunct/>
-        <w:autoSpaceDE/>
-        <w:spacing w:line="240" w:lineRule="auto"/>
-        <w:ind w:leftChars="0"/>
-        <w:textAlignment w:val="auto"/>
-        <w:rPr>
-          <w:rFonts w:asciiTheme="majorEastAsia" w:eastAsiaTheme="majorEastAsia" w:hAnsiTheme="majorEastAsia" w:cs="굴림"/>
-          <w:sz w:val="22"/>
-          <w:szCs w:val="22"/>
-        </w:rPr>
-      </w:pPr>
-      <w:r>
-        <w:rPr>
-          <w:rFonts w:asciiTheme="majorEastAsia" w:eastAsiaTheme="majorEastAsia" w:hAnsiTheme="majorEastAsia" w:cs="굴림"/>
-          <w:sz w:val="22"/>
-          <w:szCs w:val="22"/>
-        </w:rPr>
-        <w:t>gemini-api</w:t>
-      </w:r>
-      <w:r>
-        <w:rPr>
-          <w:rFonts w:asciiTheme="majorEastAsia" w:eastAsiaTheme="majorEastAsia" w:hAnsiTheme="majorEastAsia" w:cs="굴림" w:hint="cs"/>
-          <w:sz w:val="22"/>
-          <w:szCs w:val="22"/>
-        </w:rPr>
-        <w:t>:</w:t>
-      </w:r>
-      <w:r>
-        <w:rPr>
-          <w:rFonts w:asciiTheme="majorEastAsia" w:eastAsiaTheme="majorEastAsia" w:hAnsiTheme="majorEastAsia" w:cs="굴림"/>
-          <w:sz w:val="22"/>
-          <w:szCs w:val="22"/>
-        </w:rPr>
-        <w:t xml:space="preserve"> </w:t>
-      </w:r>
-      <w:hyperlink r:id="rId21" w:history="1">
-        <w:r>
-          <w:rPr>
-            <w:rStyle w:val="a4"/>
-            <w:rFonts w:asciiTheme="majorEastAsia" w:eastAsiaTheme="majorEastAsia" w:hAnsiTheme="majorEastAsia" w:cs="굴림"/>
-            <w:color w:val="auto"/>
-            <w:sz w:val="22"/>
-            <w:szCs w:val="22"/>
-          </w:rPr>
-          <w:t>https://aistudio.google.com/app/apikey</w:t>
-        </w:r>
-      </w:hyperlink>
-      <w:r>
-        <w:rPr>
-          <w:rFonts w:asciiTheme="majorEastAsia" w:eastAsiaTheme="majorEastAsia" w:hAnsiTheme="majorEastAsia" w:cs="굴림"/>
-          <w:sz w:val="22"/>
-          <w:szCs w:val="22"/>
-        </w:rPr>
-        <w:t xml:space="preserve"> gemini</w:t>
-      </w:r>
-      <w:r>
-        <w:rPr>
-          <w:rFonts w:asciiTheme="majorEastAsia" w:eastAsiaTheme="majorEastAsia" w:hAnsiTheme="majorEastAsia" w:cs="굴림" w:hint="eastAsia"/>
-          <w:sz w:val="22"/>
-          <w:szCs w:val="22"/>
-          <w:lang w:eastAsia="ko-KR"/>
-        </w:rPr>
-        <w:t>사용위한</w:t>
-      </w:r>
-      <w:r>
-        <w:rPr>
-          <w:rFonts w:asciiTheme="majorEastAsia" w:eastAsiaTheme="majorEastAsia" w:hAnsiTheme="majorEastAsia" w:cs="굴림" w:hint="cs"/>
-          <w:sz w:val="22"/>
-          <w:szCs w:val="22"/>
-        </w:rPr>
-        <w:t xml:space="preserve"> </w:t>
-      </w:r>
-      <w:r>
-        <w:rPr>
-          <w:rFonts w:asciiTheme="majorEastAsia" w:eastAsiaTheme="majorEastAsia" w:hAnsiTheme="majorEastAsia" w:cs="굴림"/>
-          <w:sz w:val="22"/>
-          <w:szCs w:val="22"/>
-        </w:rPr>
-        <w:t xml:space="preserve">google ai </w:t>
-      </w:r>
-      <w:r>
-        <w:rPr>
-          <w:rFonts w:asciiTheme="majorEastAsia" w:eastAsiaTheme="majorEastAsia" w:hAnsiTheme="majorEastAsia" w:cs="굴림" w:hint="eastAsia"/>
-          <w:sz w:val="22"/>
-          <w:szCs w:val="22"/>
-          <w:lang w:eastAsia="ko-KR"/>
-        </w:rPr>
-        <w:t>키</w:t>
-      </w:r>
-    </w:p>
-    <w:p>
-      <w:pPr>
-        <w:pStyle w:val="aff5"/>
-        <w:widowControl/>
-        <w:numPr>
-          <w:ilvl w:val="0"/>
-          <w:numId w:val="6"/>
-        </w:numPr>
-        <w:suppressAutoHyphens w:val="0"/>
-        <w:overflowPunct/>
-        <w:autoSpaceDE/>
-        <w:spacing w:line="240" w:lineRule="auto"/>
-        <w:ind w:leftChars="0"/>
-        <w:textAlignment w:val="auto"/>
-        <w:rPr>
-          <w:rFonts w:asciiTheme="majorEastAsia" w:eastAsiaTheme="majorEastAsia" w:hAnsiTheme="majorEastAsia" w:cs="굴림"/>
-          <w:sz w:val="22"/>
-          <w:szCs w:val="22"/>
-        </w:rPr>
-      </w:pPr>
-      <w:r>
-        <w:rPr>
-          <w:rFonts w:asciiTheme="majorEastAsia" w:eastAsiaTheme="majorEastAsia" w:hAnsiTheme="majorEastAsia" w:cs="굴림" w:hint="cs"/>
-          <w:sz w:val="22"/>
-          <w:szCs w:val="22"/>
-        </w:rPr>
-        <w:t>s</w:t>
-      </w:r>
-      <w:r>
-        <w:rPr>
-          <w:rFonts w:asciiTheme="majorEastAsia" w:eastAsiaTheme="majorEastAsia" w:hAnsiTheme="majorEastAsia" w:cs="굴림"/>
-          <w:sz w:val="22"/>
-          <w:szCs w:val="22"/>
-        </w:rPr>
-        <w:t>erp</w:t>
-      </w:r>
-      <w:r>
-        <w:rPr>
-          <w:rFonts w:asciiTheme="majorEastAsia" w:eastAsiaTheme="majorEastAsia" w:hAnsiTheme="majorEastAsia" w:cs="굴림"/>
-          <w:sz w:val="22"/>
-          <w:szCs w:val="22"/>
-        </w:rPr>
-        <w:t>-</w:t>
-      </w:r>
-      <w:r>
-        <w:rPr>
-          <w:rFonts w:asciiTheme="majorEastAsia" w:eastAsiaTheme="majorEastAsia" w:hAnsiTheme="majorEastAsia" w:cs="굴림"/>
-          <w:sz w:val="22"/>
-          <w:szCs w:val="22"/>
-        </w:rPr>
-        <w:t>api</w:t>
-      </w:r>
-      <w:r>
-        <w:rPr>
-          <w:rFonts w:asciiTheme="majorEastAsia" w:eastAsiaTheme="majorEastAsia" w:hAnsiTheme="majorEastAsia" w:cs="굴림"/>
-          <w:sz w:val="22"/>
-          <w:szCs w:val="22"/>
-        </w:rPr>
-        <w:t xml:space="preserve">: </w:t>
-      </w:r>
-      <w:hyperlink r:id="rId22" w:history="1">
-        <w:r>
-          <w:rPr>
-            <w:rStyle w:val="a4"/>
-            <w:rFonts w:asciiTheme="majorEastAsia" w:eastAsiaTheme="majorEastAsia" w:hAnsiTheme="majorEastAsia" w:cs="굴림"/>
-            <w:color w:val="auto"/>
-            <w:sz w:val="22"/>
-            <w:szCs w:val="22"/>
-          </w:rPr>
-          <w:t>https://serpapi.com/manage-api-key</w:t>
-        </w:r>
-      </w:hyperlink>
-      <w:r>
-        <w:rPr>
-          <w:rFonts w:asciiTheme="majorEastAsia" w:eastAsiaTheme="majorEastAsia" w:hAnsiTheme="majorEastAsia" w:cs="굴림"/>
-          <w:sz w:val="22"/>
-          <w:szCs w:val="22"/>
-        </w:rPr>
-        <w:t xml:space="preserve"> </w:t>
-      </w:r>
-      <w:r>
-        <w:rPr>
-          <w:rFonts w:asciiTheme="majorEastAsia" w:eastAsiaTheme="majorEastAsia" w:hAnsiTheme="majorEastAsia" w:cs="굴림" w:hint="eastAsia"/>
-          <w:sz w:val="22"/>
-          <w:szCs w:val="22"/>
-          <w:lang w:eastAsia="ko-KR"/>
-        </w:rPr>
-        <w:t>구글</w:t>
-      </w:r>
-      <w:r>
-        <w:rPr>
-          <w:rFonts w:asciiTheme="majorEastAsia" w:eastAsiaTheme="majorEastAsia" w:hAnsiTheme="majorEastAsia" w:cs="굴림" w:hint="cs"/>
-          <w:sz w:val="22"/>
-          <w:szCs w:val="22"/>
-        </w:rPr>
-        <w:t xml:space="preserve"> </w:t>
-      </w:r>
-      <w:r>
-        <w:rPr>
-          <w:rFonts w:asciiTheme="majorEastAsia" w:eastAsiaTheme="majorEastAsia" w:hAnsiTheme="majorEastAsia" w:cs="굴림" w:hint="eastAsia"/>
-          <w:sz w:val="22"/>
-          <w:szCs w:val="22"/>
-          <w:lang w:eastAsia="ko-KR"/>
-        </w:rPr>
-        <w:t>검색</w:t>
-      </w:r>
-    </w:p>
-    <w:p>
-      <w:pPr>
-        <w:pStyle w:val="aff5"/>
-        <w:widowControl/>
-        <w:numPr>
-          <w:ilvl w:val="0"/>
-          <w:numId w:val="6"/>
-        </w:numPr>
-        <w:suppressAutoHyphens w:val="0"/>
-        <w:overflowPunct/>
-        <w:autoSpaceDE/>
-        <w:spacing w:line="240" w:lineRule="auto"/>
-        <w:ind w:leftChars="0"/>
-        <w:textAlignment w:val="auto"/>
-        <w:rPr>
-          <w:rFonts w:asciiTheme="majorEastAsia" w:eastAsiaTheme="majorEastAsia" w:hAnsiTheme="majorEastAsia" w:cs="굴림"/>
-          <w:sz w:val="22"/>
-          <w:szCs w:val="22"/>
-        </w:rPr>
-      </w:pPr>
-      <w:r>
-        <w:rPr>
-          <w:rFonts w:asciiTheme="majorEastAsia" w:eastAsiaTheme="majorEastAsia" w:hAnsiTheme="majorEastAsia" w:cs="굴림" w:hint="cs"/>
-          <w:sz w:val="22"/>
-          <w:szCs w:val="22"/>
-        </w:rPr>
-        <w:t>t</w:t>
-      </w:r>
-      <w:r>
-        <w:rPr>
-          <w:rFonts w:asciiTheme="majorEastAsia" w:eastAsiaTheme="majorEastAsia" w:hAnsiTheme="majorEastAsia" w:cs="굴림"/>
-          <w:sz w:val="22"/>
-          <w:szCs w:val="22"/>
-        </w:rPr>
-        <w:t>ravily</w:t>
-      </w:r>
-      <w:r>
-        <w:rPr>
-          <w:rFonts w:asciiTheme="majorEastAsia" w:eastAsiaTheme="majorEastAsia" w:hAnsiTheme="majorEastAsia" w:cs="굴림"/>
-          <w:sz w:val="22"/>
-          <w:szCs w:val="22"/>
-        </w:rPr>
-        <w:t xml:space="preserve">: </w:t>
-      </w:r>
-      <w:hyperlink r:id="rId23" w:history="1">
-        <w:r>
-          <w:rPr>
-            <w:rStyle w:val="a4"/>
-            <w:rFonts w:asciiTheme="majorEastAsia" w:eastAsiaTheme="majorEastAsia" w:hAnsiTheme="majorEastAsia" w:cs="굴림"/>
-            <w:color w:val="auto"/>
-            <w:sz w:val="22"/>
-            <w:szCs w:val="22"/>
-          </w:rPr>
-          <w:t>https://app.tavily.com/home</w:t>
-        </w:r>
-      </w:hyperlink>
-      <w:r>
-        <w:rPr>
-          <w:rFonts w:asciiTheme="majorEastAsia" w:eastAsiaTheme="majorEastAsia" w:hAnsiTheme="majorEastAsia" w:cs="굴림"/>
-          <w:sz w:val="22"/>
-          <w:szCs w:val="22"/>
-        </w:rPr>
-        <w:t xml:space="preserve"> </w:t>
-      </w:r>
-      <w:r>
-        <w:rPr>
-          <w:rFonts w:asciiTheme="majorEastAsia" w:eastAsiaTheme="majorEastAsia" w:hAnsiTheme="majorEastAsia" w:cs="굴림" w:hint="eastAsia"/>
-          <w:sz w:val="22"/>
-          <w:szCs w:val="22"/>
-          <w:lang w:eastAsia="ko-KR"/>
-        </w:rPr>
-        <w:t>웹 검색</w:t>
-      </w:r>
-    </w:p>
-    <w:p>
-      <w:pPr>
-        <w:pStyle w:val="aff5"/>
-        <w:widowControl/>
-        <w:numPr>
-          <w:ilvl w:val="0"/>
-          <w:numId w:val="6"/>
-        </w:numPr>
-        <w:suppressAutoHyphens w:val="0"/>
-        <w:overflowPunct/>
-        <w:autoSpaceDE/>
-        <w:spacing w:line="240" w:lineRule="auto"/>
-        <w:ind w:leftChars="0"/>
-        <w:textAlignment w:val="auto"/>
-        <w:rPr>
-          <w:rFonts w:asciiTheme="majorEastAsia" w:eastAsiaTheme="majorEastAsia" w:hAnsiTheme="majorEastAsia" w:cs="굴림"/>
-          <w:sz w:val="22"/>
-          <w:szCs w:val="22"/>
-        </w:rPr>
-      </w:pPr>
-      <w:r>
-        <w:rPr>
-          <w:rFonts w:asciiTheme="majorEastAsia" w:eastAsiaTheme="majorEastAsia" w:hAnsiTheme="majorEastAsia" w:cs="굴림" w:hint="cs"/>
-          <w:sz w:val="22"/>
-          <w:szCs w:val="22"/>
-        </w:rPr>
-        <w:t>w</w:t>
-      </w:r>
-      <w:r>
-        <w:rPr>
-          <w:rFonts w:asciiTheme="majorEastAsia" w:eastAsiaTheme="majorEastAsia" w:hAnsiTheme="majorEastAsia" w:cs="굴림"/>
-          <w:sz w:val="22"/>
-          <w:szCs w:val="22"/>
-        </w:rPr>
-        <w:t>andb</w:t>
-      </w:r>
-      <w:r>
-        <w:rPr>
-          <w:rFonts w:asciiTheme="majorEastAsia" w:eastAsiaTheme="majorEastAsia" w:hAnsiTheme="majorEastAsia" w:cs="굴림"/>
-          <w:sz w:val="22"/>
-          <w:szCs w:val="22"/>
-        </w:rPr>
-        <w:t xml:space="preserve">: </w:t>
-      </w:r>
-      <w:hyperlink r:id="rId24" w:history="1">
         <w:r>
           <w:rPr>
             <w:rStyle w:val="a4"/>
@@ -3679,162 +3255,25 @@
     </w:p>
     <w:p>
       <w:pPr>
-        <w:pStyle w:val="aff5"/>
-        <w:widowControl/>
-        <w:numPr>
-          <w:ilvl w:val="0"/>
-          <w:numId w:val="6"/>
-        </w:numPr>
-        <w:suppressAutoHyphens w:val="0"/>
-        <w:overflowPunct/>
-        <w:autoSpaceDE/>
-        <w:spacing w:line="240" w:lineRule="auto"/>
-        <w:ind w:leftChars="0"/>
-        <w:textAlignment w:val="auto"/>
-        <w:rPr>
-          <w:rFonts w:asciiTheme="majorEastAsia" w:eastAsiaTheme="majorEastAsia" w:hAnsiTheme="majorEastAsia" w:cs="굴림"/>
-          <w:sz w:val="22"/>
-          <w:szCs w:val="22"/>
-        </w:rPr>
-      </w:pPr>
-      <w:r>
-        <w:rPr>
-          <w:rFonts w:asciiTheme="majorEastAsia" w:eastAsiaTheme="majorEastAsia" w:hAnsiTheme="majorEastAsia" w:cs="굴림" w:hint="cs"/>
-          <w:sz w:val="22"/>
-          <w:szCs w:val="22"/>
+        <w:pStyle w:val="1"/>
+      </w:pPr>
+      <w:bookmarkStart w:id="4" w:name="_Toc211525725"/>
+      <w:r>
+        <w:rPr>
+          <w:rFonts w:hint="cs"/>
+        </w:rPr>
+        <w:t>C</w:t>
+      </w:r>
+      <w:r>
+        <w:t>o</w:t>
+      </w:r>
+      <w:r>
+        <w:rPr>
+          <w:rFonts w:hint="cs"/>
         </w:rPr>
         <w:t>l</w:t>
       </w:r>
       <w:r>
-        <w:rPr>
-          <w:rFonts w:asciiTheme="majorEastAsia" w:eastAsiaTheme="majorEastAsia" w:hAnsiTheme="majorEastAsia" w:cs="굴림"/>
-          <w:sz w:val="22"/>
-          <w:szCs w:val="22"/>
-        </w:rPr>
-        <w:t xml:space="preserve">angsmith: </w:t>
-      </w:r>
-      <w:hyperlink r:id="rId25" w:history="1">
-        <w:r>
-          <w:rPr>
-            <w:rStyle w:val="a4"/>
-            <w:rFonts w:asciiTheme="majorEastAsia" w:eastAsiaTheme="majorEastAsia" w:hAnsiTheme="majorEastAsia" w:cs="굴림"/>
-            <w:color w:val="auto"/>
-            <w:sz w:val="22"/>
-            <w:szCs w:val="22"/>
-          </w:rPr>
-          <w:t>https://docs.smith.langchain.com/administration/how_to_guides/organization_management/create_account_api_key</w:t>
-        </w:r>
-      </w:hyperlink>
-      <w:r>
-        <w:rPr>
-          <w:rFonts w:asciiTheme="majorEastAsia" w:eastAsiaTheme="majorEastAsia" w:hAnsiTheme="majorEastAsia" w:cs="굴림"/>
-          <w:sz w:val="22"/>
-          <w:szCs w:val="22"/>
-        </w:rPr>
-        <w:t xml:space="preserve">  (</w:t>
-      </w:r>
-      <w:hyperlink r:id="rId26" w:history="1">
-        <w:r>
-          <w:rPr>
-            <w:rStyle w:val="a4"/>
-            <w:rFonts w:asciiTheme="majorEastAsia" w:eastAsiaTheme="majorEastAsia" w:hAnsiTheme="majorEastAsia" w:cs="굴림"/>
-            <w:color w:val="auto"/>
-            <w:sz w:val="22"/>
-            <w:szCs w:val="22"/>
-          </w:rPr>
-          <w:t>https://smith.langchain.com/o/2c462eb1-5b83-41c8-96c5-e008809d5655/settings</w:t>
-        </w:r>
-      </w:hyperlink>
-      <w:r>
-        <w:rPr>
-          <w:rFonts w:asciiTheme="majorEastAsia" w:eastAsiaTheme="majorEastAsia" w:hAnsiTheme="majorEastAsia" w:cs="굴림"/>
-          <w:sz w:val="22"/>
-          <w:szCs w:val="22"/>
-        </w:rPr>
-        <w:t xml:space="preserve">) </w:t>
-      </w:r>
-      <w:r>
-        <w:rPr>
-          <w:rFonts w:asciiTheme="majorEastAsia" w:eastAsiaTheme="majorEastAsia" w:hAnsiTheme="majorEastAsia" w:cs="굴림" w:hint="eastAsia"/>
-          <w:sz w:val="22"/>
-          <w:szCs w:val="22"/>
-          <w:lang w:eastAsia="ko-KR"/>
-        </w:rPr>
-        <w:t>l</w:t>
-      </w:r>
-      <w:r>
-        <w:rPr>
-          <w:rFonts w:asciiTheme="majorEastAsia" w:eastAsiaTheme="majorEastAsia" w:hAnsiTheme="majorEastAsia" w:cs="굴림"/>
-          <w:sz w:val="22"/>
-          <w:szCs w:val="22"/>
-          <w:lang w:eastAsia="ko-KR"/>
-        </w:rPr>
-        <w:t xml:space="preserve">angchain </w:t>
-      </w:r>
-      <w:r>
-        <w:rPr>
-          <w:rFonts w:asciiTheme="majorEastAsia" w:eastAsiaTheme="majorEastAsia" w:hAnsiTheme="majorEastAsia" w:cs="굴림" w:hint="eastAsia"/>
-          <w:sz w:val="22"/>
-          <w:szCs w:val="22"/>
-          <w:lang w:eastAsia="ko-KR"/>
-        </w:rPr>
-        <w:t xml:space="preserve">로그 </w:t>
-      </w:r>
-      <w:r>
-        <w:rPr>
-          <w:rFonts w:asciiTheme="majorEastAsia" w:eastAsiaTheme="majorEastAsia" w:hAnsiTheme="majorEastAsia" w:cs="굴림"/>
-          <w:sz w:val="22"/>
-          <w:szCs w:val="22"/>
-          <w:lang w:eastAsia="ko-KR"/>
-        </w:rPr>
-        <w:t xml:space="preserve">&amp; </w:t>
-      </w:r>
-      <w:r>
-        <w:rPr>
-          <w:rFonts w:asciiTheme="majorEastAsia" w:eastAsiaTheme="majorEastAsia" w:hAnsiTheme="majorEastAsia" w:cs="굴림" w:hint="eastAsia"/>
-          <w:sz w:val="22"/>
-          <w:szCs w:val="22"/>
-          <w:lang w:eastAsia="ko-KR"/>
-        </w:rPr>
-        <w:t>디버그 도구</w:t>
-      </w:r>
-    </w:p>
-    <w:p>
-      <w:pPr>
-        <w:widowControl/>
-        <w:suppressAutoHyphens w:val="0"/>
-        <w:overflowPunct/>
-        <w:autoSpaceDE/>
-        <w:spacing w:line="240" w:lineRule="auto"/>
-        <w:textAlignment w:val="auto"/>
-        <w:rPr>
-          <w:rFonts w:asciiTheme="majorEastAsia" w:eastAsiaTheme="majorEastAsia" w:hAnsiTheme="majorEastAsia" w:cs="굴림"/>
-          <w:sz w:val="22"/>
-          <w:szCs w:val="22"/>
-        </w:rPr>
-      </w:pPr>
-    </w:p>
-    <w:p>
-      <w:pPr>
-        <w:pStyle w:val="1"/>
-      </w:pPr>
-      <w:bookmarkStart w:id="3" w:name="_Toc211525725"/>
-      <w:r>
-        <w:rPr>
-          <w:rFonts w:hint="cs"/>
-        </w:rPr>
-        <w:t>C</w:t>
-      </w:r>
-      <w:r>
-        <w:t>o</w:t>
-      </w:r>
-      <w:r>
-        <w:rPr>
-          <w:rFonts w:hint="cs"/>
-        </w:rPr>
-        <w:t>l</w:t>
-      </w:r>
-      <w:r>
         <w:t xml:space="preserve">ab </w:t>
       </w:r>
       <w:r>
@@ -3844,7 +3283,7 @@
         </w:rPr>
         <w:t>설정</w:t>
       </w:r>
-      <w:bookmarkEnd w:id="3"/>
+      <w:bookmarkEnd w:id="4"/>
     </w:p>
     <w:p>
       <w:pPr>
@@ -3883,10 +3322,85 @@
         <w:pStyle w:val="a8"/>
       </w:pPr>
       <w:r>
+        <w:t>CoLab</w:t>
+      </w:r>
+      <w:r>
         <w:rPr>
           <w:rFonts w:hint="eastAsia"/>
         </w:rPr>
-        <w:t>실습 파일이 저장될 수 있도록 본인 G</w:t>
+        <w:t>에서 작업시 서버에 입력 데이터 파일 등 업로드 필요할 때가 있습니다.</w:t>
+      </w:r>
+      <w:r>
+        <w:t xml:space="preserve"> </w:t>
+      </w:r>
+      <w:r>
+        <w:rPr>
+          <w:rFonts w:hint="eastAsia"/>
+        </w:rPr>
+        <w:t>다음 명령을 실행해 파일들 업로드 합니다.</w:t>
+      </w:r>
+      <w:r>
+        <w:t xml:space="preserve"> </w:t>
+      </w:r>
+    </w:p>
+    <w:p>
+      <w:pPr>
+        <w:pStyle w:val="a8"/>
+      </w:pPr>
+      <w:r>
+        <w:t>from google.colab import files</w:t>
+      </w:r>
+    </w:p>
+    <w:p>
+      <w:pPr>
+        <w:pStyle w:val="a8"/>
+      </w:pPr>
+      <w:r>
+        <w:t>data_to_load = files.upload()</w:t>
+      </w:r>
+    </w:p>
+    <w:p>
+      <w:pPr>
+        <w:pStyle w:val="a8"/>
+      </w:pPr>
+      <w:r>
+        <w:rPr>
+          <w:rFonts w:hint="eastAsia"/>
+        </w:rPr>
+        <w:t>만약,</w:t>
+      </w:r>
+      <w:r>
+        <w:t xml:space="preserve"> </w:t>
+      </w:r>
+      <w:r>
+        <w:rPr>
+          <w:rFonts w:hint="eastAsia"/>
+        </w:rPr>
+        <w:t>실습</w:t>
+      </w:r>
+      <w:r>
+        <w:rPr>
+          <w:rFonts w:hint="eastAsia"/>
+        </w:rPr>
+        <w:t>때 생성된</w:t>
+      </w:r>
+      <w:r>
+        <w:rPr>
+          <w:rFonts w:hint="eastAsia"/>
+        </w:rPr>
+        <w:t xml:space="preserve"> 파일</w:t>
+      </w:r>
+      <w:r>
+        <w:rPr>
+          <w:rFonts w:hint="eastAsia"/>
+        </w:rPr>
+        <w:t>을 저장하려면,</w:t>
+      </w:r>
+      <w:r>
+        <w:rPr>
+          <w:rFonts w:hint="eastAsia"/>
+        </w:rPr>
+        <w:t xml:space="preserve"> 본인 G</w:t>
       </w:r>
       <w:r>
         <w:t xml:space="preserve">oogle drive </w:t>
@@ -3916,63 +3430,6 @@
       <w:r>
         <w:t>drive.mount('/content/drive')</w:t>
       </w:r>
-    </w:p>
-    <w:p>
-      <w:pPr>
-        <w:pStyle w:val="a8"/>
-      </w:pPr>
-    </w:p>
-    <w:p>
-      <w:pPr>
-        <w:pStyle w:val="a8"/>
-      </w:pPr>
-      <w:r>
-        <w:t>CoLab</w:t>
-      </w:r>
-      <w:r>
-        <w:rPr>
-          <w:rFonts w:hint="eastAsia"/>
-        </w:rPr>
-        <w:t>에서 작업시 서버에 입력 데이터 파일 등 업로드 필요할 때가 있습니다.</w:t>
-      </w:r>
-      <w:r>
-        <w:t xml:space="preserve"> </w:t>
-      </w:r>
-      <w:r>
-        <w:rPr>
-          <w:rFonts w:hint="eastAsia"/>
-        </w:rPr>
-        <w:t>다음 명령을 실행해 파일들 업로드 합니다.</w:t>
-      </w:r>
-      <w:r>
-        <w:t xml:space="preserve"> </w:t>
-      </w:r>
-    </w:p>
-    <w:p>
-      <w:pPr>
-        <w:pStyle w:val="a8"/>
-      </w:pPr>
-      <w:r>
-        <w:t>from google.colab import files</w:t>
-      </w:r>
-    </w:p>
-    <w:p>
-      <w:pPr>
-        <w:pStyle w:val="a8"/>
-      </w:pPr>
-      <w:r>
-        <w:t>data_to_load = files.upload()</w:t>
-      </w:r>
-    </w:p>
-    <w:p>
-      <w:pPr>
-        <w:pStyle w:val="a8"/>
-        <w:rPr>
-          <w:rFonts w:hint="eastAsia"/>
-        </w:rPr>
-      </w:pPr>
-      <w:bookmarkStart w:id="4" w:name="_GoBack"/>
-      <w:bookmarkEnd w:id="4"/>
     </w:p>
     <w:p>
       <w:pPr>
@@ -4024,7 +3481,6 @@
         <w:rPr>
           <w:noProof/>
         </w:rPr>
-        <w:lastRenderedPageBreak/>
         <w:drawing>
           <wp:inline distT="0" distB="0" distL="0" distR="0" wp14:anchorId="205C1CD8" wp14:editId="7D24A442">
             <wp:extent cx="5746750" cy="3405289"/>
@@ -4041,7 +3497,7 @@
                     <pic:cNvPicPr/>
                   </pic:nvPicPr>
                   <pic:blipFill>
-                    <a:blip r:embed="rId27"/>
+                    <a:blip r:embed="rId20"/>
                     <a:stretch>
                       <a:fillRect/>
                     </a:stretch>
@@ -4061,46 +3517,6 @@
           </wp:inline>
         </w:drawing>
       </w:r>
-      <w:r>
-        <w:rPr>
-          <w:noProof/>
-        </w:rPr>
-        <w:drawing>
-          <wp:inline distT="0" distB="0" distL="0" distR="0" wp14:anchorId="2E785AF5" wp14:editId="3BC4549E">
-            <wp:extent cx="5746750" cy="3405289"/>
-            <wp:effectExtent l="0" t="0" r="6350" b="5080"/>
-            <wp:docPr id="7" name="그림 7"/>
-            <wp:cNvGraphicFramePr>
-              <a:graphicFrameLocks xmlns:a="http://schemas.openxmlformats.org/drawingml/2006/main" noChangeAspect="1"/>
-            </wp:cNvGraphicFramePr>
-            <a:graphic xmlns:a="http://schemas.openxmlformats.org/drawingml/2006/main">
-              <a:graphicData uri="http://schemas.openxmlformats.org/drawingml/2006/picture">
-                <pic:pic xmlns:pic="http://schemas.openxmlformats.org/drawingml/2006/picture">
-                  <pic:nvPicPr>
-                    <pic:cNvPr id="1" name=""/>
-                    <pic:cNvPicPr/>
-                  </pic:nvPicPr>
-                  <pic:blipFill>
-                    <a:blip r:embed="rId27"/>
-                    <a:stretch>
-                      <a:fillRect/>
-                    </a:stretch>
-                  </pic:blipFill>
-                  <pic:spPr>
-                    <a:xfrm>
-                      <a:off x="0" y="0"/>
-                      <a:ext cx="5753052" cy="3409023"/>
-                    </a:xfrm>
-                    <a:prstGeom prst="rect">
-                      <a:avLst/>
-                    </a:prstGeom>
-                  </pic:spPr>
-                </pic:pic>
-              </a:graphicData>
-            </a:graphic>
-          </wp:inline>
-        </w:drawing>
-      </w:r>
     </w:p>
     <w:p>
       <w:pPr>
@@ -4184,7 +3600,6 @@
         <w:rPr>
           <w:rFonts w:hint="eastAsia"/>
         </w:rPr>
-        <w:lastRenderedPageBreak/>
         <w:t>참고로,</w:t>
       </w:r>
       <w:r>
@@ -4271,7 +3686,7 @@
                     <pic:cNvPicPr/>
                   </pic:nvPicPr>
                   <pic:blipFill rotWithShape="1">
-                    <a:blip r:embed="rId28"/>
+                    <a:blip r:embed="rId21"/>
                     <a:srcRect t="46324"/>
                     <a:stretch/>
                   </pic:blipFill>
@@ -4318,7 +3733,7 @@
                     <pic:cNvPicPr/>
                   </pic:nvPicPr>
                   <pic:blipFill rotWithShape="1">
-                    <a:blip r:embed="rId28"/>
+                    <a:blip r:embed="rId21"/>
                     <a:srcRect t="-1" b="45838"/>
                     <a:stretch/>
                   </pic:blipFill>
@@ -4366,68 +3781,435 @@
         <w:rPr>
           <w:rFonts w:hint="eastAsia"/>
         </w:rPr>
+        <w:t xml:space="preserve">노트북에 </w:t>
+      </w:r>
+      <w:r>
+        <w:t>NVIDIA GPU</w:t>
+      </w:r>
+      <w:r>
+        <w:rPr>
+          <w:rFonts w:hint="eastAsia"/>
+        </w:rPr>
+        <w:t xml:space="preserve">가 없다면, 아래 설치 순서 중 </w:t>
+      </w:r>
+      <w:r>
+        <w:t xml:space="preserve">GPU </w:t>
+      </w:r>
+      <w:r>
+        <w:rPr>
+          <w:rFonts w:hint="eastAsia"/>
+        </w:rPr>
+        <w:t>관련 부분은 스킵하십시요.</w:t>
+      </w:r>
+    </w:p>
+    <w:p>
+      <w:pPr>
+        <w:pStyle w:val="a8"/>
+      </w:pPr>
+    </w:p>
+    <w:p>
+      <w:pPr>
+        <w:widowControl/>
+        <w:suppressAutoHyphens w:val="0"/>
+        <w:overflowPunct/>
+        <w:autoSpaceDE/>
+        <w:spacing w:line="240" w:lineRule="auto"/>
+        <w:textAlignment w:val="auto"/>
+        <w:rPr>
+          <w:rFonts w:asciiTheme="minorEastAsia" w:eastAsiaTheme="minorEastAsia" w:hAnsiTheme="minorEastAsia"/>
+          <w:b/>
+          <w:bCs/>
+          <w:sz w:val="22"/>
+          <w:lang w:eastAsia="ko-KR"/>
+        </w:rPr>
+      </w:pPr>
+      <w:r>
+        <w:rPr>
+          <w:b/>
+          <w:bCs/>
+        </w:rPr>
+        <w:br w:type="page"/>
+      </w:r>
+    </w:p>
+    <w:p>
+      <w:pPr>
+        <w:pStyle w:val="a8"/>
+        <w:rPr>
+          <w:b/>
+        </w:rPr>
+      </w:pPr>
+      <w:r>
+        <w:rPr>
+          <w:b/>
+          <w:bCs/>
+        </w:rPr>
+        <w:lastRenderedPageBreak/>
+        <w:t>Python</w:t>
+      </w:r>
+      <w:r>
+        <w:rPr>
+          <w:b/>
+        </w:rPr>
+        <w:t xml:space="preserve"> </w:t>
+      </w:r>
+      <w:r>
+        <w:rPr>
+          <w:b/>
+        </w:rPr>
+        <w:t>(</w:t>
+      </w:r>
+      <w:r>
+        <w:rPr>
+          <w:rFonts w:hint="eastAsia"/>
+          <w:b/>
+        </w:rPr>
+        <w:t xml:space="preserve">라이브러리 호환성 고려해 </w:t>
+      </w:r>
+      <w:r>
+        <w:rPr>
+          <w:b/>
+        </w:rPr>
+        <w:t>3.1</w:t>
+      </w:r>
+      <w:r>
+        <w:rPr>
+          <w:b/>
+        </w:rPr>
+        <w:t>2</w:t>
+      </w:r>
+      <w:r>
+        <w:rPr>
+          <w:rFonts w:hint="eastAsia"/>
+          <w:b/>
+        </w:rPr>
+        <w:t>버전 권장</w:t>
+      </w:r>
+      <w:r>
+        <w:rPr>
+          <w:rFonts w:hint="eastAsia"/>
+          <w:b/>
+        </w:rPr>
+        <w:t>.</w:t>
+      </w:r>
+      <w:r>
+        <w:rPr>
+          <w:b/>
+        </w:rPr>
+        <w:t xml:space="preserve">2025.7 </w:t>
+      </w:r>
+      <w:r>
+        <w:rPr>
+          <w:rFonts w:hint="eastAsia"/>
+          <w:b/>
+        </w:rPr>
+        <w:t>시점</w:t>
+      </w:r>
+      <w:r>
+        <w:rPr>
+          <w:b/>
+        </w:rPr>
+        <w:t>)</w:t>
+      </w:r>
+    </w:p>
+    <w:p>
+      <w:pPr>
+        <w:pStyle w:val="aff5"/>
+        <w:widowControl/>
+        <w:numPr>
+          <w:ilvl w:val="0"/>
+          <w:numId w:val="5"/>
+        </w:numPr>
+        <w:suppressAutoHyphens w:val="0"/>
+        <w:overflowPunct/>
+        <w:autoSpaceDE/>
+        <w:spacing w:after="100" w:afterAutospacing="1" w:line="240" w:lineRule="auto"/>
+        <w:ind w:leftChars="0"/>
+        <w:textAlignment w:val="auto"/>
+        <w:rPr>
+          <w:rFonts w:asciiTheme="majorEastAsia" w:eastAsiaTheme="majorEastAsia" w:hAnsiTheme="majorEastAsia" w:cs="굴림"/>
+          <w:sz w:val="22"/>
+          <w:szCs w:val="22"/>
+        </w:rPr>
+      </w:pPr>
+      <w:hyperlink r:id="rId22" w:history="1">
+        <w:r>
+          <w:rPr>
+            <w:rFonts w:asciiTheme="majorEastAsia" w:eastAsiaTheme="majorEastAsia" w:hAnsiTheme="majorEastAsia" w:cs="굴림"/>
+            <w:sz w:val="22"/>
+            <w:szCs w:val="22"/>
+            <w:u w:val="single"/>
+          </w:rPr>
+          <w:t>Python 다운로드</w:t>
+        </w:r>
+      </w:hyperlink>
+    </w:p>
+    <w:p>
+      <w:pPr>
+        <w:pStyle w:val="aff5"/>
+        <w:widowControl/>
+        <w:numPr>
+          <w:ilvl w:val="0"/>
+          <w:numId w:val="5"/>
+        </w:numPr>
+        <w:suppressAutoHyphens w:val="0"/>
+        <w:overflowPunct/>
+        <w:autoSpaceDE/>
+        <w:spacing w:after="100" w:afterAutospacing="1" w:line="240" w:lineRule="auto"/>
+        <w:ind w:leftChars="0"/>
+        <w:textAlignment w:val="auto"/>
+        <w:rPr>
+          <w:rFonts w:asciiTheme="majorEastAsia" w:eastAsiaTheme="majorEastAsia" w:hAnsiTheme="majorEastAsia" w:cs="굴림"/>
+          <w:sz w:val="22"/>
+          <w:szCs w:val="22"/>
+        </w:rPr>
+      </w:pPr>
+      <w:r>
+        <w:rPr>
+          <w:rFonts w:asciiTheme="majorEastAsia" w:eastAsiaTheme="majorEastAsia" w:hAnsiTheme="majorEastAsia" w:cs="굴림"/>
+          <w:sz w:val="22"/>
+          <w:szCs w:val="22"/>
+        </w:rPr>
+        <w:t xml:space="preserve">Mac 사용자: </w:t>
+      </w:r>
+      <w:hyperlink r:id="rId23" w:history="1">
+        <w:r>
+          <w:rPr>
+            <w:rFonts w:asciiTheme="majorEastAsia" w:eastAsiaTheme="majorEastAsia" w:hAnsiTheme="majorEastAsia" w:cs="굴림"/>
+            <w:sz w:val="22"/>
+            <w:szCs w:val="22"/>
+            <w:u w:val="single"/>
+          </w:rPr>
+          <w:t>Mac에 Python 설치 가이드</w:t>
+        </w:r>
+      </w:hyperlink>
+    </w:p>
+    <w:p>
+      <w:pPr>
+        <w:pStyle w:val="aff5"/>
+        <w:widowControl/>
+        <w:numPr>
+          <w:ilvl w:val="0"/>
+          <w:numId w:val="5"/>
+        </w:numPr>
+        <w:suppressAutoHyphens w:val="0"/>
+        <w:overflowPunct/>
+        <w:autoSpaceDE/>
+        <w:spacing w:after="100" w:afterAutospacing="1" w:line="240" w:lineRule="auto"/>
+        <w:ind w:leftChars="0"/>
+        <w:textAlignment w:val="auto"/>
+        <w:rPr>
+          <w:rFonts w:asciiTheme="majorEastAsia" w:eastAsiaTheme="majorEastAsia" w:hAnsiTheme="majorEastAsia" w:cs="굴림"/>
+          <w:sz w:val="22"/>
+          <w:szCs w:val="22"/>
+        </w:rPr>
+      </w:pPr>
+      <w:r>
+        <w:rPr>
+          <w:rFonts w:asciiTheme="majorEastAsia" w:eastAsiaTheme="majorEastAsia" w:hAnsiTheme="majorEastAsia" w:cs="굴림" w:hint="eastAsia"/>
+          <w:sz w:val="22"/>
+          <w:szCs w:val="22"/>
+        </w:rPr>
+        <w:t xml:space="preserve">설치 후 터미널에서 </w:t>
+      </w:r>
+      <w:r>
+        <w:rPr>
+          <w:rFonts w:asciiTheme="majorEastAsia" w:eastAsiaTheme="majorEastAsia" w:hAnsiTheme="majorEastAsia" w:cs="굴림"/>
+          <w:sz w:val="22"/>
+          <w:szCs w:val="22"/>
+        </w:rPr>
+        <w:t xml:space="preserve">python --version </w:t>
+      </w:r>
+      <w:r>
+        <w:rPr>
+          <w:rFonts w:asciiTheme="majorEastAsia" w:eastAsiaTheme="majorEastAsia" w:hAnsiTheme="majorEastAsia" w:cs="굴림" w:hint="eastAsia"/>
+          <w:sz w:val="22"/>
+          <w:szCs w:val="22"/>
+        </w:rPr>
+        <w:t xml:space="preserve">로 </w:t>
+      </w:r>
+      <w:r>
+        <w:rPr>
+          <w:rFonts w:asciiTheme="majorEastAsia" w:eastAsiaTheme="majorEastAsia" w:hAnsiTheme="majorEastAsia" w:cs="굴림" w:hint="eastAsia"/>
+          <w:sz w:val="22"/>
+          <w:szCs w:val="22"/>
+          <w:lang w:eastAsia="ko-KR"/>
+        </w:rPr>
+        <w:t>실행이</w:t>
+      </w:r>
+      <w:r>
+        <w:rPr>
+          <w:rFonts w:asciiTheme="majorEastAsia" w:eastAsiaTheme="majorEastAsia" w:hAnsiTheme="majorEastAsia" w:cs="굴림" w:hint="cs"/>
+          <w:sz w:val="22"/>
+          <w:szCs w:val="22"/>
+        </w:rPr>
+        <w:t xml:space="preserve"> </w:t>
+      </w:r>
+      <w:r>
+        <w:rPr>
+          <w:rFonts w:asciiTheme="majorEastAsia" w:eastAsiaTheme="majorEastAsia" w:hAnsiTheme="majorEastAsia" w:cs="굴림" w:hint="eastAsia"/>
+          <w:sz w:val="22"/>
+          <w:szCs w:val="22"/>
+          <w:lang w:eastAsia="ko-KR"/>
+        </w:rPr>
+        <w:t>제대로</w:t>
+      </w:r>
+      <w:r>
+        <w:rPr>
+          <w:rFonts w:asciiTheme="majorEastAsia" w:eastAsiaTheme="majorEastAsia" w:hAnsiTheme="majorEastAsia" w:cs="굴림" w:hint="cs"/>
+          <w:sz w:val="22"/>
+          <w:szCs w:val="22"/>
+        </w:rPr>
+        <w:t xml:space="preserve"> </w:t>
+      </w:r>
+      <w:r>
+        <w:rPr>
+          <w:rFonts w:asciiTheme="majorEastAsia" w:eastAsiaTheme="majorEastAsia" w:hAnsiTheme="majorEastAsia" w:cs="굴림" w:hint="eastAsia"/>
+          <w:sz w:val="22"/>
+          <w:szCs w:val="22"/>
+          <w:lang w:eastAsia="ko-KR"/>
+        </w:rPr>
+        <w:t>되는</w:t>
+      </w:r>
+      <w:r>
+        <w:rPr>
+          <w:rFonts w:asciiTheme="majorEastAsia" w:eastAsiaTheme="majorEastAsia" w:hAnsiTheme="majorEastAsia" w:cs="굴림"/>
+          <w:sz w:val="22"/>
+          <w:szCs w:val="22"/>
+        </w:rPr>
+        <w:t xml:space="preserve"> </w:t>
+      </w:r>
+      <w:r>
+        <w:rPr>
+          <w:rFonts w:asciiTheme="majorEastAsia" w:eastAsiaTheme="majorEastAsia" w:hAnsiTheme="majorEastAsia" w:cs="굴림" w:hint="eastAsia"/>
+          <w:sz w:val="22"/>
+          <w:szCs w:val="22"/>
+          <w:lang w:eastAsia="ko-KR"/>
+        </w:rPr>
+        <w:t>지</w:t>
+      </w:r>
+      <w:r>
+        <w:rPr>
+          <w:rFonts w:asciiTheme="majorEastAsia" w:eastAsiaTheme="majorEastAsia" w:hAnsiTheme="majorEastAsia" w:cs="굴림" w:hint="cs"/>
+          <w:sz w:val="22"/>
+          <w:szCs w:val="22"/>
+        </w:rPr>
+        <w:t xml:space="preserve"> </w:t>
+      </w:r>
+      <w:r>
+        <w:rPr>
+          <w:rFonts w:asciiTheme="majorEastAsia" w:eastAsiaTheme="majorEastAsia" w:hAnsiTheme="majorEastAsia" w:cs="굴림" w:hint="eastAsia"/>
+          <w:sz w:val="22"/>
+          <w:szCs w:val="22"/>
+        </w:rPr>
+        <w:t>확인해 볼 것</w:t>
+      </w:r>
+    </w:p>
+    <w:p>
+      <w:pPr>
+        <w:pStyle w:val="a8"/>
+        <w:numPr>
+          <w:ilvl w:val="0"/>
+          <w:numId w:val="5"/>
+        </w:numPr>
+        <w:rPr>
+          <w:szCs w:val="22"/>
+        </w:rPr>
+      </w:pPr>
+      <w:r>
+        <w:rPr>
+          <w:rFonts w:hint="eastAsia"/>
+          <w:szCs w:val="22"/>
+        </w:rPr>
         <w:t>P</w:t>
       </w:r>
       <w:r>
+        <w:rPr>
+          <w:szCs w:val="22"/>
+        </w:rPr>
         <w:t>ython</w:t>
       </w:r>
       <w:r>
         <w:rPr>
           <w:rFonts w:hint="eastAsia"/>
+          <w:szCs w:val="22"/>
         </w:rPr>
         <w:t>,</w:t>
       </w:r>
       <w:r>
+        <w:rPr>
+          <w:szCs w:val="22"/>
+        </w:rPr>
         <w:t xml:space="preserve"> Anaconda</w:t>
       </w:r>
       <w:r>
         <w:rPr>
           <w:rFonts w:hint="eastAsia"/>
+          <w:szCs w:val="22"/>
         </w:rPr>
         <w:t xml:space="preserve"> </w:t>
       </w:r>
       <w:r>
+        <w:rPr>
+          <w:szCs w:val="22"/>
+        </w:rPr>
         <w:t xml:space="preserve">Github </w:t>
       </w:r>
       <w:r>
         <w:rPr>
           <w:rFonts w:hint="eastAsia"/>
+          <w:szCs w:val="22"/>
         </w:rPr>
         <w:t xml:space="preserve">등 설치시 </w:t>
       </w:r>
       <w:r>
+        <w:rPr>
+          <w:szCs w:val="22"/>
+        </w:rPr>
         <w:t xml:space="preserve">PATH </w:t>
       </w:r>
       <w:r>
         <w:rPr>
           <w:rFonts w:hint="eastAsia"/>
+          <w:szCs w:val="22"/>
         </w:rPr>
         <w:t>추가 체크 옵션이 있다면,</w:t>
       </w:r>
       <w:r>
+        <w:rPr>
+          <w:szCs w:val="22"/>
+        </w:rPr>
         <w:t xml:space="preserve"> </w:t>
       </w:r>
       <w:r>
         <w:rPr>
           <w:rFonts w:hint="eastAsia"/>
+          <w:szCs w:val="22"/>
         </w:rPr>
         <w:t>반듯이 체크해 주세요.</w:t>
       </w:r>
       <w:r>
+        <w:rPr>
+          <w:szCs w:val="22"/>
+        </w:rPr>
         <w:t xml:space="preserve"> </w:t>
       </w:r>
       <w:r>
         <w:rPr>
           <w:rFonts w:hint="eastAsia"/>
+          <w:szCs w:val="22"/>
         </w:rPr>
         <w:t xml:space="preserve">터미널에서 </w:t>
       </w:r>
       <w:r>
+        <w:rPr>
+          <w:szCs w:val="22"/>
+        </w:rPr>
         <w:t xml:space="preserve">python </w:t>
       </w:r>
       <w:r>
         <w:rPr>
           <w:rFonts w:hint="eastAsia"/>
+          <w:szCs w:val="22"/>
         </w:rPr>
         <w:t>등 실행파일이 경로에 검색될 수 있어야 합니다.</w:t>
       </w:r>
@@ -4435,6 +4217,7 @@
     <w:p>
       <w:pPr>
         <w:pStyle w:val="a8"/>
+        <w:ind w:left="142"/>
         <w:jc w:val="center"/>
         <w:rPr>
           <w:rFonts w:asciiTheme="majorEastAsia" w:eastAsiaTheme="majorEastAsia" w:hAnsiTheme="majorEastAsia" w:cs="굴림"/>
@@ -4446,11 +4229,782 @@
         <w:rPr>
           <w:noProof/>
         </w:rPr>
+        <mc:AlternateContent>
+          <mc:Choice Requires="wps">
+            <w:drawing>
+              <wp:anchor distT="0" distB="0" distL="114300" distR="114300" simplePos="0" relativeHeight="251845120" behindDoc="0" locked="0" layoutInCell="1" allowOverlap="1" wp14:anchorId="5617F1F8" wp14:editId="17AE5FF0">
+                <wp:simplePos x="0" y="0"/>
+                <wp:positionH relativeFrom="column">
+                  <wp:posOffset>3350260</wp:posOffset>
+                </wp:positionH>
+                <wp:positionV relativeFrom="paragraph">
+                  <wp:posOffset>238760</wp:posOffset>
+                </wp:positionV>
+                <wp:extent cx="1339850" cy="266700"/>
+                <wp:effectExtent l="0" t="0" r="0" b="0"/>
+                <wp:wrapNone/>
+                <wp:docPr id="11" name="직사각형 11"/>
+                <wp:cNvGraphicFramePr/>
+                <a:graphic xmlns:a="http://schemas.openxmlformats.org/drawingml/2006/main">
+                  <a:graphicData uri="http://schemas.microsoft.com/office/word/2010/wordprocessingShape">
+                    <wps:wsp>
+                      <wps:cNvSpPr/>
+                      <wps:spPr>
+                        <a:xfrm>
+                          <a:off x="0" y="0"/>
+                          <a:ext cx="1339850" cy="266700"/>
+                        </a:xfrm>
+                        <a:prstGeom prst="rect">
+                          <a:avLst/>
+                        </a:prstGeom>
+                        <a:solidFill>
+                          <a:schemeClr val="bg1"/>
+                        </a:solidFill>
+                        <a:ln>
+                          <a:noFill/>
+                        </a:ln>
+                      </wps:spPr>
+                      <wps:style>
+                        <a:lnRef idx="2">
+                          <a:schemeClr val="accent1">
+                            <a:shade val="50000"/>
+                          </a:schemeClr>
+                        </a:lnRef>
+                        <a:fillRef idx="1">
+                          <a:schemeClr val="accent1"/>
+                        </a:fillRef>
+                        <a:effectRef idx="0">
+                          <a:schemeClr val="accent1"/>
+                        </a:effectRef>
+                        <a:fontRef idx="minor">
+                          <a:schemeClr val="lt1"/>
+                        </a:fontRef>
+                      </wps:style>
+                      <wps:bodyPr rot="0" spcFirstLastPara="0" vertOverflow="overflow" horzOverflow="overflow" vert="horz" wrap="square" lIns="91440" tIns="45720" rIns="91440" bIns="45720" numCol="1" spcCol="0" rtlCol="0" fromWordArt="0" anchor="ctr" anchorCtr="0" forceAA="0" compatLnSpc="1">
+                        <a:prstTxWarp prst="textNoShape">
+                          <a:avLst/>
+                        </a:prstTxWarp>
+                        <a:noAutofit/>
+                      </wps:bodyPr>
+                    </wps:wsp>
+                  </a:graphicData>
+                </a:graphic>
+                <wp14:sizeRelH relativeFrom="margin">
+                  <wp14:pctWidth>0</wp14:pctWidth>
+                </wp14:sizeRelH>
+                <wp14:sizeRelV relativeFrom="margin">
+                  <wp14:pctHeight>0</wp14:pctHeight>
+                </wp14:sizeRelV>
+              </wp:anchor>
+            </w:drawing>
+          </mc:Choice>
+          <mc:Fallback>
+            <w:pict>
+              <v:rect w14:anchorId="24E6270C" id="직사각형 11" o:spid="_x0000_s1026" style="position:absolute;left:0;text-align:left;margin-left:263.8pt;margin-top:18.8pt;width:105.5pt;height:21pt;z-index:251845120;visibility:visible;mso-wrap-style:square;mso-width-percent:0;mso-height-percent:0;mso-wrap-distance-left:9pt;mso-wrap-distance-top:0;mso-wrap-distance-right:9pt;mso-wrap-distance-bottom:0;mso-position-horizontal:absolute;mso-position-horizontal-relative:text;mso-position-vertical:absolute;mso-position-vertical-relative:text;mso-width-percent:0;mso-height-percent:0;mso-width-relative:margin;mso-height-relative:margin;v-text-anchor:middle" o:gfxdata="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" fillcolor="white [3212]" stroked="f" strokeweight="2pt"/>
+            </w:pict>
+          </mc:Fallback>
+        </mc:AlternateContent>
+      </w:r>
+      <w:r>
+        <w:rPr>
+          <w:noProof/>
+        </w:rPr>
         <w:drawing>
-          <wp:inline distT="0" distB="0" distL="0" distR="0" wp14:anchorId="0BB6E1F4" wp14:editId="020701A5">
+          <wp:inline distT="0" distB="0" distL="0" distR="0" wp14:anchorId="7D08782F" wp14:editId="48F7987D">
             <wp:extent cx="4876800" cy="2973843"/>
             <wp:effectExtent l="0" t="0" r="0" b="0"/>
             <wp:docPr id="5" name="그림 5"/>
+            <wp:cNvGraphicFramePr>
+              <a:graphicFrameLocks xmlns:a="http://schemas.openxmlformats.org/drawingml/2006/main" noChangeAspect="1"/>
+            </wp:cNvGraphicFramePr>
+            <a:graphic xmlns:a="http://schemas.openxmlformats.org/drawingml/2006/main">
+              <a:graphicData uri="http://schemas.openxmlformats.org/drawingml/2006/picture">
+                <pic:pic xmlns:pic="http://schemas.openxmlformats.org/drawingml/2006/picture">
+                  <pic:nvPicPr>
+                    <pic:cNvPr id="1" name=""/>
+                    <pic:cNvPicPr/>
+                  </pic:nvPicPr>
+                  <pic:blipFill>
+                    <a:blip r:embed="rId24"/>
+                    <a:stretch>
+                      <a:fillRect/>
+                    </a:stretch>
+                  </pic:blipFill>
+                  <pic:spPr>
+                    <a:xfrm>
+                      <a:off x="0" y="0"/>
+                      <a:ext cx="4881115" cy="2976474"/>
+                    </a:xfrm>
+                    <a:prstGeom prst="rect">
+                      <a:avLst/>
+                    </a:prstGeom>
+                  </pic:spPr>
+                </pic:pic>
+              </a:graphicData>
+            </a:graphic>
+          </wp:inline>
+        </w:drawing>
+      </w:r>
+    </w:p>
+    <w:p>
+      <w:pPr>
+        <w:pStyle w:val="a8"/>
+        <w:rPr>
+          <w:b/>
+        </w:rPr>
+      </w:pPr>
+      <w:r>
+        <w:rPr>
+          <w:b/>
+        </w:rPr>
+        <w:t>NVIDIA 드라이버 (</w:t>
+      </w:r>
+      <w:r>
+        <w:rPr>
+          <w:rFonts w:hint="eastAsia"/>
+          <w:b/>
+        </w:rPr>
+        <w:t>N</w:t>
+      </w:r>
+      <w:r>
+        <w:rPr>
+          <w:b/>
+        </w:rPr>
+        <w:t>VIDIA GPU 사용 시)</w:t>
+      </w:r>
+    </w:p>
+    <w:p>
+      <w:pPr>
+        <w:pStyle w:val="aff5"/>
+        <w:widowControl/>
+        <w:numPr>
+          <w:ilvl w:val="0"/>
+          <w:numId w:val="7"/>
+        </w:numPr>
+        <w:suppressAutoHyphens w:val="0"/>
+        <w:overflowPunct/>
+        <w:autoSpaceDE/>
+        <w:spacing w:after="100" w:afterAutospacing="1" w:line="240" w:lineRule="auto"/>
+        <w:ind w:leftChars="0"/>
+        <w:textAlignment w:val="auto"/>
+        <w:rPr>
+          <w:rFonts w:asciiTheme="majorEastAsia" w:eastAsiaTheme="majorEastAsia" w:hAnsiTheme="majorEastAsia" w:cs="굴림"/>
+          <w:sz w:val="24"/>
+          <w:szCs w:val="24"/>
+        </w:rPr>
+      </w:pPr>
+      <w:hyperlink r:id="rId25" w:history="1">
+        <w:r>
+          <w:rPr>
+            <w:rFonts w:asciiTheme="majorEastAsia" w:eastAsiaTheme="majorEastAsia" w:hAnsiTheme="majorEastAsia" w:cs="굴림"/>
+            <w:sz w:val="24"/>
+            <w:szCs w:val="24"/>
+            <w:u w:val="single"/>
+          </w:rPr>
+          <w:t>NVIDIA 드라이버 다운로드</w:t>
+        </w:r>
+      </w:hyperlink>
+    </w:p>
+    <w:p>
+      <w:pPr>
+        <w:pStyle w:val="aff5"/>
+        <w:widowControl/>
+        <w:numPr>
+          <w:ilvl w:val="0"/>
+          <w:numId w:val="7"/>
+        </w:numPr>
+        <w:suppressAutoHyphens w:val="0"/>
+        <w:overflowPunct/>
+        <w:autoSpaceDE/>
+        <w:spacing w:after="100" w:afterAutospacing="1" w:line="240" w:lineRule="auto"/>
+        <w:ind w:leftChars="0"/>
+        <w:textAlignment w:val="auto"/>
+        <w:rPr>
+          <w:rFonts w:asciiTheme="majorEastAsia" w:eastAsiaTheme="majorEastAsia" w:hAnsiTheme="majorEastAsia" w:cs="굴림"/>
+          <w:sz w:val="24"/>
+          <w:szCs w:val="24"/>
+        </w:rPr>
+      </w:pPr>
+      <w:r>
+        <w:rPr>
+          <w:rFonts w:asciiTheme="majorEastAsia" w:eastAsiaTheme="majorEastAsia" w:hAnsiTheme="majorEastAsia" w:cs="굴림"/>
+          <w:sz w:val="24"/>
+          <w:szCs w:val="24"/>
+        </w:rPr>
+        <w:t xml:space="preserve">설치 후 터미널에서 </w:t>
+      </w:r>
+      <w:r>
+        <w:rPr>
+          <w:rFonts w:asciiTheme="majorEastAsia" w:eastAsiaTheme="majorEastAsia" w:hAnsiTheme="majorEastAsia" w:cs="굴림체"/>
+          <w:sz w:val="24"/>
+          <w:szCs w:val="24"/>
+        </w:rPr>
+        <w:t>nvidia-smi</w:t>
+      </w:r>
+      <w:r>
+        <w:rPr>
+          <w:rFonts w:asciiTheme="majorEastAsia" w:eastAsiaTheme="majorEastAsia" w:hAnsiTheme="majorEastAsia" w:cs="굴림"/>
+          <w:sz w:val="24"/>
+          <w:szCs w:val="24"/>
+        </w:rPr>
+        <w:t>로 확인</w:t>
+      </w:r>
+    </w:p>
+    <w:p>
+      <w:pPr>
+        <w:pStyle w:val="a8"/>
+        <w:rPr>
+          <w:b/>
+        </w:rPr>
+      </w:pPr>
+      <w:r>
+        <w:rPr>
+          <w:b/>
+        </w:rPr>
+        <w:t>CUDA Toolkit (</w:t>
+      </w:r>
+      <w:r>
+        <w:rPr>
+          <w:rFonts w:hint="eastAsia"/>
+          <w:b/>
+        </w:rPr>
+        <w:t>N</w:t>
+      </w:r>
+      <w:r>
+        <w:rPr>
+          <w:b/>
+        </w:rPr>
+        <w:t>VIDIA GPU 사용 시)</w:t>
+      </w:r>
+    </w:p>
+    <w:p>
+      <w:pPr>
+        <w:pStyle w:val="aff5"/>
+        <w:widowControl/>
+        <w:numPr>
+          <w:ilvl w:val="0"/>
+          <w:numId w:val="8"/>
+        </w:numPr>
+        <w:suppressAutoHyphens w:val="0"/>
+        <w:overflowPunct/>
+        <w:autoSpaceDE/>
+        <w:spacing w:after="100" w:afterAutospacing="1" w:line="240" w:lineRule="auto"/>
+        <w:ind w:leftChars="0"/>
+        <w:textAlignment w:val="auto"/>
+        <w:rPr>
+          <w:rFonts w:asciiTheme="majorEastAsia" w:eastAsiaTheme="majorEastAsia" w:hAnsiTheme="majorEastAsia" w:cs="굴림"/>
+          <w:sz w:val="24"/>
+          <w:szCs w:val="24"/>
+        </w:rPr>
+      </w:pPr>
+      <w:hyperlink r:id="rId26" w:history="1">
+        <w:r>
+          <w:rPr>
+            <w:rFonts w:asciiTheme="majorEastAsia" w:eastAsiaTheme="majorEastAsia" w:hAnsiTheme="majorEastAsia" w:cs="굴림"/>
+            <w:sz w:val="24"/>
+            <w:szCs w:val="24"/>
+            <w:u w:val="single"/>
+          </w:rPr>
+          <w:t>CUDA Toolkit 다운로드</w:t>
+        </w:r>
+      </w:hyperlink>
+    </w:p>
+    <w:p>
+      <w:pPr>
+        <w:pStyle w:val="aff5"/>
+        <w:widowControl/>
+        <w:numPr>
+          <w:ilvl w:val="0"/>
+          <w:numId w:val="8"/>
+        </w:numPr>
+        <w:suppressAutoHyphens w:val="0"/>
+        <w:overflowPunct/>
+        <w:autoSpaceDE/>
+        <w:spacing w:after="100" w:afterAutospacing="1" w:line="240" w:lineRule="auto"/>
+        <w:ind w:leftChars="0"/>
+        <w:textAlignment w:val="auto"/>
+        <w:rPr>
+          <w:rFonts w:asciiTheme="majorEastAsia" w:eastAsiaTheme="majorEastAsia" w:hAnsiTheme="majorEastAsia" w:cs="굴림"/>
+          <w:sz w:val="24"/>
+          <w:szCs w:val="24"/>
+        </w:rPr>
+      </w:pPr>
+      <w:r>
+        <w:rPr>
+          <w:rFonts w:asciiTheme="majorEastAsia" w:eastAsiaTheme="majorEastAsia" w:hAnsiTheme="majorEastAsia" w:cs="굴림"/>
+          <w:sz w:val="24"/>
+          <w:szCs w:val="24"/>
+        </w:rPr>
+        <w:t>설치 시 GPU 및 드라이버 호환성 확인</w:t>
+      </w:r>
+    </w:p>
+    <w:p>
+      <w:pPr>
+        <w:pStyle w:val="aff5"/>
+        <w:widowControl/>
+        <w:numPr>
+          <w:ilvl w:val="0"/>
+          <w:numId w:val="8"/>
+        </w:numPr>
+        <w:suppressAutoHyphens w:val="0"/>
+        <w:overflowPunct/>
+        <w:autoSpaceDE/>
+        <w:spacing w:after="100" w:afterAutospacing="1" w:line="240" w:lineRule="auto"/>
+        <w:ind w:leftChars="0"/>
+        <w:textAlignment w:val="auto"/>
+        <w:rPr>
+          <w:rFonts w:asciiTheme="majorEastAsia" w:eastAsiaTheme="majorEastAsia" w:hAnsiTheme="majorEastAsia" w:cs="굴림"/>
+          <w:sz w:val="24"/>
+          <w:szCs w:val="24"/>
+        </w:rPr>
+      </w:pPr>
+      <w:r>
+        <w:rPr>
+          <w:rFonts w:asciiTheme="majorEastAsia" w:eastAsiaTheme="majorEastAsia" w:hAnsiTheme="majorEastAsia" w:cs="굴림"/>
+          <w:sz w:val="24"/>
+          <w:szCs w:val="24"/>
+        </w:rPr>
+        <w:t>환경 변수에 CUDA 경로 추가</w:t>
+      </w:r>
+    </w:p>
+    <w:p>
+      <w:pPr>
+        <w:pStyle w:val="a8"/>
+        <w:rPr>
+          <w:b/>
+          <w:bCs/>
+        </w:rPr>
+      </w:pPr>
+      <w:r>
+        <w:rPr>
+          <w:rFonts w:hint="eastAsia"/>
+          <w:b/>
+          <w:bCs/>
+        </w:rPr>
+        <w:t>Github 도구 설치</w:t>
+      </w:r>
+    </w:p>
+    <w:p>
+      <w:pPr>
+        <w:pStyle w:val="a8"/>
+        <w:numPr>
+          <w:ilvl w:val="0"/>
+          <w:numId w:val="14"/>
+        </w:numPr>
+        <w:rPr>
+          <w:bCs/>
+        </w:rPr>
+      </w:pPr>
+      <w:r>
+        <w:rPr>
+          <w:rFonts w:hint="eastAsia"/>
+          <w:bCs/>
+        </w:rPr>
+        <w:t>다음 링크에서 도구 설치함.</w:t>
+      </w:r>
+    </w:p>
+    <w:p>
+      <w:pPr>
+        <w:pStyle w:val="a8"/>
+        <w:numPr>
+          <w:ilvl w:val="0"/>
+          <w:numId w:val="14"/>
+        </w:numPr>
+        <w:rPr>
+          <w:bCs/>
+        </w:rPr>
+      </w:pPr>
+      <w:hyperlink r:id="rId27" w:history="1">
+        <w:r>
+          <w:rPr>
+            <w:rStyle w:val="a4"/>
+            <w:rFonts w:hint="eastAsia"/>
+            <w:bCs/>
+            <w:color w:val="auto"/>
+          </w:rPr>
+          <w:t>https://docs.github.com/ko/desktop/installing-and-authenticating-to-github-desktop/installing-github-desktop</w:t>
+        </w:r>
+      </w:hyperlink>
+      <w:r>
+        <w:rPr>
+          <w:bCs/>
+        </w:rPr>
+        <w:t xml:space="preserve"> </w:t>
+      </w:r>
+    </w:p>
+    <w:p>
+      <w:pPr>
+        <w:pStyle w:val="a8"/>
+        <w:rPr>
+          <w:bCs/>
+        </w:rPr>
+      </w:pPr>
+    </w:p>
+    <w:p>
+      <w:pPr>
+        <w:pStyle w:val="a8"/>
+        <w:rPr>
+          <w:b/>
+        </w:rPr>
+      </w:pPr>
+      <w:r>
+        <w:rPr>
+          <w:b/>
+        </w:rPr>
+        <w:t>PyTorch 라이브러리 설치</w:t>
+      </w:r>
+    </w:p>
+    <w:p>
+      <w:pPr>
+        <w:pStyle w:val="aff5"/>
+        <w:widowControl/>
+        <w:numPr>
+          <w:ilvl w:val="0"/>
+          <w:numId w:val="9"/>
+        </w:numPr>
+        <w:suppressAutoHyphens w:val="0"/>
+        <w:overflowPunct/>
+        <w:autoSpaceDE/>
+        <w:spacing w:after="100" w:afterAutospacing="1" w:line="240" w:lineRule="auto"/>
+        <w:ind w:leftChars="0"/>
+        <w:textAlignment w:val="auto"/>
+        <w:rPr>
+          <w:rFonts w:asciiTheme="minorHAnsi" w:eastAsiaTheme="minorHAnsi" w:hAnsiTheme="minorHAnsi" w:cs="굴림"/>
+          <w:sz w:val="22"/>
+          <w:szCs w:val="22"/>
+        </w:rPr>
+      </w:pPr>
+      <w:r>
+        <w:rPr>
+          <w:rFonts w:asciiTheme="minorHAnsi" w:eastAsiaTheme="minorHAnsi" w:hAnsiTheme="minorHAnsi" w:cs="굴림" w:hint="eastAsia"/>
+          <w:sz w:val="22"/>
+          <w:szCs w:val="22"/>
+        </w:rPr>
+        <w:t>다음 링크 방문 후,</w:t>
+      </w:r>
+      <w:r>
+        <w:rPr>
+          <w:rFonts w:asciiTheme="minorHAnsi" w:eastAsiaTheme="minorHAnsi" w:hAnsiTheme="minorHAnsi" w:cs="굴림"/>
+          <w:sz w:val="22"/>
+          <w:szCs w:val="22"/>
+        </w:rPr>
+        <w:t xml:space="preserve"> CPU </w:t>
+      </w:r>
+      <w:r>
+        <w:rPr>
+          <w:rFonts w:asciiTheme="minorHAnsi" w:eastAsiaTheme="minorHAnsi" w:hAnsiTheme="minorHAnsi" w:cs="굴림" w:hint="eastAsia"/>
+          <w:sz w:val="22"/>
+          <w:szCs w:val="22"/>
+        </w:rPr>
+        <w:t xml:space="preserve">버전 혹은 </w:t>
+      </w:r>
+      <w:r>
+        <w:rPr>
+          <w:rFonts w:asciiTheme="minorHAnsi" w:eastAsiaTheme="minorHAnsi" w:hAnsiTheme="minorHAnsi" w:cs="굴림"/>
+          <w:sz w:val="22"/>
+          <w:szCs w:val="22"/>
+        </w:rPr>
+        <w:t xml:space="preserve">GPU </w:t>
+      </w:r>
+      <w:r>
+        <w:rPr>
+          <w:rFonts w:asciiTheme="minorHAnsi" w:eastAsiaTheme="minorHAnsi" w:hAnsiTheme="minorHAnsi" w:cs="굴림" w:hint="eastAsia"/>
+          <w:sz w:val="22"/>
+          <w:szCs w:val="22"/>
+        </w:rPr>
+        <w:t>드라이버 버전에 맞게 터미널에서 설치</w:t>
+      </w:r>
+      <w:r>
+        <w:rPr>
+          <w:rFonts w:asciiTheme="minorHAnsi" w:eastAsiaTheme="minorHAnsi" w:hAnsiTheme="minorHAnsi" w:cs="굴림" w:hint="eastAsia"/>
+          <w:sz w:val="22"/>
+          <w:szCs w:val="22"/>
+          <w:lang w:eastAsia="ko-KR"/>
+        </w:rPr>
+        <w:t>함</w:t>
+      </w:r>
+    </w:p>
+    <w:p>
+      <w:pPr>
+        <w:pStyle w:val="aff5"/>
+        <w:widowControl/>
+        <w:numPr>
+          <w:ilvl w:val="0"/>
+          <w:numId w:val="9"/>
+        </w:numPr>
+        <w:suppressAutoHyphens w:val="0"/>
+        <w:overflowPunct/>
+        <w:autoSpaceDE/>
+        <w:spacing w:after="100" w:afterAutospacing="1" w:line="240" w:lineRule="auto"/>
+        <w:ind w:leftChars="0"/>
+        <w:textAlignment w:val="auto"/>
+        <w:rPr>
+          <w:rStyle w:val="a4"/>
+          <w:rFonts w:asciiTheme="minorHAnsi" w:eastAsiaTheme="minorHAnsi" w:hAnsiTheme="minorHAnsi" w:cs="굴림"/>
+          <w:color w:val="auto"/>
+          <w:sz w:val="22"/>
+          <w:szCs w:val="22"/>
+        </w:rPr>
+      </w:pPr>
+      <w:hyperlink r:id="rId28" w:history="1">
+        <w:r>
+          <w:rPr>
+            <w:rStyle w:val="a4"/>
+            <w:rFonts w:asciiTheme="minorHAnsi" w:eastAsiaTheme="minorHAnsi" w:hAnsiTheme="minorHAnsi" w:cs="굴림"/>
+            <w:color w:val="auto"/>
+            <w:sz w:val="22"/>
+            <w:szCs w:val="22"/>
+          </w:rPr>
+          <w:t>https://pytorch.org/get-started/locally/</w:t>
+        </w:r>
+      </w:hyperlink>
+    </w:p>
+    <w:p>
+      <w:pPr>
+        <w:pStyle w:val="aff5"/>
+        <w:widowControl/>
+        <w:numPr>
+          <w:ilvl w:val="0"/>
+          <w:numId w:val="9"/>
+        </w:numPr>
+        <w:suppressAutoHyphens w:val="0"/>
+        <w:overflowPunct/>
+        <w:autoSpaceDE/>
+        <w:spacing w:after="100" w:afterAutospacing="1" w:line="240" w:lineRule="auto"/>
+        <w:ind w:leftChars="0"/>
+        <w:textAlignment w:val="auto"/>
+        <w:rPr>
+          <w:rStyle w:val="a4"/>
+          <w:rFonts w:asciiTheme="minorHAnsi" w:eastAsiaTheme="minorHAnsi" w:hAnsiTheme="minorHAnsi" w:cs="굴림"/>
+          <w:color w:val="auto"/>
+          <w:sz w:val="22"/>
+          <w:szCs w:val="22"/>
+          <w:u w:val="none"/>
+        </w:rPr>
+      </w:pPr>
+      <w:r>
+        <w:rPr>
+          <w:rStyle w:val="a4"/>
+          <w:rFonts w:asciiTheme="minorHAnsi" w:eastAsiaTheme="minorHAnsi" w:hAnsiTheme="minorHAnsi" w:cs="굴림" w:hint="cs"/>
+          <w:color w:val="auto"/>
+          <w:sz w:val="22"/>
+          <w:szCs w:val="22"/>
+          <w:u w:val="none"/>
+        </w:rPr>
+        <w:t>C</w:t>
+      </w:r>
+      <w:r>
+        <w:rPr>
+          <w:rStyle w:val="a4"/>
+          <w:rFonts w:asciiTheme="minorHAnsi" w:eastAsiaTheme="minorHAnsi" w:hAnsiTheme="minorHAnsi" w:cs="굴림"/>
+          <w:color w:val="auto"/>
+          <w:sz w:val="22"/>
+          <w:szCs w:val="22"/>
+          <w:u w:val="none"/>
+        </w:rPr>
+        <w:t>PU</w:t>
+      </w:r>
+      <w:r>
+        <w:rPr>
+          <w:rStyle w:val="a4"/>
+          <w:rFonts w:asciiTheme="minorHAnsi" w:eastAsiaTheme="minorHAnsi" w:hAnsiTheme="minorHAnsi" w:cs="굴림" w:hint="eastAsia"/>
+          <w:color w:val="auto"/>
+          <w:sz w:val="22"/>
+          <w:szCs w:val="22"/>
+          <w:u w:val="none"/>
+          <w:lang w:eastAsia="ko-KR"/>
+        </w:rPr>
+        <w:t>의</w:t>
+      </w:r>
+      <w:r>
+        <w:rPr>
+          <w:rStyle w:val="a4"/>
+          <w:rFonts w:asciiTheme="minorHAnsi" w:eastAsiaTheme="minorHAnsi" w:hAnsiTheme="minorHAnsi" w:cs="굴림" w:hint="cs"/>
+          <w:color w:val="auto"/>
+          <w:sz w:val="22"/>
+          <w:szCs w:val="22"/>
+          <w:u w:val="none"/>
+        </w:rPr>
+        <w:t xml:space="preserve"> </w:t>
+      </w:r>
+      <w:r>
+        <w:rPr>
+          <w:rStyle w:val="a4"/>
+          <w:rFonts w:asciiTheme="minorHAnsi" w:eastAsiaTheme="minorHAnsi" w:hAnsiTheme="minorHAnsi" w:cs="굴림" w:hint="eastAsia"/>
+          <w:color w:val="auto"/>
+          <w:sz w:val="22"/>
+          <w:szCs w:val="22"/>
+          <w:u w:val="none"/>
+          <w:lang w:eastAsia="ko-KR"/>
+        </w:rPr>
+        <w:t>경우</w:t>
+      </w:r>
+      <w:r>
+        <w:rPr>
+          <w:rStyle w:val="a4"/>
+          <w:rFonts w:asciiTheme="minorHAnsi" w:eastAsiaTheme="minorHAnsi" w:hAnsiTheme="minorHAnsi" w:cs="굴림" w:hint="cs"/>
+          <w:color w:val="auto"/>
+          <w:sz w:val="22"/>
+          <w:szCs w:val="22"/>
+          <w:u w:val="none"/>
+        </w:rPr>
+        <w:t>,</w:t>
+      </w:r>
+      <w:r>
+        <w:rPr>
+          <w:rStyle w:val="a4"/>
+          <w:rFonts w:asciiTheme="minorHAnsi" w:eastAsiaTheme="minorHAnsi" w:hAnsiTheme="minorHAnsi" w:cs="굴림"/>
+          <w:color w:val="auto"/>
+          <w:sz w:val="22"/>
+          <w:szCs w:val="22"/>
+          <w:u w:val="none"/>
+        </w:rPr>
+        <w:t xml:space="preserve"> </w:t>
+      </w:r>
+      <w:r>
+        <w:rPr>
+          <w:rStyle w:val="a4"/>
+          <w:rFonts w:asciiTheme="minorHAnsi" w:eastAsiaTheme="minorHAnsi" w:hAnsiTheme="minorHAnsi" w:cs="굴림" w:hint="eastAsia"/>
+          <w:color w:val="auto"/>
+          <w:sz w:val="22"/>
+          <w:szCs w:val="22"/>
+          <w:u w:val="none"/>
+          <w:lang w:eastAsia="ko-KR"/>
+        </w:rPr>
+        <w:t>다음과</w:t>
+      </w:r>
+      <w:r>
+        <w:rPr>
+          <w:rStyle w:val="a4"/>
+          <w:rFonts w:asciiTheme="minorHAnsi" w:eastAsiaTheme="minorHAnsi" w:hAnsiTheme="minorHAnsi" w:cs="굴림" w:hint="cs"/>
+          <w:color w:val="auto"/>
+          <w:sz w:val="22"/>
+          <w:szCs w:val="22"/>
+          <w:u w:val="none"/>
+        </w:rPr>
+        <w:t xml:space="preserve"> </w:t>
+      </w:r>
+      <w:r>
+        <w:rPr>
+          <w:rStyle w:val="a4"/>
+          <w:rFonts w:asciiTheme="minorHAnsi" w:eastAsiaTheme="minorHAnsi" w:hAnsiTheme="minorHAnsi" w:cs="굴림" w:hint="eastAsia"/>
+          <w:color w:val="auto"/>
+          <w:sz w:val="22"/>
+          <w:szCs w:val="22"/>
+          <w:u w:val="none"/>
+          <w:lang w:eastAsia="ko-KR"/>
+        </w:rPr>
+        <w:t>같이</w:t>
+      </w:r>
+      <w:r>
+        <w:rPr>
+          <w:rStyle w:val="a4"/>
+          <w:rFonts w:asciiTheme="minorHAnsi" w:eastAsiaTheme="minorHAnsi" w:hAnsiTheme="minorHAnsi" w:cs="굴림" w:hint="cs"/>
+          <w:color w:val="auto"/>
+          <w:sz w:val="22"/>
+          <w:szCs w:val="22"/>
+          <w:u w:val="none"/>
+        </w:rPr>
+        <w:t xml:space="preserve"> </w:t>
+      </w:r>
+      <w:r>
+        <w:rPr>
+          <w:rStyle w:val="a4"/>
+          <w:rFonts w:asciiTheme="minorHAnsi" w:eastAsiaTheme="minorHAnsi" w:hAnsiTheme="minorHAnsi" w:cs="굴림" w:hint="eastAsia"/>
+          <w:color w:val="auto"/>
+          <w:sz w:val="22"/>
+          <w:szCs w:val="22"/>
+          <w:u w:val="none"/>
+          <w:lang w:eastAsia="ko-KR"/>
+        </w:rPr>
+        <w:t>터미널에서</w:t>
+      </w:r>
+      <w:r>
+        <w:rPr>
+          <w:rStyle w:val="a4"/>
+          <w:rFonts w:asciiTheme="minorHAnsi" w:eastAsiaTheme="minorHAnsi" w:hAnsiTheme="minorHAnsi" w:cs="굴림" w:hint="cs"/>
+          <w:color w:val="auto"/>
+          <w:sz w:val="22"/>
+          <w:szCs w:val="22"/>
+          <w:u w:val="none"/>
+        </w:rPr>
+        <w:t xml:space="preserve"> </w:t>
+      </w:r>
+      <w:r>
+        <w:rPr>
+          <w:rStyle w:val="a4"/>
+          <w:rFonts w:asciiTheme="minorHAnsi" w:eastAsiaTheme="minorHAnsi" w:hAnsiTheme="minorHAnsi" w:cs="굴림" w:hint="eastAsia"/>
+          <w:color w:val="auto"/>
+          <w:sz w:val="22"/>
+          <w:szCs w:val="22"/>
+          <w:u w:val="none"/>
+          <w:lang w:eastAsia="ko-KR"/>
+        </w:rPr>
+        <w:t>명령을</w:t>
+      </w:r>
+      <w:r>
+        <w:rPr>
+          <w:rStyle w:val="a4"/>
+          <w:rFonts w:asciiTheme="minorHAnsi" w:eastAsiaTheme="minorHAnsi" w:hAnsiTheme="minorHAnsi" w:cs="굴림" w:hint="cs"/>
+          <w:color w:val="auto"/>
+          <w:sz w:val="22"/>
+          <w:szCs w:val="22"/>
+          <w:u w:val="none"/>
+        </w:rPr>
+        <w:t xml:space="preserve"> </w:t>
+      </w:r>
+      <w:r>
+        <w:rPr>
+          <w:rStyle w:val="a4"/>
+          <w:rFonts w:asciiTheme="minorHAnsi" w:eastAsiaTheme="minorHAnsi" w:hAnsiTheme="minorHAnsi" w:cs="굴림" w:hint="eastAsia"/>
+          <w:color w:val="auto"/>
+          <w:sz w:val="22"/>
+          <w:szCs w:val="22"/>
+          <w:u w:val="none"/>
+          <w:lang w:eastAsia="ko-KR"/>
+        </w:rPr>
+        <w:t>입력해 설치함</w:t>
+      </w:r>
+      <w:r>
+        <w:rPr>
+          <w:rStyle w:val="a4"/>
+          <w:rFonts w:asciiTheme="minorHAnsi" w:eastAsiaTheme="minorHAnsi" w:hAnsiTheme="minorHAnsi" w:cs="굴림" w:hint="cs"/>
+          <w:color w:val="auto"/>
+          <w:sz w:val="22"/>
+          <w:szCs w:val="22"/>
+          <w:u w:val="none"/>
+        </w:rPr>
+        <w:t>.</w:t>
+      </w:r>
+    </w:p>
+    <w:p>
+      <w:pPr>
+        <w:pStyle w:val="aff5"/>
+        <w:widowControl/>
+        <w:suppressAutoHyphens w:val="0"/>
+        <w:overflowPunct/>
+        <w:autoSpaceDE/>
+        <w:spacing w:after="100" w:afterAutospacing="1" w:line="240" w:lineRule="auto"/>
+        <w:ind w:leftChars="0" w:left="1200"/>
+        <w:textAlignment w:val="auto"/>
+        <w:rPr>
+          <w:rStyle w:val="a4"/>
+          <w:rFonts w:asciiTheme="minorHAnsi" w:eastAsiaTheme="minorHAnsi" w:hAnsiTheme="minorHAnsi" w:cs="굴림"/>
+          <w:color w:val="auto"/>
+          <w:sz w:val="22"/>
+          <w:szCs w:val="22"/>
+          <w:u w:val="none"/>
+        </w:rPr>
+      </w:pPr>
+      <w:r>
+        <w:rPr>
+          <w:noProof/>
+        </w:rPr>
+        <w:drawing>
+          <wp:inline distT="0" distB="0" distL="0" distR="0" wp14:anchorId="26019FEC" wp14:editId="2760EC1D">
+            <wp:extent cx="5247020" cy="1470660"/>
+            <wp:effectExtent l="0" t="0" r="0" b="0"/>
+            <wp:docPr id="8" name="그림 8"/>
             <wp:cNvGraphicFramePr>
               <a:graphicFrameLocks xmlns:a="http://schemas.openxmlformats.org/drawingml/2006/main" noChangeAspect="1"/>
             </wp:cNvGraphicFramePr>
@@ -4470,7 +5024,7 @@
                   <pic:spPr>
                     <a:xfrm>
                       <a:off x="0" y="0"/>
-                      <a:ext cx="4881115" cy="2976474"/>
+                      <a:ext cx="5274853" cy="1478461"/>
                     </a:xfrm>
                     <a:prstGeom prst="rect">
                       <a:avLst/>
@@ -4481,625 +5035,6 @@
             </a:graphic>
           </wp:inline>
         </w:drawing>
-      </w:r>
-    </w:p>
-    <w:p>
-      <w:pPr>
-        <w:pStyle w:val="a8"/>
-      </w:pPr>
-    </w:p>
-    <w:p>
-      <w:pPr>
-        <w:pStyle w:val="a8"/>
-      </w:pPr>
-      <w:r>
-        <w:rPr>
-          <w:rFonts w:hint="eastAsia"/>
-        </w:rPr>
-        <w:t xml:space="preserve">노트북에 </w:t>
-      </w:r>
-      <w:r>
-        <w:t>NVIDIA GPU</w:t>
-      </w:r>
-      <w:r>
-        <w:rPr>
-          <w:rFonts w:hint="eastAsia"/>
-        </w:rPr>
-        <w:t xml:space="preserve">가 없다면, 아래 설치 순서 중 </w:t>
-      </w:r>
-      <w:r>
-        <w:t xml:space="preserve">GPU </w:t>
-      </w:r>
-      <w:r>
-        <w:rPr>
-          <w:rFonts w:hint="eastAsia"/>
-        </w:rPr>
-        <w:t>관련 부분은 스킵하십시요.</w:t>
-      </w:r>
-    </w:p>
-    <w:p>
-      <w:pPr>
-        <w:pStyle w:val="a8"/>
-      </w:pPr>
-    </w:p>
-    <w:p>
-      <w:pPr>
-        <w:pStyle w:val="a8"/>
-        <w:rPr>
-          <w:b/>
-        </w:rPr>
-      </w:pPr>
-      <w:r>
-        <w:rPr>
-          <w:b/>
-          <w:bCs/>
-        </w:rPr>
-        <w:lastRenderedPageBreak/>
-        <w:t>Python</w:t>
-      </w:r>
-      <w:r>
-        <w:rPr>
-          <w:b/>
-        </w:rPr>
-        <w:t xml:space="preserve"> </w:t>
-      </w:r>
-      <w:r>
-        <w:rPr>
-          <w:b/>
-        </w:rPr>
-        <w:t>(</w:t>
-      </w:r>
-      <w:r>
-        <w:rPr>
-          <w:rFonts w:hint="eastAsia"/>
-          <w:b/>
-        </w:rPr>
-        <w:t xml:space="preserve">라이브러리 호환성 고려해 </w:t>
-      </w:r>
-      <w:r>
-        <w:rPr>
-          <w:b/>
-        </w:rPr>
-        <w:t>3.1</w:t>
-      </w:r>
-      <w:r>
-        <w:rPr>
-          <w:b/>
-        </w:rPr>
-        <w:t>2</w:t>
-      </w:r>
-      <w:r>
-        <w:rPr>
-          <w:rFonts w:hint="eastAsia"/>
-          <w:b/>
-        </w:rPr>
-        <w:t>버전 권장</w:t>
-      </w:r>
-      <w:r>
-        <w:rPr>
-          <w:rFonts w:hint="eastAsia"/>
-          <w:b/>
-        </w:rPr>
-        <w:t>.</w:t>
-      </w:r>
-      <w:r>
-        <w:rPr>
-          <w:b/>
-        </w:rPr>
-        <w:t xml:space="preserve">2025.7 </w:t>
-      </w:r>
-      <w:r>
-        <w:rPr>
-          <w:rFonts w:hint="eastAsia"/>
-          <w:b/>
-        </w:rPr>
-        <w:t>시점</w:t>
-      </w:r>
-      <w:r>
-        <w:rPr>
-          <w:b/>
-        </w:rPr>
-        <w:t>)</w:t>
-      </w:r>
-    </w:p>
-    <w:p>
-      <w:pPr>
-        <w:pStyle w:val="aff5"/>
-        <w:widowControl/>
-        <w:numPr>
-          <w:ilvl w:val="0"/>
-          <w:numId w:val="5"/>
-        </w:numPr>
-        <w:suppressAutoHyphens w:val="0"/>
-        <w:overflowPunct/>
-        <w:autoSpaceDE/>
-        <w:spacing w:after="100" w:afterAutospacing="1" w:line="240" w:lineRule="auto"/>
-        <w:ind w:leftChars="0"/>
-        <w:textAlignment w:val="auto"/>
-        <w:rPr>
-          <w:rFonts w:asciiTheme="majorEastAsia" w:eastAsiaTheme="majorEastAsia" w:hAnsiTheme="majorEastAsia" w:cs="굴림"/>
-          <w:sz w:val="24"/>
-          <w:szCs w:val="24"/>
-        </w:rPr>
-      </w:pPr>
-      <w:hyperlink r:id="rId30" w:history="1">
-        <w:r>
-          <w:rPr>
-            <w:rFonts w:asciiTheme="majorEastAsia" w:eastAsiaTheme="majorEastAsia" w:hAnsiTheme="majorEastAsia" w:cs="굴림"/>
-            <w:sz w:val="24"/>
-            <w:szCs w:val="24"/>
-            <w:u w:val="single"/>
-          </w:rPr>
-          <w:t>Python 다운로드</w:t>
-        </w:r>
-      </w:hyperlink>
-    </w:p>
-    <w:p>
-      <w:pPr>
-        <w:pStyle w:val="aff5"/>
-        <w:widowControl/>
-        <w:numPr>
-          <w:ilvl w:val="0"/>
-          <w:numId w:val="5"/>
-        </w:numPr>
-        <w:suppressAutoHyphens w:val="0"/>
-        <w:overflowPunct/>
-        <w:autoSpaceDE/>
-        <w:spacing w:after="100" w:afterAutospacing="1" w:line="240" w:lineRule="auto"/>
-        <w:ind w:leftChars="0"/>
-        <w:textAlignment w:val="auto"/>
-        <w:rPr>
-          <w:rFonts w:asciiTheme="majorEastAsia" w:eastAsiaTheme="majorEastAsia" w:hAnsiTheme="majorEastAsia" w:cs="굴림"/>
-          <w:sz w:val="24"/>
-          <w:szCs w:val="24"/>
-        </w:rPr>
-      </w:pPr>
-      <w:r>
-        <w:rPr>
-          <w:rFonts w:asciiTheme="majorEastAsia" w:eastAsiaTheme="majorEastAsia" w:hAnsiTheme="majorEastAsia" w:cs="굴림"/>
-          <w:sz w:val="24"/>
-          <w:szCs w:val="24"/>
-        </w:rPr>
-        <w:t xml:space="preserve">Mac 사용자: </w:t>
-      </w:r>
-      <w:hyperlink r:id="rId31" w:history="1">
-        <w:r>
-          <w:rPr>
-            <w:rFonts w:asciiTheme="majorEastAsia" w:eastAsiaTheme="majorEastAsia" w:hAnsiTheme="majorEastAsia" w:cs="굴림"/>
-            <w:sz w:val="24"/>
-            <w:szCs w:val="24"/>
-            <w:u w:val="single"/>
-          </w:rPr>
-          <w:t>Mac에 Python 설치 가이드</w:t>
-        </w:r>
-      </w:hyperlink>
-    </w:p>
-    <w:p>
-      <w:pPr>
-        <w:pStyle w:val="aff5"/>
-        <w:widowControl/>
-        <w:numPr>
-          <w:ilvl w:val="0"/>
-          <w:numId w:val="5"/>
-        </w:numPr>
-        <w:suppressAutoHyphens w:val="0"/>
-        <w:overflowPunct/>
-        <w:autoSpaceDE/>
-        <w:spacing w:after="100" w:afterAutospacing="1" w:line="240" w:lineRule="auto"/>
-        <w:ind w:leftChars="0"/>
-        <w:textAlignment w:val="auto"/>
-        <w:rPr>
-          <w:rFonts w:asciiTheme="majorEastAsia" w:eastAsiaTheme="majorEastAsia" w:hAnsiTheme="majorEastAsia" w:cs="굴림"/>
-          <w:sz w:val="24"/>
-          <w:szCs w:val="24"/>
-        </w:rPr>
-      </w:pPr>
-      <w:r>
-        <w:rPr>
-          <w:rFonts w:asciiTheme="majorEastAsia" w:eastAsiaTheme="majorEastAsia" w:hAnsiTheme="majorEastAsia" w:cs="굴림" w:hint="eastAsia"/>
-          <w:sz w:val="24"/>
-          <w:szCs w:val="24"/>
-        </w:rPr>
-        <w:t xml:space="preserve">설치 후 터미널에서 </w:t>
-      </w:r>
-      <w:r>
-        <w:rPr>
-          <w:rFonts w:asciiTheme="majorEastAsia" w:eastAsiaTheme="majorEastAsia" w:hAnsiTheme="majorEastAsia" w:cs="굴림"/>
-          <w:sz w:val="24"/>
-          <w:szCs w:val="24"/>
-        </w:rPr>
-        <w:t xml:space="preserve">python --version </w:t>
-      </w:r>
-      <w:r>
-        <w:rPr>
-          <w:rFonts w:asciiTheme="majorEastAsia" w:eastAsiaTheme="majorEastAsia" w:hAnsiTheme="majorEastAsia" w:cs="굴림" w:hint="eastAsia"/>
-          <w:sz w:val="24"/>
-          <w:szCs w:val="24"/>
-        </w:rPr>
-        <w:t xml:space="preserve">로 </w:t>
-      </w:r>
-      <w:r>
-        <w:rPr>
-          <w:rFonts w:asciiTheme="majorEastAsia" w:eastAsiaTheme="majorEastAsia" w:hAnsiTheme="majorEastAsia" w:cs="굴림" w:hint="eastAsia"/>
-          <w:sz w:val="24"/>
-          <w:szCs w:val="24"/>
-          <w:lang w:eastAsia="ko-KR"/>
-        </w:rPr>
-        <w:t>실행이</w:t>
-      </w:r>
-      <w:r>
-        <w:rPr>
-          <w:rFonts w:asciiTheme="majorEastAsia" w:eastAsiaTheme="majorEastAsia" w:hAnsiTheme="majorEastAsia" w:cs="굴림" w:hint="cs"/>
-          <w:sz w:val="24"/>
-          <w:szCs w:val="24"/>
-        </w:rPr>
-        <w:t xml:space="preserve"> </w:t>
-      </w:r>
-      <w:r>
-        <w:rPr>
-          <w:rFonts w:asciiTheme="majorEastAsia" w:eastAsiaTheme="majorEastAsia" w:hAnsiTheme="majorEastAsia" w:cs="굴림" w:hint="eastAsia"/>
-          <w:sz w:val="24"/>
-          <w:szCs w:val="24"/>
-          <w:lang w:eastAsia="ko-KR"/>
-        </w:rPr>
-        <w:t>제대로</w:t>
-      </w:r>
-      <w:r>
-        <w:rPr>
-          <w:rFonts w:asciiTheme="majorEastAsia" w:eastAsiaTheme="majorEastAsia" w:hAnsiTheme="majorEastAsia" w:cs="굴림" w:hint="cs"/>
-          <w:sz w:val="24"/>
-          <w:szCs w:val="24"/>
-        </w:rPr>
-        <w:t xml:space="preserve"> </w:t>
-      </w:r>
-      <w:r>
-        <w:rPr>
-          <w:rFonts w:asciiTheme="majorEastAsia" w:eastAsiaTheme="majorEastAsia" w:hAnsiTheme="majorEastAsia" w:cs="굴림" w:hint="eastAsia"/>
-          <w:sz w:val="24"/>
-          <w:szCs w:val="24"/>
-          <w:lang w:eastAsia="ko-KR"/>
-        </w:rPr>
-        <w:t>되는</w:t>
-      </w:r>
-      <w:r>
-        <w:rPr>
-          <w:rFonts w:asciiTheme="majorEastAsia" w:eastAsiaTheme="majorEastAsia" w:hAnsiTheme="majorEastAsia" w:cs="굴림"/>
-          <w:sz w:val="24"/>
-          <w:szCs w:val="24"/>
-        </w:rPr>
-        <w:t xml:space="preserve"> </w:t>
-      </w:r>
-      <w:r>
-        <w:rPr>
-          <w:rFonts w:asciiTheme="majorEastAsia" w:eastAsiaTheme="majorEastAsia" w:hAnsiTheme="majorEastAsia" w:cs="굴림" w:hint="eastAsia"/>
-          <w:sz w:val="24"/>
-          <w:szCs w:val="24"/>
-          <w:lang w:eastAsia="ko-KR"/>
-        </w:rPr>
-        <w:t>지</w:t>
-      </w:r>
-      <w:r>
-        <w:rPr>
-          <w:rFonts w:asciiTheme="majorEastAsia" w:eastAsiaTheme="majorEastAsia" w:hAnsiTheme="majorEastAsia" w:cs="굴림" w:hint="cs"/>
-          <w:sz w:val="24"/>
-          <w:szCs w:val="24"/>
-        </w:rPr>
-        <w:t xml:space="preserve"> </w:t>
-      </w:r>
-      <w:r>
-        <w:rPr>
-          <w:rFonts w:asciiTheme="majorEastAsia" w:eastAsiaTheme="majorEastAsia" w:hAnsiTheme="majorEastAsia" w:cs="굴림" w:hint="eastAsia"/>
-          <w:sz w:val="24"/>
-          <w:szCs w:val="24"/>
-        </w:rPr>
-        <w:t>확인해 볼 것</w:t>
-      </w:r>
-    </w:p>
-    <w:p>
-      <w:pPr>
-        <w:pStyle w:val="a8"/>
-        <w:rPr>
-          <w:b/>
-        </w:rPr>
-      </w:pPr>
-      <w:r>
-        <w:rPr>
-          <w:b/>
-        </w:rPr>
-        <w:t>NVIDIA 드라이버 (</w:t>
-      </w:r>
-      <w:r>
-        <w:rPr>
-          <w:rFonts w:hint="eastAsia"/>
-          <w:b/>
-        </w:rPr>
-        <w:t>N</w:t>
-      </w:r>
-      <w:r>
-        <w:rPr>
-          <w:b/>
-        </w:rPr>
-        <w:t>VIDIA GPU 사용 시)</w:t>
-      </w:r>
-    </w:p>
-    <w:p>
-      <w:pPr>
-        <w:pStyle w:val="aff5"/>
-        <w:widowControl/>
-        <w:numPr>
-          <w:ilvl w:val="0"/>
-          <w:numId w:val="7"/>
-        </w:numPr>
-        <w:suppressAutoHyphens w:val="0"/>
-        <w:overflowPunct/>
-        <w:autoSpaceDE/>
-        <w:spacing w:after="100" w:afterAutospacing="1" w:line="240" w:lineRule="auto"/>
-        <w:ind w:leftChars="0"/>
-        <w:textAlignment w:val="auto"/>
-        <w:rPr>
-          <w:rFonts w:asciiTheme="majorEastAsia" w:eastAsiaTheme="majorEastAsia" w:hAnsiTheme="majorEastAsia" w:cs="굴림"/>
-          <w:sz w:val="24"/>
-          <w:szCs w:val="24"/>
-        </w:rPr>
-      </w:pPr>
-      <w:hyperlink r:id="rId32" w:history="1">
-        <w:r>
-          <w:rPr>
-            <w:rFonts w:asciiTheme="majorEastAsia" w:eastAsiaTheme="majorEastAsia" w:hAnsiTheme="majorEastAsia" w:cs="굴림"/>
-            <w:sz w:val="24"/>
-            <w:szCs w:val="24"/>
-            <w:u w:val="single"/>
-          </w:rPr>
-          <w:t>NVIDIA 드라이버 다운로드</w:t>
-        </w:r>
-      </w:hyperlink>
-    </w:p>
-    <w:p>
-      <w:pPr>
-        <w:pStyle w:val="aff5"/>
-        <w:widowControl/>
-        <w:numPr>
-          <w:ilvl w:val="0"/>
-          <w:numId w:val="7"/>
-        </w:numPr>
-        <w:suppressAutoHyphens w:val="0"/>
-        <w:overflowPunct/>
-        <w:autoSpaceDE/>
-        <w:spacing w:after="100" w:afterAutospacing="1" w:line="240" w:lineRule="auto"/>
-        <w:ind w:leftChars="0"/>
-        <w:textAlignment w:val="auto"/>
-        <w:rPr>
-          <w:rFonts w:asciiTheme="majorEastAsia" w:eastAsiaTheme="majorEastAsia" w:hAnsiTheme="majorEastAsia" w:cs="굴림"/>
-          <w:sz w:val="24"/>
-          <w:szCs w:val="24"/>
-        </w:rPr>
-      </w:pPr>
-      <w:r>
-        <w:rPr>
-          <w:rFonts w:asciiTheme="majorEastAsia" w:eastAsiaTheme="majorEastAsia" w:hAnsiTheme="majorEastAsia" w:cs="굴림"/>
-          <w:sz w:val="24"/>
-          <w:szCs w:val="24"/>
-        </w:rPr>
-        <w:t xml:space="preserve">설치 후 터미널에서 </w:t>
-      </w:r>
-      <w:r>
-        <w:rPr>
-          <w:rFonts w:asciiTheme="majorEastAsia" w:eastAsiaTheme="majorEastAsia" w:hAnsiTheme="majorEastAsia" w:cs="굴림체"/>
-          <w:sz w:val="24"/>
-          <w:szCs w:val="24"/>
-        </w:rPr>
-        <w:t>nvidia-smi</w:t>
-      </w:r>
-      <w:r>
-        <w:rPr>
-          <w:rFonts w:asciiTheme="majorEastAsia" w:eastAsiaTheme="majorEastAsia" w:hAnsiTheme="majorEastAsia" w:cs="굴림"/>
-          <w:sz w:val="24"/>
-          <w:szCs w:val="24"/>
-        </w:rPr>
-        <w:t>로 확인</w:t>
-      </w:r>
-    </w:p>
-    <w:p>
-      <w:pPr>
-        <w:pStyle w:val="a8"/>
-        <w:rPr>
-          <w:b/>
-        </w:rPr>
-      </w:pPr>
-      <w:r>
-        <w:rPr>
-          <w:b/>
-        </w:rPr>
-        <w:t>CUDA Toolkit (</w:t>
-      </w:r>
-      <w:r>
-        <w:rPr>
-          <w:rFonts w:hint="eastAsia"/>
-          <w:b/>
-        </w:rPr>
-        <w:t>N</w:t>
-      </w:r>
-      <w:r>
-        <w:rPr>
-          <w:b/>
-        </w:rPr>
-        <w:t>VIDIA GPU 사용 시)</w:t>
-      </w:r>
-    </w:p>
-    <w:p>
-      <w:pPr>
-        <w:pStyle w:val="aff5"/>
-        <w:widowControl/>
-        <w:numPr>
-          <w:ilvl w:val="0"/>
-          <w:numId w:val="8"/>
-        </w:numPr>
-        <w:suppressAutoHyphens w:val="0"/>
-        <w:overflowPunct/>
-        <w:autoSpaceDE/>
-        <w:spacing w:after="100" w:afterAutospacing="1" w:line="240" w:lineRule="auto"/>
-        <w:ind w:leftChars="0"/>
-        <w:textAlignment w:val="auto"/>
-        <w:rPr>
-          <w:rFonts w:asciiTheme="majorEastAsia" w:eastAsiaTheme="majorEastAsia" w:hAnsiTheme="majorEastAsia" w:cs="굴림"/>
-          <w:sz w:val="24"/>
-          <w:szCs w:val="24"/>
-        </w:rPr>
-      </w:pPr>
-      <w:hyperlink r:id="rId33" w:history="1">
-        <w:r>
-          <w:rPr>
-            <w:rFonts w:asciiTheme="majorEastAsia" w:eastAsiaTheme="majorEastAsia" w:hAnsiTheme="majorEastAsia" w:cs="굴림"/>
-            <w:sz w:val="24"/>
-            <w:szCs w:val="24"/>
-            <w:u w:val="single"/>
-          </w:rPr>
-          <w:t>CUDA Toolkit 다운로드</w:t>
-        </w:r>
-      </w:hyperlink>
-    </w:p>
-    <w:p>
-      <w:pPr>
-        <w:pStyle w:val="aff5"/>
-        <w:widowControl/>
-        <w:numPr>
-          <w:ilvl w:val="0"/>
-          <w:numId w:val="8"/>
-        </w:numPr>
-        <w:suppressAutoHyphens w:val="0"/>
-        <w:overflowPunct/>
-        <w:autoSpaceDE/>
-        <w:spacing w:after="100" w:afterAutospacing="1" w:line="240" w:lineRule="auto"/>
-        <w:ind w:leftChars="0"/>
-        <w:textAlignment w:val="auto"/>
-        <w:rPr>
-          <w:rFonts w:asciiTheme="majorEastAsia" w:eastAsiaTheme="majorEastAsia" w:hAnsiTheme="majorEastAsia" w:cs="굴림"/>
-          <w:sz w:val="24"/>
-          <w:szCs w:val="24"/>
-        </w:rPr>
-      </w:pPr>
-      <w:r>
-        <w:rPr>
-          <w:rFonts w:asciiTheme="majorEastAsia" w:eastAsiaTheme="majorEastAsia" w:hAnsiTheme="majorEastAsia" w:cs="굴림"/>
-          <w:sz w:val="24"/>
-          <w:szCs w:val="24"/>
-        </w:rPr>
-        <w:t>설치 시 GPU 및 드라이버 호환성 확인</w:t>
-      </w:r>
-    </w:p>
-    <w:p>
-      <w:pPr>
-        <w:pStyle w:val="aff5"/>
-        <w:widowControl/>
-        <w:numPr>
-          <w:ilvl w:val="0"/>
-          <w:numId w:val="8"/>
-        </w:numPr>
-        <w:suppressAutoHyphens w:val="0"/>
-        <w:overflowPunct/>
-        <w:autoSpaceDE/>
-        <w:spacing w:after="100" w:afterAutospacing="1" w:line="240" w:lineRule="auto"/>
-        <w:ind w:leftChars="0"/>
-        <w:textAlignment w:val="auto"/>
-        <w:rPr>
-          <w:rFonts w:asciiTheme="majorEastAsia" w:eastAsiaTheme="majorEastAsia" w:hAnsiTheme="majorEastAsia" w:cs="굴림"/>
-          <w:sz w:val="24"/>
-          <w:szCs w:val="24"/>
-        </w:rPr>
-      </w:pPr>
-      <w:r>
-        <w:rPr>
-          <w:rFonts w:asciiTheme="majorEastAsia" w:eastAsiaTheme="majorEastAsia" w:hAnsiTheme="majorEastAsia" w:cs="굴림"/>
-          <w:sz w:val="24"/>
-          <w:szCs w:val="24"/>
-        </w:rPr>
-        <w:t>환경 변수에 CUDA 경로 추가</w:t>
-      </w:r>
-    </w:p>
-    <w:p>
-      <w:pPr>
-        <w:pStyle w:val="a8"/>
-        <w:rPr>
-          <w:b/>
-          <w:bCs/>
-        </w:rPr>
-      </w:pPr>
-      <w:r>
-        <w:rPr>
-          <w:rFonts w:hint="eastAsia"/>
-          <w:b/>
-          <w:bCs/>
-        </w:rPr>
-        <w:t>Github 도구 설치</w:t>
-      </w:r>
-    </w:p>
-    <w:p>
-      <w:pPr>
-        <w:pStyle w:val="a8"/>
-        <w:numPr>
-          <w:ilvl w:val="0"/>
-          <w:numId w:val="14"/>
-        </w:numPr>
-        <w:rPr>
-          <w:bCs/>
-        </w:rPr>
-      </w:pPr>
-      <w:r>
-        <w:rPr>
-          <w:rFonts w:hint="eastAsia"/>
-          <w:bCs/>
-        </w:rPr>
-        <w:t>다음 링크에서 도구 설치함.</w:t>
-      </w:r>
-    </w:p>
-    <w:p>
-      <w:pPr>
-        <w:pStyle w:val="a8"/>
-        <w:numPr>
-          <w:ilvl w:val="0"/>
-          <w:numId w:val="14"/>
-        </w:numPr>
-        <w:rPr>
-          <w:bCs/>
-        </w:rPr>
-      </w:pPr>
-      <w:hyperlink r:id="rId34" w:history="1">
-        <w:r>
-          <w:rPr>
-            <w:rStyle w:val="a4"/>
-            <w:rFonts w:hint="eastAsia"/>
-            <w:bCs/>
-            <w:color w:val="auto"/>
-          </w:rPr>
-          <w:t>https://docs.github.com/ko/desktop/installing-and-authenticating-to-github-desktop/installing-github-desktop</w:t>
-        </w:r>
-      </w:hyperlink>
-      <w:r>
-        <w:rPr>
-          <w:bCs/>
-        </w:rPr>
-        <w:t xml:space="preserve"> </w:t>
-      </w:r>
-    </w:p>
-    <w:p>
-      <w:pPr>
-        <w:pStyle w:val="a8"/>
-        <w:rPr>
-          <w:b/>
-        </w:rPr>
-      </w:pPr>
-      <w:r>
-        <w:rPr>
-          <w:b/>
-          <w:bCs/>
-        </w:rPr>
-        <w:t>Anaconda</w:t>
-      </w:r>
-      <w:r>
-        <w:rPr>
-          <w:b/>
-        </w:rPr>
-        <w:t xml:space="preserve"> (버전 24.0 이상 권장)</w:t>
       </w:r>
     </w:p>
     <w:p>
@@ -5117,245 +5052,27 @@
         <w:ind w:leftChars="0"/>
         <w:textAlignment w:val="auto"/>
         <w:rPr>
-          <w:rFonts w:asciiTheme="minorHAnsi" w:eastAsiaTheme="minorHAnsi" w:hAnsiTheme="minorHAnsi" w:cs="굴림"/>
-          <w:sz w:val="22"/>
-          <w:szCs w:val="22"/>
-        </w:rPr>
-      </w:pPr>
-      <w:r>
-        <w:rPr>
-          <w:rFonts w:asciiTheme="minorHAnsi" w:eastAsiaTheme="minorHAnsi" w:hAnsiTheme="minorHAnsi" w:cs="굴림" w:hint="eastAsia"/>
-          <w:sz w:val="22"/>
-          <w:szCs w:val="22"/>
-          <w:lang w:eastAsia="ko-KR"/>
-        </w:rPr>
-        <w:t>다음</w:t>
-      </w:r>
-      <w:r>
-        <w:rPr>
-          <w:rFonts w:asciiTheme="minorHAnsi" w:eastAsiaTheme="minorHAnsi" w:hAnsiTheme="minorHAnsi" w:cs="굴림" w:hint="cs"/>
-          <w:sz w:val="22"/>
-          <w:szCs w:val="22"/>
-        </w:rPr>
-        <w:t xml:space="preserve"> </w:t>
-      </w:r>
-      <w:r>
-        <w:rPr>
-          <w:rFonts w:asciiTheme="minorHAnsi" w:eastAsiaTheme="minorHAnsi" w:hAnsiTheme="minorHAnsi" w:cs="굴림" w:hint="eastAsia"/>
-          <w:sz w:val="22"/>
-          <w:szCs w:val="22"/>
-          <w:lang w:eastAsia="ko-KR"/>
-        </w:rPr>
-        <w:t>링크에서</w:t>
-      </w:r>
-      <w:r>
-        <w:rPr>
-          <w:rFonts w:asciiTheme="minorHAnsi" w:eastAsiaTheme="minorHAnsi" w:hAnsiTheme="minorHAnsi" w:cs="굴림" w:hint="cs"/>
-          <w:sz w:val="22"/>
-          <w:szCs w:val="22"/>
-        </w:rPr>
-        <w:t xml:space="preserve"> </w:t>
-      </w:r>
-      <w:r>
-        <w:rPr>
-          <w:rFonts w:asciiTheme="minorHAnsi" w:eastAsiaTheme="minorHAnsi" w:hAnsiTheme="minorHAnsi" w:cs="굴림" w:hint="eastAsia"/>
-          <w:sz w:val="22"/>
-          <w:szCs w:val="22"/>
-          <w:lang w:eastAsia="ko-KR"/>
-        </w:rPr>
-        <w:t>도구</w:t>
-      </w:r>
-      <w:r>
-        <w:rPr>
-          <w:rFonts w:asciiTheme="minorHAnsi" w:eastAsiaTheme="minorHAnsi" w:hAnsiTheme="minorHAnsi" w:cs="굴림" w:hint="cs"/>
-          <w:sz w:val="22"/>
-          <w:szCs w:val="22"/>
-        </w:rPr>
-        <w:t xml:space="preserve"> </w:t>
-      </w:r>
-      <w:r>
-        <w:rPr>
-          <w:rFonts w:asciiTheme="minorHAnsi" w:eastAsiaTheme="minorHAnsi" w:hAnsiTheme="minorHAnsi" w:cs="굴림" w:hint="eastAsia"/>
-          <w:sz w:val="22"/>
-          <w:szCs w:val="22"/>
-          <w:lang w:eastAsia="ko-KR"/>
-        </w:rPr>
-        <w:t>설치함</w:t>
-      </w:r>
-      <w:r>
-        <w:rPr>
-          <w:rFonts w:asciiTheme="minorHAnsi" w:eastAsiaTheme="minorHAnsi" w:hAnsiTheme="minorHAnsi" w:cs="굴림" w:hint="cs"/>
-          <w:sz w:val="22"/>
-          <w:szCs w:val="22"/>
-        </w:rPr>
-        <w:t>.</w:t>
-      </w:r>
-    </w:p>
-    <w:p>
-      <w:pPr>
-        <w:pStyle w:val="aff5"/>
-        <w:widowControl/>
-        <w:numPr>
-          <w:ilvl w:val="0"/>
-          <w:numId w:val="9"/>
-        </w:numPr>
-        <w:suppressAutoHyphens w:val="0"/>
-        <w:overflowPunct/>
-        <w:autoSpaceDE/>
-        <w:spacing w:after="100" w:afterAutospacing="1" w:line="240" w:lineRule="auto"/>
-        <w:ind w:leftChars="0"/>
-        <w:textAlignment w:val="auto"/>
-        <w:rPr>
-          <w:rFonts w:asciiTheme="minorHAnsi" w:eastAsiaTheme="minorHAnsi" w:hAnsiTheme="minorHAnsi" w:cs="굴림"/>
-          <w:sz w:val="22"/>
-          <w:szCs w:val="22"/>
-        </w:rPr>
-      </w:pPr>
-      <w:hyperlink r:id="rId35" w:history="1">
-        <w:r>
-          <w:rPr>
-            <w:rFonts w:asciiTheme="minorHAnsi" w:eastAsiaTheme="minorHAnsi" w:hAnsiTheme="minorHAnsi" w:cs="굴림"/>
-            <w:sz w:val="22"/>
-            <w:szCs w:val="22"/>
-            <w:u w:val="single"/>
-          </w:rPr>
-          <w:t>Anaconda 다운로드</w:t>
-        </w:r>
-      </w:hyperlink>
-    </w:p>
-    <w:p>
-      <w:pPr>
-        <w:pStyle w:val="a8"/>
-        <w:rPr>
-          <w:b/>
-        </w:rPr>
-      </w:pPr>
-      <w:r>
-        <w:rPr>
-          <w:b/>
-        </w:rPr>
-        <w:t>PyTorch 라이브러리 설치</w:t>
-      </w:r>
-    </w:p>
-    <w:p>
-      <w:pPr>
-        <w:pStyle w:val="aff5"/>
-        <w:widowControl/>
-        <w:numPr>
-          <w:ilvl w:val="0"/>
-          <w:numId w:val="9"/>
-        </w:numPr>
-        <w:suppressAutoHyphens w:val="0"/>
-        <w:overflowPunct/>
-        <w:autoSpaceDE/>
-        <w:spacing w:after="100" w:afterAutospacing="1" w:line="240" w:lineRule="auto"/>
-        <w:ind w:leftChars="0"/>
-        <w:textAlignment w:val="auto"/>
-        <w:rPr>
-          <w:rFonts w:asciiTheme="minorHAnsi" w:eastAsiaTheme="minorHAnsi" w:hAnsiTheme="minorHAnsi" w:cs="굴림"/>
-          <w:sz w:val="22"/>
-          <w:szCs w:val="22"/>
-        </w:rPr>
-      </w:pPr>
-      <w:r>
-        <w:rPr>
-          <w:rFonts w:asciiTheme="minorHAnsi" w:eastAsiaTheme="minorHAnsi" w:hAnsiTheme="minorHAnsi" w:cs="굴림" w:hint="eastAsia"/>
-          <w:sz w:val="22"/>
-          <w:szCs w:val="22"/>
-        </w:rPr>
-        <w:t>다음 링크 방문 후,</w:t>
-      </w:r>
-      <w:r>
-        <w:rPr>
-          <w:rFonts w:asciiTheme="minorHAnsi" w:eastAsiaTheme="minorHAnsi" w:hAnsiTheme="minorHAnsi" w:cs="굴림"/>
-          <w:sz w:val="22"/>
-          <w:szCs w:val="22"/>
-        </w:rPr>
-        <w:t xml:space="preserve"> CPU </w:t>
-      </w:r>
-      <w:r>
-        <w:rPr>
-          <w:rFonts w:asciiTheme="minorHAnsi" w:eastAsiaTheme="minorHAnsi" w:hAnsiTheme="minorHAnsi" w:cs="굴림" w:hint="eastAsia"/>
-          <w:sz w:val="22"/>
-          <w:szCs w:val="22"/>
-        </w:rPr>
-        <w:t xml:space="preserve">버전 혹은 </w:t>
-      </w:r>
-      <w:r>
-        <w:rPr>
-          <w:rFonts w:asciiTheme="minorHAnsi" w:eastAsiaTheme="minorHAnsi" w:hAnsiTheme="minorHAnsi" w:cs="굴림"/>
-          <w:sz w:val="22"/>
-          <w:szCs w:val="22"/>
-        </w:rPr>
-        <w:t xml:space="preserve">GPU </w:t>
-      </w:r>
-      <w:r>
-        <w:rPr>
-          <w:rFonts w:asciiTheme="minorHAnsi" w:eastAsiaTheme="minorHAnsi" w:hAnsiTheme="minorHAnsi" w:cs="굴림" w:hint="eastAsia"/>
-          <w:sz w:val="22"/>
-          <w:szCs w:val="22"/>
-        </w:rPr>
-        <w:t>드라이버 버전에 맞게 터미널에서 설치</w:t>
-      </w:r>
-      <w:r>
-        <w:rPr>
-          <w:rFonts w:asciiTheme="minorHAnsi" w:eastAsiaTheme="minorHAnsi" w:hAnsiTheme="minorHAnsi" w:cs="굴림" w:hint="eastAsia"/>
-          <w:sz w:val="22"/>
-          <w:szCs w:val="22"/>
-          <w:lang w:eastAsia="ko-KR"/>
-        </w:rPr>
-        <w:t>함</w:t>
-      </w:r>
-    </w:p>
-    <w:p>
-      <w:pPr>
-        <w:pStyle w:val="aff5"/>
-        <w:widowControl/>
-        <w:numPr>
-          <w:ilvl w:val="0"/>
-          <w:numId w:val="9"/>
-        </w:numPr>
-        <w:suppressAutoHyphens w:val="0"/>
-        <w:overflowPunct/>
-        <w:autoSpaceDE/>
-        <w:spacing w:after="100" w:afterAutospacing="1" w:line="240" w:lineRule="auto"/>
-        <w:ind w:leftChars="0"/>
-        <w:textAlignment w:val="auto"/>
-        <w:rPr>
           <w:rStyle w:val="a4"/>
           <w:rFonts w:asciiTheme="minorHAnsi" w:eastAsiaTheme="minorHAnsi" w:hAnsiTheme="minorHAnsi" w:cs="굴림"/>
           <w:color w:val="auto"/>
           <w:sz w:val="22"/>
           <w:szCs w:val="22"/>
-        </w:rPr>
-      </w:pPr>
-      <w:hyperlink r:id="rId36" w:history="1">
-        <w:r>
-          <w:rPr>
-            <w:rStyle w:val="a4"/>
-            <w:rFonts w:asciiTheme="minorHAnsi" w:eastAsiaTheme="minorHAnsi" w:hAnsiTheme="minorHAnsi" w:cs="굴림"/>
-            <w:color w:val="auto"/>
-            <w:sz w:val="22"/>
-            <w:szCs w:val="22"/>
-          </w:rPr>
-          <w:t>https://pytorch.org/get-started/locally/</w:t>
-        </w:r>
-      </w:hyperlink>
-    </w:p>
-    <w:p>
-      <w:pPr>
-        <w:pStyle w:val="aff5"/>
-        <w:widowControl/>
-        <w:numPr>
-          <w:ilvl w:val="0"/>
-          <w:numId w:val="9"/>
-        </w:numPr>
-        <w:suppressAutoHyphens w:val="0"/>
-        <w:overflowPunct/>
-        <w:autoSpaceDE/>
-        <w:spacing w:after="100" w:afterAutospacing="1" w:line="240" w:lineRule="auto"/>
-        <w:ind w:leftChars="0"/>
-        <w:textAlignment w:val="auto"/>
+          <w:u w:val="none"/>
+        </w:rPr>
+      </w:pPr>
+      <w:r>
+        <w:rPr>
+          <w:rStyle w:val="a4"/>
+          <w:rFonts w:asciiTheme="minorHAnsi" w:eastAsiaTheme="minorHAnsi" w:hAnsiTheme="minorHAnsi" w:cs="굴림" w:hint="eastAsia"/>
+          <w:color w:val="auto"/>
+          <w:sz w:val="22"/>
+          <w:szCs w:val="22"/>
+          <w:u w:val="none"/>
+          <w:lang w:eastAsia="ko-KR"/>
+        </w:rPr>
+        <w:t>G</w:t>
+      </w:r>
+      <w:r>
         <w:rPr>
           <w:rStyle w:val="a4"/>
           <w:rFonts w:asciiTheme="minorHAnsi" w:eastAsiaTheme="minorHAnsi" w:hAnsiTheme="minorHAnsi" w:cs="굴림"/>
@@ -5363,8 +5080,45 @@
           <w:sz w:val="22"/>
           <w:szCs w:val="22"/>
           <w:u w:val="none"/>
-        </w:rPr>
-      </w:pPr>
+          <w:lang w:eastAsia="ko-KR"/>
+        </w:rPr>
+        <w:t>PU</w:t>
+      </w:r>
+      <w:r>
+        <w:rPr>
+          <w:rStyle w:val="a4"/>
+          <w:rFonts w:asciiTheme="minorHAnsi" w:eastAsiaTheme="minorHAnsi" w:hAnsiTheme="minorHAnsi" w:cs="굴림" w:hint="eastAsia"/>
+          <w:color w:val="auto"/>
+          <w:sz w:val="22"/>
+          <w:szCs w:val="22"/>
+          <w:u w:val="none"/>
+          <w:lang w:eastAsia="ko-KR"/>
+        </w:rPr>
+        <w:t>의 경우</w:t>
+      </w:r>
+      <w:r>
+        <w:rPr>
+          <w:rStyle w:val="a4"/>
+          <w:rFonts w:asciiTheme="minorHAnsi" w:eastAsiaTheme="minorHAnsi" w:hAnsiTheme="minorHAnsi" w:cs="굴림"/>
+          <w:color w:val="auto"/>
+          <w:sz w:val="22"/>
+          <w:szCs w:val="22"/>
+          <w:u w:val="none"/>
+        </w:rPr>
+        <w:t xml:space="preserve">, </w:t>
+      </w:r>
+      <w:r>
+        <w:rPr>
+          <w:rStyle w:val="a4"/>
+          <w:rFonts w:asciiTheme="minorHAnsi" w:eastAsiaTheme="minorHAnsi" w:hAnsiTheme="minorHAnsi" w:cs="굴림" w:hint="eastAsia"/>
+          <w:color w:val="auto"/>
+          <w:sz w:val="22"/>
+          <w:szCs w:val="22"/>
+          <w:u w:val="none"/>
+          <w:lang w:eastAsia="ko-KR"/>
+        </w:rPr>
+        <w:t>다음과</w:t>
+      </w:r>
       <w:r>
         <w:rPr>
           <w:rStyle w:val="a4"/>
@@ -5374,7 +5128,30 @@
           <w:szCs w:val="22"/>
           <w:u w:val="none"/>
         </w:rPr>
-        <w:t>C</w:t>
+        <w:t xml:space="preserve"> </w:t>
+      </w:r>
+      <w:r>
+        <w:rPr>
+          <w:rStyle w:val="a4"/>
+          <w:rFonts w:asciiTheme="minorHAnsi" w:eastAsiaTheme="minorHAnsi" w:hAnsiTheme="minorHAnsi" w:cs="굴림" w:hint="eastAsia"/>
+          <w:color w:val="auto"/>
+          <w:sz w:val="22"/>
+          <w:szCs w:val="22"/>
+          <w:u w:val="none"/>
+          <w:lang w:eastAsia="ko-KR"/>
+        </w:rPr>
+        <w:t>같이</w:t>
+      </w:r>
+      <w:r>
+        <w:rPr>
+          <w:rStyle w:val="a4"/>
+          <w:rFonts w:asciiTheme="minorHAnsi" w:eastAsiaTheme="minorHAnsi" w:hAnsiTheme="minorHAnsi" w:cs="굴림" w:hint="cs"/>
+          <w:color w:val="auto"/>
+          <w:sz w:val="22"/>
+          <w:szCs w:val="22"/>
+          <w:u w:val="none"/>
+        </w:rPr>
+        <w:t xml:space="preserve"> </w:t>
       </w:r>
       <w:r>
         <w:rPr>
@@ -5385,7 +5162,7 @@
           <w:szCs w:val="22"/>
           <w:u w:val="none"/>
         </w:rPr>
-        <w:t>PU</w:t>
+        <w:t xml:space="preserve">nvcc -V </w:t>
       </w:r>
       <w:r>
         <w:rPr>
@@ -5397,7 +5174,7 @@
           <w:u w:val="none"/>
           <w:lang w:eastAsia="ko-KR"/>
         </w:rPr>
-        <w:t>의</w:t>
+        <w:t>로</w:t>
       </w:r>
       <w:r>
         <w:rPr>
@@ -5420,18 +5197,7 @@
           <w:u w:val="none"/>
           <w:lang w:eastAsia="ko-KR"/>
         </w:rPr>
-        <w:t>경우</w:t>
-      </w:r>
-      <w:r>
-        <w:rPr>
-          <w:rStyle w:val="a4"/>
-          <w:rFonts w:asciiTheme="minorHAnsi" w:eastAsiaTheme="minorHAnsi" w:hAnsiTheme="minorHAnsi" w:cs="굴림" w:hint="cs"/>
-          <w:color w:val="auto"/>
-          <w:sz w:val="22"/>
-          <w:szCs w:val="22"/>
-          <w:u w:val="none"/>
-        </w:rPr>
-        <w:t>,</w:t>
+        <w:t>C</w:t>
       </w:r>
       <w:r>
         <w:rPr>
@@ -5441,8 +5207,9 @@
           <w:sz w:val="22"/>
           <w:szCs w:val="22"/>
           <w:u w:val="none"/>
-        </w:rPr>
-        <w:t xml:space="preserve"> </w:t>
+          <w:lang w:eastAsia="ko-KR"/>
+        </w:rPr>
+        <w:t xml:space="preserve">UDA </w:t>
       </w:r>
       <w:r>
         <w:rPr>
@@ -5454,16 +5221,17 @@
           <w:u w:val="none"/>
           <w:lang w:eastAsia="ko-KR"/>
         </w:rPr>
-        <w:t>다음과</w:t>
+        <w:t>버전이 표시된다면,</w:t>
       </w:r>
       <w:r>
         <w:rPr>
           <w:rStyle w:val="a4"/>
-          <w:rFonts w:asciiTheme="minorHAnsi" w:eastAsiaTheme="minorHAnsi" w:hAnsiTheme="minorHAnsi" w:cs="굴림" w:hint="cs"/>
+          <w:rFonts w:asciiTheme="minorHAnsi" w:eastAsiaTheme="minorHAnsi" w:hAnsiTheme="minorHAnsi" w:cs="굴림"/>
           <w:color w:val="auto"/>
           <w:sz w:val="22"/>
           <w:szCs w:val="22"/>
           <w:u w:val="none"/>
+          <w:lang w:eastAsia="ko-KR"/>
         </w:rPr>
         <w:t xml:space="preserve"> </w:t>
       </w:r>
@@ -5477,99 +5245,7 @@
           <w:u w:val="none"/>
           <w:lang w:eastAsia="ko-KR"/>
         </w:rPr>
-        <w:t>같이</w:t>
-      </w:r>
-      <w:r>
-        <w:rPr>
-          <w:rStyle w:val="a4"/>
-          <w:rFonts w:asciiTheme="minorHAnsi" w:eastAsiaTheme="minorHAnsi" w:hAnsiTheme="minorHAnsi" w:cs="굴림" w:hint="cs"/>
-          <w:color w:val="auto"/>
-          <w:sz w:val="22"/>
-          <w:szCs w:val="22"/>
-          <w:u w:val="none"/>
-        </w:rPr>
-        <w:t xml:space="preserve"> </w:t>
-      </w:r>
-      <w:r>
-        <w:rPr>
-          <w:rStyle w:val="a4"/>
-          <w:rFonts w:asciiTheme="minorHAnsi" w:eastAsiaTheme="minorHAnsi" w:hAnsiTheme="minorHAnsi" w:cs="굴림" w:hint="eastAsia"/>
-          <w:color w:val="auto"/>
-          <w:sz w:val="22"/>
-          <w:szCs w:val="22"/>
-          <w:u w:val="none"/>
-          <w:lang w:eastAsia="ko-KR"/>
-        </w:rPr>
-        <w:t>터미널에서</w:t>
-      </w:r>
-      <w:r>
-        <w:rPr>
-          <w:rStyle w:val="a4"/>
-          <w:rFonts w:asciiTheme="minorHAnsi" w:eastAsiaTheme="minorHAnsi" w:hAnsiTheme="minorHAnsi" w:cs="굴림" w:hint="cs"/>
-          <w:color w:val="auto"/>
-          <w:sz w:val="22"/>
-          <w:szCs w:val="22"/>
-          <w:u w:val="none"/>
-        </w:rPr>
-        <w:t xml:space="preserve"> </w:t>
-      </w:r>
-      <w:r>
-        <w:rPr>
-          <w:rStyle w:val="a4"/>
-          <w:rFonts w:asciiTheme="minorHAnsi" w:eastAsiaTheme="minorHAnsi" w:hAnsiTheme="minorHAnsi" w:cs="굴림" w:hint="eastAsia"/>
-          <w:color w:val="auto"/>
-          <w:sz w:val="22"/>
-          <w:szCs w:val="22"/>
-          <w:u w:val="none"/>
-          <w:lang w:eastAsia="ko-KR"/>
-        </w:rPr>
-        <w:t>명령을</w:t>
-      </w:r>
-      <w:r>
-        <w:rPr>
-          <w:rStyle w:val="a4"/>
-          <w:rFonts w:asciiTheme="minorHAnsi" w:eastAsiaTheme="minorHAnsi" w:hAnsiTheme="minorHAnsi" w:cs="굴림" w:hint="cs"/>
-          <w:color w:val="auto"/>
-          <w:sz w:val="22"/>
-          <w:szCs w:val="22"/>
-          <w:u w:val="none"/>
-        </w:rPr>
-        <w:t xml:space="preserve"> </w:t>
-      </w:r>
-      <w:r>
-        <w:rPr>
-          <w:rStyle w:val="a4"/>
-          <w:rFonts w:asciiTheme="minorHAnsi" w:eastAsiaTheme="minorHAnsi" w:hAnsiTheme="minorHAnsi" w:cs="굴림" w:hint="eastAsia"/>
-          <w:color w:val="auto"/>
-          <w:sz w:val="22"/>
-          <w:szCs w:val="22"/>
-          <w:u w:val="none"/>
-          <w:lang w:eastAsia="ko-KR"/>
-        </w:rPr>
-        <w:t>입력해 설치</w:t>
-      </w:r>
-      <w:r>
-        <w:rPr>
-          <w:rStyle w:val="a4"/>
-          <w:rFonts w:asciiTheme="minorHAnsi" w:eastAsiaTheme="minorHAnsi" w:hAnsiTheme="minorHAnsi" w:cs="굴림" w:hint="eastAsia"/>
-          <w:color w:val="auto"/>
-          <w:sz w:val="22"/>
-          <w:szCs w:val="22"/>
-          <w:u w:val="none"/>
-          <w:lang w:eastAsia="ko-KR"/>
-        </w:rPr>
-        <w:t>함</w:t>
-      </w:r>
-      <w:r>
-        <w:rPr>
-          <w:rStyle w:val="a4"/>
-          <w:rFonts w:asciiTheme="minorHAnsi" w:eastAsiaTheme="minorHAnsi" w:hAnsiTheme="minorHAnsi" w:cs="굴림" w:hint="cs"/>
-          <w:color w:val="auto"/>
-          <w:sz w:val="22"/>
-          <w:szCs w:val="22"/>
-          <w:u w:val="none"/>
-        </w:rPr>
-        <w:t>.</w:t>
+        <w:t>해당 버전을 터미널에서 설치,</w:t>
       </w:r>
     </w:p>
     <w:p>
@@ -5583,290 +5259,18 @@
         <w:ind w:leftChars="0" w:left="1200"/>
         <w:textAlignment w:val="auto"/>
         <w:rPr>
-          <w:rStyle w:val="a4"/>
           <w:rFonts w:asciiTheme="minorHAnsi" w:eastAsiaTheme="minorHAnsi" w:hAnsiTheme="minorHAnsi" w:cs="굴림"/>
-          <w:color w:val="auto"/>
-          <w:sz w:val="22"/>
-          <w:szCs w:val="22"/>
-          <w:u w:val="none"/>
+          <w:sz w:val="22"/>
+          <w:szCs w:val="22"/>
+          <w:u w:val="single"/>
         </w:rPr>
       </w:pPr>
       <w:r>
         <w:rPr>
           <w:noProof/>
         </w:rPr>
-        <w:lastRenderedPageBreak/>
         <w:drawing>
-          <wp:inline distT="0" distB="0" distL="0" distR="0" wp14:anchorId="6EEAC2ED" wp14:editId="11EDDAD4">
-            <wp:extent cx="5247020" cy="1470660"/>
-            <wp:effectExtent l="0" t="0" r="0" b="0"/>
-            <wp:docPr id="8" name="그림 8"/>
-            <wp:cNvGraphicFramePr>
-              <a:graphicFrameLocks xmlns:a="http://schemas.openxmlformats.org/drawingml/2006/main" noChangeAspect="1"/>
-            </wp:cNvGraphicFramePr>
-            <a:graphic xmlns:a="http://schemas.openxmlformats.org/drawingml/2006/main">
-              <a:graphicData uri="http://schemas.openxmlformats.org/drawingml/2006/picture">
-                <pic:pic xmlns:pic="http://schemas.openxmlformats.org/drawingml/2006/picture">
-                  <pic:nvPicPr>
-                    <pic:cNvPr id="1" name=""/>
-                    <pic:cNvPicPr/>
-                  </pic:nvPicPr>
-                  <pic:blipFill>
-                    <a:blip r:embed="rId37"/>
-                    <a:stretch>
-                      <a:fillRect/>
-                    </a:stretch>
-                  </pic:blipFill>
-                  <pic:spPr>
-                    <a:xfrm>
-                      <a:off x="0" y="0"/>
-                      <a:ext cx="5274853" cy="1478461"/>
-                    </a:xfrm>
-                    <a:prstGeom prst="rect">
-                      <a:avLst/>
-                    </a:prstGeom>
-                  </pic:spPr>
-                </pic:pic>
-              </a:graphicData>
-            </a:graphic>
-          </wp:inline>
-        </w:drawing>
-      </w:r>
-    </w:p>
-    <w:p>
-      <w:pPr>
-        <w:pStyle w:val="aff5"/>
-        <w:widowControl/>
-        <w:numPr>
-          <w:ilvl w:val="0"/>
-          <w:numId w:val="9"/>
-        </w:numPr>
-        <w:suppressAutoHyphens w:val="0"/>
-        <w:overflowPunct/>
-        <w:autoSpaceDE/>
-        <w:spacing w:after="100" w:afterAutospacing="1" w:line="240" w:lineRule="auto"/>
-        <w:ind w:leftChars="0"/>
-        <w:textAlignment w:val="auto"/>
-        <w:rPr>
-          <w:rStyle w:val="a4"/>
-          <w:rFonts w:asciiTheme="minorHAnsi" w:eastAsiaTheme="minorHAnsi" w:hAnsiTheme="minorHAnsi" w:cs="굴림"/>
-          <w:color w:val="auto"/>
-          <w:sz w:val="22"/>
-          <w:szCs w:val="22"/>
-          <w:u w:val="none"/>
-        </w:rPr>
-      </w:pPr>
-      <w:r>
-        <w:rPr>
-          <w:rStyle w:val="a4"/>
-          <w:rFonts w:asciiTheme="minorHAnsi" w:eastAsiaTheme="minorHAnsi" w:hAnsiTheme="minorHAnsi" w:cs="굴림" w:hint="eastAsia"/>
-          <w:color w:val="auto"/>
-          <w:sz w:val="22"/>
-          <w:szCs w:val="22"/>
-          <w:u w:val="none"/>
-          <w:lang w:eastAsia="ko-KR"/>
-        </w:rPr>
-        <w:t>G</w:t>
-      </w:r>
-      <w:r>
-        <w:rPr>
-          <w:rStyle w:val="a4"/>
-          <w:rFonts w:asciiTheme="minorHAnsi" w:eastAsiaTheme="minorHAnsi" w:hAnsiTheme="minorHAnsi" w:cs="굴림"/>
-          <w:color w:val="auto"/>
-          <w:sz w:val="22"/>
-          <w:szCs w:val="22"/>
-          <w:u w:val="none"/>
-          <w:lang w:eastAsia="ko-KR"/>
-        </w:rPr>
-        <w:t>PU</w:t>
-      </w:r>
-      <w:r>
-        <w:rPr>
-          <w:rStyle w:val="a4"/>
-          <w:rFonts w:asciiTheme="minorHAnsi" w:eastAsiaTheme="minorHAnsi" w:hAnsiTheme="minorHAnsi" w:cs="굴림" w:hint="eastAsia"/>
-          <w:color w:val="auto"/>
-          <w:sz w:val="22"/>
-          <w:szCs w:val="22"/>
-          <w:u w:val="none"/>
-          <w:lang w:eastAsia="ko-KR"/>
-        </w:rPr>
-        <w:t>의 경우</w:t>
-      </w:r>
-      <w:r>
-        <w:rPr>
-          <w:rStyle w:val="a4"/>
-          <w:rFonts w:asciiTheme="minorHAnsi" w:eastAsiaTheme="minorHAnsi" w:hAnsiTheme="minorHAnsi" w:cs="굴림"/>
-          <w:color w:val="auto"/>
-          <w:sz w:val="22"/>
-          <w:szCs w:val="22"/>
-          <w:u w:val="none"/>
-        </w:rPr>
-        <w:t xml:space="preserve">, </w:t>
-      </w:r>
-      <w:r>
-        <w:rPr>
-          <w:rStyle w:val="a4"/>
-          <w:rFonts w:asciiTheme="minorHAnsi" w:eastAsiaTheme="minorHAnsi" w:hAnsiTheme="minorHAnsi" w:cs="굴림" w:hint="eastAsia"/>
-          <w:color w:val="auto"/>
-          <w:sz w:val="22"/>
-          <w:szCs w:val="22"/>
-          <w:u w:val="none"/>
-          <w:lang w:eastAsia="ko-KR"/>
-        </w:rPr>
-        <w:t>다음과</w:t>
-      </w:r>
-      <w:r>
-        <w:rPr>
-          <w:rStyle w:val="a4"/>
-          <w:rFonts w:asciiTheme="minorHAnsi" w:eastAsiaTheme="minorHAnsi" w:hAnsiTheme="minorHAnsi" w:cs="굴림" w:hint="cs"/>
-          <w:color w:val="auto"/>
-          <w:sz w:val="22"/>
-          <w:szCs w:val="22"/>
-          <w:u w:val="none"/>
-        </w:rPr>
-        <w:t xml:space="preserve"> </w:t>
-      </w:r>
-      <w:r>
-        <w:rPr>
-          <w:rStyle w:val="a4"/>
-          <w:rFonts w:asciiTheme="minorHAnsi" w:eastAsiaTheme="minorHAnsi" w:hAnsiTheme="minorHAnsi" w:cs="굴림" w:hint="eastAsia"/>
-          <w:color w:val="auto"/>
-          <w:sz w:val="22"/>
-          <w:szCs w:val="22"/>
-          <w:u w:val="none"/>
-          <w:lang w:eastAsia="ko-KR"/>
-        </w:rPr>
-        <w:t>같이</w:t>
-      </w:r>
-      <w:r>
-        <w:rPr>
-          <w:rStyle w:val="a4"/>
-          <w:rFonts w:asciiTheme="minorHAnsi" w:eastAsiaTheme="minorHAnsi" w:hAnsiTheme="minorHAnsi" w:cs="굴림" w:hint="cs"/>
-          <w:color w:val="auto"/>
-          <w:sz w:val="22"/>
-          <w:szCs w:val="22"/>
-          <w:u w:val="none"/>
-        </w:rPr>
-        <w:t xml:space="preserve"> </w:t>
-      </w:r>
-      <w:r>
-        <w:rPr>
-          <w:rStyle w:val="a4"/>
-          <w:rFonts w:asciiTheme="minorHAnsi" w:eastAsiaTheme="minorHAnsi" w:hAnsiTheme="minorHAnsi" w:cs="굴림"/>
-          <w:color w:val="auto"/>
-          <w:sz w:val="22"/>
-          <w:szCs w:val="22"/>
-          <w:u w:val="none"/>
-        </w:rPr>
-        <w:t xml:space="preserve">nvcc -V </w:t>
-      </w:r>
-      <w:r>
-        <w:rPr>
-          <w:rStyle w:val="a4"/>
-          <w:rFonts w:asciiTheme="minorHAnsi" w:eastAsiaTheme="minorHAnsi" w:hAnsiTheme="minorHAnsi" w:cs="굴림" w:hint="eastAsia"/>
-          <w:color w:val="auto"/>
-          <w:sz w:val="22"/>
-          <w:szCs w:val="22"/>
-          <w:u w:val="none"/>
-          <w:lang w:eastAsia="ko-KR"/>
-        </w:rPr>
-        <w:t>로</w:t>
-      </w:r>
-      <w:r>
-        <w:rPr>
-          <w:rStyle w:val="a4"/>
-          <w:rFonts w:asciiTheme="minorHAnsi" w:eastAsiaTheme="minorHAnsi" w:hAnsiTheme="minorHAnsi" w:cs="굴림" w:hint="cs"/>
-          <w:color w:val="auto"/>
-          <w:sz w:val="22"/>
-          <w:szCs w:val="22"/>
-          <w:u w:val="none"/>
-        </w:rPr>
-        <w:t xml:space="preserve"> </w:t>
-      </w:r>
-      <w:r>
-        <w:rPr>
-          <w:rStyle w:val="a4"/>
-          <w:rFonts w:asciiTheme="minorHAnsi" w:eastAsiaTheme="minorHAnsi" w:hAnsiTheme="minorHAnsi" w:cs="굴림" w:hint="eastAsia"/>
-          <w:color w:val="auto"/>
-          <w:sz w:val="22"/>
-          <w:szCs w:val="22"/>
-          <w:u w:val="none"/>
-          <w:lang w:eastAsia="ko-KR"/>
-        </w:rPr>
-        <w:t>C</w:t>
-      </w:r>
-      <w:r>
-        <w:rPr>
-          <w:rStyle w:val="a4"/>
-          <w:rFonts w:asciiTheme="minorHAnsi" w:eastAsiaTheme="minorHAnsi" w:hAnsiTheme="minorHAnsi" w:cs="굴림"/>
-          <w:color w:val="auto"/>
-          <w:sz w:val="22"/>
-          <w:szCs w:val="22"/>
-          <w:u w:val="none"/>
-          <w:lang w:eastAsia="ko-KR"/>
-        </w:rPr>
-        <w:t xml:space="preserve">UDA </w:t>
-      </w:r>
-      <w:r>
-        <w:rPr>
-          <w:rStyle w:val="a4"/>
-          <w:rFonts w:asciiTheme="minorHAnsi" w:eastAsiaTheme="minorHAnsi" w:hAnsiTheme="minorHAnsi" w:cs="굴림" w:hint="eastAsia"/>
-          <w:color w:val="auto"/>
-          <w:sz w:val="22"/>
-          <w:szCs w:val="22"/>
-          <w:u w:val="none"/>
-          <w:lang w:eastAsia="ko-KR"/>
-        </w:rPr>
-        <w:t>버전이 표시된다면,</w:t>
-      </w:r>
-      <w:r>
-        <w:rPr>
-          <w:rStyle w:val="a4"/>
-          <w:rFonts w:asciiTheme="minorHAnsi" w:eastAsiaTheme="minorHAnsi" w:hAnsiTheme="minorHAnsi" w:cs="굴림"/>
-          <w:color w:val="auto"/>
-          <w:sz w:val="22"/>
-          <w:szCs w:val="22"/>
-          <w:u w:val="none"/>
-          <w:lang w:eastAsia="ko-KR"/>
-        </w:rPr>
-        <w:t xml:space="preserve"> </w:t>
-      </w:r>
-      <w:r>
-        <w:rPr>
-          <w:rStyle w:val="a4"/>
-          <w:rFonts w:asciiTheme="minorHAnsi" w:eastAsiaTheme="minorHAnsi" w:hAnsiTheme="minorHAnsi" w:cs="굴림" w:hint="eastAsia"/>
-          <w:color w:val="auto"/>
-          <w:sz w:val="22"/>
-          <w:szCs w:val="22"/>
-          <w:u w:val="none"/>
-          <w:lang w:eastAsia="ko-KR"/>
-        </w:rPr>
-        <w:t>해당 버전을 터미널에서 설치,</w:t>
-      </w:r>
-    </w:p>
-    <w:p>
-      <w:pPr>
-        <w:pStyle w:val="aff5"/>
-        <w:widowControl/>
-        <w:suppressAutoHyphens w:val="0"/>
-        <w:overflowPunct/>
-        <w:autoSpaceDE/>
-        <w:spacing w:after="100" w:afterAutospacing="1" w:line="240" w:lineRule="auto"/>
-        <w:ind w:leftChars="0" w:left="1200"/>
-        <w:textAlignment w:val="auto"/>
-        <w:rPr>
-          <w:rFonts w:asciiTheme="minorHAnsi" w:eastAsiaTheme="minorHAnsi" w:hAnsiTheme="minorHAnsi" w:cs="굴림"/>
-          <w:sz w:val="22"/>
-          <w:szCs w:val="22"/>
-          <w:u w:val="single"/>
-        </w:rPr>
-      </w:pPr>
-      <w:r>
-        <w:rPr>
-          <w:noProof/>
-        </w:rPr>
-        <w:drawing>
-          <wp:inline distT="0" distB="0" distL="0" distR="0" wp14:anchorId="24978252" wp14:editId="283D8383">
+          <wp:inline distT="0" distB="0" distL="0" distR="0" wp14:anchorId="4C4EE409" wp14:editId="098EFC66">
             <wp:extent cx="5149659" cy="2635250"/>
             <wp:effectExtent l="0" t="0" r="0" b="0"/>
             <wp:docPr id="6" name="그림 6"/>
@@ -5881,7 +5285,7 @@
                     <pic:cNvPicPr/>
                   </pic:nvPicPr>
                   <pic:blipFill>
-                    <a:blip r:embed="rId38"/>
+                    <a:blip r:embed="rId30"/>
                     <a:stretch>
                       <a:fillRect/>
                     </a:stretch>
@@ -5906,15 +5310,278 @@
       <w:pPr>
         <w:pStyle w:val="a8"/>
         <w:rPr>
+          <w:rFonts w:hint="eastAsia"/>
+          <w:bCs/>
+        </w:rPr>
+      </w:pPr>
+    </w:p>
+    <w:p>
+      <w:pPr>
+        <w:pStyle w:val="a8"/>
+        <w:rPr>
           <w:b/>
         </w:rPr>
       </w:pPr>
       <w:r>
         <w:rPr>
+          <w:b/>
+          <w:bCs/>
+        </w:rPr>
+        <w:t>Anaconda</w:t>
+      </w:r>
+      <w:r>
+        <w:rPr>
+          <w:b/>
+        </w:rPr>
+        <w:t xml:space="preserve"> (버전 24.0 이상 권장)</w:t>
+      </w:r>
+    </w:p>
+    <w:p>
+      <w:pPr>
+        <w:pStyle w:val="aff5"/>
+        <w:widowControl/>
+        <w:numPr>
+          <w:ilvl w:val="0"/>
+          <w:numId w:val="9"/>
+        </w:numPr>
+        <w:suppressAutoHyphens w:val="0"/>
+        <w:overflowPunct/>
+        <w:autoSpaceDE/>
+        <w:spacing w:after="100" w:afterAutospacing="1" w:line="240" w:lineRule="auto"/>
+        <w:ind w:leftChars="0"/>
+        <w:textAlignment w:val="auto"/>
+        <w:rPr>
+          <w:rFonts w:asciiTheme="minorHAnsi" w:eastAsiaTheme="minorHAnsi" w:hAnsiTheme="minorHAnsi" w:cs="굴림"/>
+          <w:sz w:val="22"/>
+          <w:szCs w:val="22"/>
+        </w:rPr>
+      </w:pPr>
+      <w:r>
+        <w:rPr>
+          <w:rFonts w:asciiTheme="minorHAnsi" w:eastAsiaTheme="minorHAnsi" w:hAnsiTheme="minorHAnsi" w:cs="굴림" w:hint="eastAsia"/>
+          <w:sz w:val="22"/>
+          <w:szCs w:val="22"/>
+          <w:lang w:eastAsia="ko-KR"/>
+        </w:rPr>
+        <w:lastRenderedPageBreak/>
+        <w:t>다음</w:t>
+      </w:r>
+      <w:r>
+        <w:rPr>
+          <w:rFonts w:asciiTheme="minorHAnsi" w:eastAsiaTheme="minorHAnsi" w:hAnsiTheme="minorHAnsi" w:cs="굴림" w:hint="cs"/>
+          <w:sz w:val="22"/>
+          <w:szCs w:val="22"/>
+        </w:rPr>
+        <w:t xml:space="preserve"> </w:t>
+      </w:r>
+      <w:r>
+        <w:rPr>
+          <w:rFonts w:asciiTheme="minorHAnsi" w:eastAsiaTheme="minorHAnsi" w:hAnsiTheme="minorHAnsi" w:cs="굴림" w:hint="eastAsia"/>
+          <w:sz w:val="22"/>
+          <w:szCs w:val="22"/>
+          <w:lang w:eastAsia="ko-KR"/>
+        </w:rPr>
+        <w:t>링크에서</w:t>
+      </w:r>
+      <w:r>
+        <w:rPr>
+          <w:rFonts w:asciiTheme="minorHAnsi" w:eastAsiaTheme="minorHAnsi" w:hAnsiTheme="minorHAnsi" w:cs="굴림" w:hint="cs"/>
+          <w:sz w:val="22"/>
+          <w:szCs w:val="22"/>
+        </w:rPr>
+        <w:t xml:space="preserve"> </w:t>
+      </w:r>
+      <w:r>
+        <w:rPr>
+          <w:rFonts w:asciiTheme="minorHAnsi" w:eastAsiaTheme="minorHAnsi" w:hAnsiTheme="minorHAnsi" w:cs="굴림" w:hint="eastAsia"/>
+          <w:sz w:val="22"/>
+          <w:szCs w:val="22"/>
+          <w:lang w:eastAsia="ko-KR"/>
+        </w:rPr>
+        <w:t>도구</w:t>
+      </w:r>
+      <w:r>
+        <w:rPr>
+          <w:rFonts w:asciiTheme="minorHAnsi" w:eastAsiaTheme="minorHAnsi" w:hAnsiTheme="minorHAnsi" w:cs="굴림" w:hint="cs"/>
+          <w:sz w:val="22"/>
+          <w:szCs w:val="22"/>
+        </w:rPr>
+        <w:t xml:space="preserve"> </w:t>
+      </w:r>
+      <w:r>
+        <w:rPr>
+          <w:rFonts w:asciiTheme="minorHAnsi" w:eastAsiaTheme="minorHAnsi" w:hAnsiTheme="minorHAnsi" w:cs="굴림" w:hint="eastAsia"/>
+          <w:sz w:val="22"/>
+          <w:szCs w:val="22"/>
+          <w:lang w:eastAsia="ko-KR"/>
+        </w:rPr>
+        <w:t>설치함</w:t>
+      </w:r>
+      <w:r>
+        <w:rPr>
+          <w:rFonts w:asciiTheme="minorHAnsi" w:eastAsiaTheme="minorHAnsi" w:hAnsiTheme="minorHAnsi" w:cs="굴림" w:hint="cs"/>
+          <w:sz w:val="22"/>
+          <w:szCs w:val="22"/>
+        </w:rPr>
+        <w:t>.</w:t>
+      </w:r>
+    </w:p>
+    <w:p>
+      <w:pPr>
+        <w:pStyle w:val="aff5"/>
+        <w:widowControl/>
+        <w:numPr>
+          <w:ilvl w:val="0"/>
+          <w:numId w:val="9"/>
+        </w:numPr>
+        <w:suppressAutoHyphens w:val="0"/>
+        <w:overflowPunct/>
+        <w:autoSpaceDE/>
+        <w:spacing w:after="100" w:afterAutospacing="1" w:line="240" w:lineRule="auto"/>
+        <w:ind w:leftChars="0"/>
+        <w:textAlignment w:val="auto"/>
+        <w:rPr>
+          <w:rFonts w:asciiTheme="minorHAnsi" w:eastAsiaTheme="minorHAnsi" w:hAnsiTheme="minorHAnsi" w:cs="굴림"/>
+          <w:sz w:val="22"/>
+          <w:szCs w:val="22"/>
+        </w:rPr>
+      </w:pPr>
+      <w:hyperlink r:id="rId31" w:history="1">
+        <w:r>
+          <w:rPr>
+            <w:rFonts w:asciiTheme="minorHAnsi" w:eastAsiaTheme="minorHAnsi" w:hAnsiTheme="minorHAnsi" w:cs="굴림"/>
+            <w:sz w:val="22"/>
+            <w:szCs w:val="22"/>
+            <w:u w:val="single"/>
+          </w:rPr>
+          <w:t>Anaconda 다운로드</w:t>
+        </w:r>
+      </w:hyperlink>
+    </w:p>
+    <w:p>
+      <w:pPr>
+        <w:pStyle w:val="a8"/>
+      </w:pPr>
+      <w:r>
+        <w:rPr>
           <w:rFonts w:hint="eastAsia"/>
-          <w:b/>
-        </w:rPr>
-        <w:t>파이썬 패키지 설치</w:t>
+        </w:rPr>
+        <w:t>아나콘다 가상환경 사용의 경우</w:t>
+      </w:r>
+      <w:r>
+        <w:t xml:space="preserve">, </w:t>
+      </w:r>
+      <w:r>
+        <w:rPr>
+          <w:rFonts w:hint="eastAsia"/>
+        </w:rPr>
+        <w:t>다음과 같이 안정 파이썬 버전으로 만들기를 권장함.</w:t>
+      </w:r>
+    </w:p>
+    <w:p>
+      <w:pPr>
+        <w:pStyle w:val="a8"/>
+      </w:pPr>
+      <w:r>
+        <w:t xml:space="preserve">conda create -n </w:t>
+      </w:r>
+      <w:r>
+        <w:t xml:space="preserve">venv_lmm </w:t>
+      </w:r>
+      <w:r>
+        <w:t>python=3.12</w:t>
+      </w:r>
+    </w:p>
+    <w:p>
+      <w:pPr>
+        <w:pStyle w:val="a8"/>
+        <w:rPr>
+          <w:rFonts w:hint="eastAsia"/>
+          <w:szCs w:val="22"/>
+        </w:rPr>
+      </w:pPr>
+    </w:p>
+    <w:p>
+      <w:pPr>
+        <w:pStyle w:val="a8"/>
+      </w:pPr>
+      <w:r>
+        <w:rPr>
+          <w:rFonts w:hint="eastAsia"/>
+        </w:rPr>
+        <w:t>예시</w:t>
+      </w:r>
+      <w:r>
+        <w:t xml:space="preserve">) </w:t>
+      </w:r>
+      <w:r>
+        <w:rPr>
+          <w:rFonts w:hint="eastAsia"/>
+        </w:rPr>
+        <w:t xml:space="preserve">터미널에서 </w:t>
+      </w:r>
+      <w:r>
+        <w:rPr>
+          <w:rFonts w:hint="eastAsia"/>
+        </w:rPr>
+        <w:t>가상환경을</w:t>
+      </w:r>
+      <w:r>
+        <w:rPr>
+          <w:rFonts w:hint="cs"/>
+        </w:rPr>
+        <w:t xml:space="preserve"> </w:t>
+      </w:r>
+      <w:r>
+        <w:t xml:space="preserve">venv_lmm </w:t>
+      </w:r>
+      <w:r>
+        <w:rPr>
+          <w:rFonts w:hint="eastAsia"/>
+        </w:rPr>
+        <w:t>이름으로</w:t>
+      </w:r>
+      <w:r>
+        <w:rPr>
+          <w:rFonts w:hint="cs"/>
+        </w:rPr>
+        <w:t xml:space="preserve"> </w:t>
+      </w:r>
+      <w:r>
+        <w:rPr>
+          <w:rFonts w:hint="eastAsia"/>
+        </w:rPr>
+        <w:t>만든</w:t>
+      </w:r>
+      <w:r>
+        <w:rPr>
+          <w:rFonts w:hint="cs"/>
+        </w:rPr>
+        <w:t xml:space="preserve"> </w:t>
+      </w:r>
+      <w:r>
+        <w:rPr>
+          <w:rFonts w:hint="eastAsia"/>
+        </w:rPr>
+        <w:t>후</w:t>
+      </w:r>
+      <w:r>
+        <w:rPr>
+          <w:rFonts w:hint="cs"/>
+        </w:rPr>
+        <w:t xml:space="preserve"> </w:t>
+      </w:r>
+      <w:r>
+        <w:rPr>
+          <w:rFonts w:hint="eastAsia"/>
+        </w:rPr>
+        <w:t>패키지를</w:t>
+      </w:r>
+      <w:r>
+        <w:rPr>
+          <w:rFonts w:hint="eastAsia"/>
+        </w:rPr>
+        <w:t xml:space="preserve"> 설치</w:t>
       </w:r>
     </w:p>
     <w:p>
@@ -5933,110 +5600,25 @@
         <w:textAlignment w:val="auto"/>
         <w:rPr>
           <w:rFonts w:asciiTheme="majorEastAsia" w:eastAsiaTheme="majorEastAsia" w:hAnsiTheme="majorEastAsia" w:cs="굴림"/>
-          <w:sz w:val="24"/>
-          <w:szCs w:val="24"/>
-        </w:rPr>
-      </w:pPr>
-      <w:r>
-        <w:rPr>
-          <w:rFonts w:asciiTheme="majorEastAsia" w:eastAsiaTheme="majorEastAsia" w:hAnsiTheme="majorEastAsia" w:cs="굴림" w:hint="eastAsia"/>
-          <w:sz w:val="24"/>
-          <w:szCs w:val="24"/>
-        </w:rPr>
-        <w:t xml:space="preserve">터미널에서 </w:t>
-      </w:r>
-      <w:r>
-        <w:rPr>
-          <w:rFonts w:asciiTheme="majorEastAsia" w:eastAsiaTheme="majorEastAsia" w:hAnsiTheme="majorEastAsia" w:cs="굴림" w:hint="eastAsia"/>
-          <w:sz w:val="24"/>
-          <w:szCs w:val="24"/>
-          <w:lang w:eastAsia="ko-KR"/>
-        </w:rPr>
-        <w:t>가상환경을</w:t>
-      </w:r>
-      <w:r>
-        <w:rPr>
-          <w:rFonts w:asciiTheme="majorEastAsia" w:eastAsiaTheme="majorEastAsia" w:hAnsiTheme="majorEastAsia" w:cs="굴림" w:hint="cs"/>
-          <w:sz w:val="24"/>
-          <w:szCs w:val="24"/>
-        </w:rPr>
-        <w:t xml:space="preserve"> </w:t>
-      </w:r>
+          <w:sz w:val="22"/>
+          <w:szCs w:val="22"/>
+        </w:rPr>
+      </w:pPr>
       <w:r>
         <w:rPr>
           <w:rFonts w:asciiTheme="majorEastAsia" w:eastAsiaTheme="majorEastAsia" w:hAnsiTheme="majorEastAsia" w:cs="굴림"/>
-          <w:sz w:val="24"/>
-          <w:szCs w:val="24"/>
-        </w:rPr>
-        <w:t xml:space="preserve">venv_lmm </w:t>
-      </w:r>
-      <w:r>
-        <w:rPr>
-          <w:rFonts w:asciiTheme="majorEastAsia" w:eastAsiaTheme="majorEastAsia" w:hAnsiTheme="majorEastAsia" w:cs="굴림" w:hint="eastAsia"/>
-          <w:sz w:val="24"/>
-          <w:szCs w:val="24"/>
-          <w:lang w:eastAsia="ko-KR"/>
-        </w:rPr>
-        <w:t>이름으로</w:t>
-      </w:r>
-      <w:r>
-        <w:rPr>
-          <w:rFonts w:asciiTheme="majorEastAsia" w:eastAsiaTheme="majorEastAsia" w:hAnsiTheme="majorEastAsia" w:cs="굴림" w:hint="cs"/>
-          <w:sz w:val="24"/>
-          <w:szCs w:val="24"/>
-        </w:rPr>
-        <w:t xml:space="preserve"> </w:t>
-      </w:r>
-      <w:r>
-        <w:rPr>
-          <w:rFonts w:asciiTheme="majorEastAsia" w:eastAsiaTheme="majorEastAsia" w:hAnsiTheme="majorEastAsia" w:cs="굴림" w:hint="eastAsia"/>
-          <w:sz w:val="24"/>
-          <w:szCs w:val="24"/>
-          <w:lang w:eastAsia="ko-KR"/>
-        </w:rPr>
-        <w:t>만든</w:t>
-      </w:r>
-      <w:r>
-        <w:rPr>
-          <w:rFonts w:asciiTheme="majorEastAsia" w:eastAsiaTheme="majorEastAsia" w:hAnsiTheme="majorEastAsia" w:cs="굴림" w:hint="cs"/>
-          <w:sz w:val="24"/>
-          <w:szCs w:val="24"/>
-        </w:rPr>
-        <w:t xml:space="preserve"> </w:t>
-      </w:r>
-      <w:r>
-        <w:rPr>
-          <w:rFonts w:asciiTheme="majorEastAsia" w:eastAsiaTheme="majorEastAsia" w:hAnsiTheme="majorEastAsia" w:cs="굴림" w:hint="eastAsia"/>
-          <w:sz w:val="24"/>
-          <w:szCs w:val="24"/>
-          <w:lang w:eastAsia="ko-KR"/>
-        </w:rPr>
-        <w:t>후</w:t>
-      </w:r>
-      <w:r>
-        <w:rPr>
-          <w:rFonts w:asciiTheme="majorEastAsia" w:eastAsiaTheme="majorEastAsia" w:hAnsiTheme="majorEastAsia" w:cs="굴림" w:hint="cs"/>
-          <w:sz w:val="24"/>
-          <w:szCs w:val="24"/>
-        </w:rPr>
-        <w:t xml:space="preserve"> </w:t>
-      </w:r>
-      <w:r>
-        <w:rPr>
-          <w:rFonts w:asciiTheme="majorEastAsia" w:eastAsiaTheme="majorEastAsia" w:hAnsiTheme="majorEastAsia" w:cs="굴림" w:hint="eastAsia"/>
-          <w:sz w:val="24"/>
-          <w:szCs w:val="24"/>
-          <w:lang w:eastAsia="ko-KR"/>
-        </w:rPr>
-        <w:t>패키지를</w:t>
-      </w:r>
-      <w:r>
-        <w:rPr>
-          <w:rFonts w:asciiTheme="majorEastAsia" w:eastAsiaTheme="majorEastAsia" w:hAnsiTheme="majorEastAsia" w:cs="굴림" w:hint="eastAsia"/>
-          <w:sz w:val="24"/>
-          <w:szCs w:val="24"/>
-        </w:rPr>
-        <w:t xml:space="preserve"> 설치</w:t>
+          <w:sz w:val="22"/>
+          <w:szCs w:val="22"/>
+        </w:rPr>
+        <w:t>conda create --name venv_lmm python=3.1</w:t>
+      </w:r>
+      <w:r>
+        <w:rPr>
+          <w:rFonts w:asciiTheme="majorEastAsia" w:eastAsiaTheme="majorEastAsia" w:hAnsiTheme="majorEastAsia" w:cs="굴림"/>
+          <w:sz w:val="22"/>
+          <w:szCs w:val="22"/>
+        </w:rPr>
+        <w:t>2</w:t>
       </w:r>
     </w:p>
     <w:p>
@@ -6055,17 +5637,17 @@
         <w:textAlignment w:val="auto"/>
         <w:rPr>
           <w:rFonts w:asciiTheme="majorEastAsia" w:eastAsiaTheme="majorEastAsia" w:hAnsiTheme="majorEastAsia" w:cs="굴림"/>
-          <w:sz w:val="24"/>
-          <w:szCs w:val="24"/>
+          <w:sz w:val="22"/>
+          <w:szCs w:val="22"/>
         </w:rPr>
       </w:pPr>
       <w:r>
         <w:rPr>
           <w:rFonts w:asciiTheme="majorEastAsia" w:eastAsiaTheme="majorEastAsia" w:hAnsiTheme="majorEastAsia" w:cs="굴림"/>
-          <w:sz w:val="24"/>
-          <w:szCs w:val="24"/>
-        </w:rPr>
-        <w:t>conda create --name venv_lmm python=3.11</w:t>
+          <w:sz w:val="22"/>
+          <w:szCs w:val="22"/>
+        </w:rPr>
+        <w:t>conda activate venv_lmm</w:t>
       </w:r>
     </w:p>
     <w:p>
@@ -6084,17 +5666,17 @@
         <w:textAlignment w:val="auto"/>
         <w:rPr>
           <w:rFonts w:asciiTheme="majorEastAsia" w:eastAsiaTheme="majorEastAsia" w:hAnsiTheme="majorEastAsia" w:cs="굴림"/>
-          <w:sz w:val="24"/>
-          <w:szCs w:val="24"/>
+          <w:sz w:val="22"/>
+          <w:szCs w:val="22"/>
         </w:rPr>
       </w:pPr>
       <w:r>
         <w:rPr>
           <w:rFonts w:asciiTheme="majorEastAsia" w:eastAsiaTheme="majorEastAsia" w:hAnsiTheme="majorEastAsia" w:cs="굴림"/>
-          <w:sz w:val="24"/>
-          <w:szCs w:val="24"/>
-        </w:rPr>
-        <w:t>conda activate venv_lmm</w:t>
+          <w:sz w:val="22"/>
+          <w:szCs w:val="22"/>
+        </w:rPr>
+        <w:t>pip install pandas numpy</w:t>
       </w:r>
     </w:p>
     <w:p>
@@ -6113,44 +5695,15 @@
         <w:textAlignment w:val="auto"/>
         <w:rPr>
           <w:rFonts w:asciiTheme="majorEastAsia" w:eastAsiaTheme="majorEastAsia" w:hAnsiTheme="majorEastAsia" w:cs="굴림"/>
-          <w:sz w:val="24"/>
-          <w:szCs w:val="24"/>
+          <w:sz w:val="22"/>
+          <w:szCs w:val="22"/>
         </w:rPr>
       </w:pPr>
       <w:r>
         <w:rPr>
           <w:rFonts w:asciiTheme="majorEastAsia" w:eastAsiaTheme="majorEastAsia" w:hAnsiTheme="majorEastAsia" w:cs="굴림"/>
-          <w:sz w:val="24"/>
-          <w:szCs w:val="24"/>
-        </w:rPr>
-        <w:t>pip install pandas numpy</w:t>
-      </w:r>
-    </w:p>
-    <w:p>
-      <w:pPr>
-        <w:pStyle w:val="aff5"/>
-        <w:widowControl/>
-        <w:numPr>
-          <w:ilvl w:val="0"/>
-          <w:numId w:val="10"/>
-        </w:numPr>
-        <w:suppressAutoHyphens w:val="0"/>
-        <w:overflowPunct/>
-        <w:autoSpaceDE/>
-        <w:spacing w:after="100" w:afterAutospacing="1" w:line="240" w:lineRule="auto"/>
-        <w:ind w:leftChars="0"/>
-        <w:textAlignment w:val="auto"/>
-        <w:rPr>
-          <w:rFonts w:asciiTheme="majorEastAsia" w:eastAsiaTheme="majorEastAsia" w:hAnsiTheme="majorEastAsia" w:cs="굴림"/>
-          <w:sz w:val="24"/>
-          <w:szCs w:val="24"/>
-        </w:rPr>
-      </w:pPr>
-      <w:r>
-        <w:rPr>
-          <w:rFonts w:asciiTheme="majorEastAsia" w:eastAsiaTheme="majorEastAsia" w:hAnsiTheme="majorEastAsia" w:cs="굴림"/>
-          <w:sz w:val="24"/>
-          <w:szCs w:val="24"/>
+          <w:sz w:val="22"/>
+          <w:szCs w:val="22"/>
         </w:rPr>
         <w:t>pip install ollama openai transformers huggingface_hub langchain</w:t>
       </w:r>
@@ -6160,26 +5713,21 @@
         <w:pStyle w:val="a8"/>
         <w:rPr>
           <w:b/>
-        </w:rPr>
-      </w:pPr>
-    </w:p>
-    <w:p>
-      <w:pPr>
-        <w:pStyle w:val="a8"/>
-        <w:rPr>
-          <w:b/>
+          <w:szCs w:val="22"/>
         </w:rPr>
       </w:pPr>
       <w:r>
         <w:rPr>
           <w:rFonts w:hint="eastAsia"/>
           <w:b/>
+          <w:szCs w:val="22"/>
         </w:rPr>
         <w:t xml:space="preserve">코드 편집기 및 </w:t>
       </w:r>
       <w:r>
         <w:rPr>
           <w:b/>
+          <w:szCs w:val="22"/>
         </w:rPr>
         <w:t>IDE</w:t>
       </w:r>
@@ -6187,6 +5735,7 @@
         <w:rPr>
           <w:rFonts w:hint="eastAsia"/>
           <w:b/>
+          <w:szCs w:val="22"/>
         </w:rPr>
         <w:t xml:space="preserve"> 설치</w:t>
       </w:r>
@@ -6207,18 +5756,18 @@
         <w:textAlignment w:val="auto"/>
         <w:rPr>
           <w:rFonts w:asciiTheme="majorEastAsia" w:eastAsiaTheme="majorEastAsia" w:hAnsiTheme="majorEastAsia" w:cs="굴림"/>
-          <w:sz w:val="24"/>
-          <w:szCs w:val="24"/>
-        </w:rPr>
-      </w:pPr>
-      <w:hyperlink r:id="rId39" w:history="1">
+          <w:sz w:val="22"/>
+          <w:szCs w:val="22"/>
+        </w:rPr>
+      </w:pPr>
+      <w:hyperlink r:id="rId32" w:history="1">
         <w:r>
           <w:rPr>
             <w:rStyle w:val="a4"/>
             <w:rFonts w:asciiTheme="majorEastAsia" w:eastAsiaTheme="majorEastAsia" w:hAnsiTheme="majorEastAsia" w:cs="굴림"/>
             <w:color w:val="auto"/>
-            <w:sz w:val="24"/>
-            <w:szCs w:val="24"/>
+            <w:sz w:val="22"/>
+            <w:szCs w:val="22"/>
           </w:rPr>
           <w:t>https://www.sublimetext.com/</w:t>
         </w:r>
@@ -6226,16 +5775,16 @@
       <w:r>
         <w:rPr>
           <w:rFonts w:asciiTheme="majorEastAsia" w:eastAsiaTheme="majorEastAsia" w:hAnsiTheme="majorEastAsia" w:cs="굴림"/>
-          <w:sz w:val="24"/>
-          <w:szCs w:val="24"/>
+          <w:sz w:val="22"/>
+          <w:szCs w:val="22"/>
         </w:rPr>
         <w:t xml:space="preserve"> </w:t>
       </w:r>
       <w:r>
         <w:rPr>
           <w:rFonts w:asciiTheme="majorEastAsia" w:eastAsiaTheme="majorEastAsia" w:hAnsiTheme="majorEastAsia" w:cs="굴림" w:hint="eastAsia"/>
-          <w:sz w:val="24"/>
-          <w:szCs w:val="24"/>
+          <w:sz w:val="22"/>
+          <w:szCs w:val="22"/>
         </w:rPr>
         <w:t>설치</w:t>
       </w:r>
@@ -6256,18 +5805,18 @@
         <w:textAlignment w:val="auto"/>
         <w:rPr>
           <w:rFonts w:asciiTheme="majorEastAsia" w:eastAsiaTheme="majorEastAsia" w:hAnsiTheme="majorEastAsia" w:cs="굴림"/>
-          <w:sz w:val="24"/>
-          <w:szCs w:val="24"/>
-        </w:rPr>
-      </w:pPr>
-      <w:hyperlink r:id="rId40" w:history="1">
+          <w:sz w:val="22"/>
+          <w:szCs w:val="22"/>
+        </w:rPr>
+      </w:pPr>
+      <w:hyperlink r:id="rId33" w:history="1">
         <w:r>
           <w:rPr>
             <w:rStyle w:val="a4"/>
             <w:rFonts w:asciiTheme="majorEastAsia" w:eastAsiaTheme="majorEastAsia" w:hAnsiTheme="majorEastAsia" w:cs="굴림"/>
             <w:color w:val="auto"/>
-            <w:sz w:val="24"/>
-            <w:szCs w:val="24"/>
+            <w:sz w:val="22"/>
+            <w:szCs w:val="22"/>
           </w:rPr>
           <w:t>https://code.visualstudio.com/download</w:t>
         </w:r>
@@ -6275,217 +5824,161 @@
       <w:r>
         <w:rPr>
           <w:rFonts w:asciiTheme="majorEastAsia" w:eastAsiaTheme="majorEastAsia" w:hAnsiTheme="majorEastAsia" w:cs="굴림"/>
-          <w:sz w:val="24"/>
-          <w:szCs w:val="24"/>
+          <w:sz w:val="22"/>
+          <w:szCs w:val="22"/>
         </w:rPr>
         <w:t xml:space="preserve"> </w:t>
       </w:r>
       <w:r>
         <w:rPr>
           <w:rFonts w:asciiTheme="majorEastAsia" w:eastAsiaTheme="majorEastAsia" w:hAnsiTheme="majorEastAsia" w:cs="굴림" w:hint="eastAsia"/>
-          <w:sz w:val="24"/>
-          <w:szCs w:val="24"/>
+          <w:sz w:val="22"/>
+          <w:szCs w:val="22"/>
         </w:rPr>
         <w:t>설치.</w:t>
       </w:r>
       <w:r>
         <w:rPr>
           <w:rFonts w:asciiTheme="majorEastAsia" w:eastAsiaTheme="majorEastAsia" w:hAnsiTheme="majorEastAsia" w:cs="굴림"/>
-          <w:sz w:val="24"/>
-          <w:szCs w:val="24"/>
+          <w:sz w:val="22"/>
+          <w:szCs w:val="22"/>
         </w:rPr>
         <w:t xml:space="preserve"> </w:t>
       </w:r>
     </w:p>
     <w:p>
       <w:pPr>
+        <w:pStyle w:val="1"/>
+      </w:pPr>
+      <w:bookmarkStart w:id="6" w:name="_Toc211525727"/>
+      <w:r>
+        <w:rPr>
+          <w:rFonts w:hint="eastAsia"/>
+          <w:lang w:eastAsia="ko-KR"/>
+        </w:rPr>
+        <w:t>기타</w:t>
+      </w:r>
+      <w:r>
+        <w:rPr>
+          <w:rFonts w:hint="cs"/>
+        </w:rPr>
+        <w:t xml:space="preserve"> </w:t>
+      </w:r>
+      <w:r>
+        <w:rPr>
+          <w:rFonts w:hint="eastAsia"/>
+          <w:lang w:eastAsia="ko-KR"/>
+        </w:rPr>
+        <w:t>도구</w:t>
+      </w:r>
+      <w:bookmarkEnd w:id="6"/>
+    </w:p>
+    <w:p>
+      <w:pPr>
         <w:pStyle w:val="a8"/>
         <w:rPr>
+          <w:szCs w:val="22"/>
+        </w:rPr>
+      </w:pPr>
+      <w:r>
+        <w:rPr>
+          <w:rFonts w:hint="eastAsia"/>
+          <w:szCs w:val="22"/>
+        </w:rPr>
+        <w:t>시간이 있다면,</w:t>
+      </w:r>
+      <w:r>
+        <w:rPr>
+          <w:szCs w:val="22"/>
+        </w:rPr>
+        <w:t xml:space="preserve"> </w:t>
+      </w:r>
+      <w:r>
+        <w:rPr>
+          <w:rFonts w:hint="eastAsia"/>
+          <w:szCs w:val="22"/>
+        </w:rPr>
+        <w:t xml:space="preserve">옵션으로 </w:t>
+      </w:r>
+      <w:r>
+        <w:rPr>
+          <w:rFonts w:hint="eastAsia"/>
+          <w:szCs w:val="22"/>
+        </w:rPr>
+        <w:t>설치하</w:t>
+      </w:r>
+      <w:r>
+        <w:rPr>
+          <w:rFonts w:hint="eastAsia"/>
+          <w:szCs w:val="22"/>
+        </w:rPr>
+        <w:t>시</w:t>
+      </w:r>
+      <w:r>
+        <w:rPr>
+          <w:rFonts w:hint="eastAsia"/>
+          <w:szCs w:val="22"/>
+        </w:rPr>
+        <w:t>면 됩니다.</w:t>
+      </w:r>
+      <w:r>
+        <w:rPr>
+          <w:szCs w:val="22"/>
+        </w:rPr>
+        <w:t xml:space="preserve"> </w:t>
+      </w:r>
+    </w:p>
+    <w:p>
+      <w:pPr>
+        <w:pStyle w:val="a8"/>
+        <w:rPr>
           <w:b/>
+          <w:szCs w:val="22"/>
         </w:rPr>
       </w:pPr>
       <w:r>
         <w:rPr>
           <w:rFonts w:hint="eastAsia"/>
           <w:b/>
-        </w:rPr>
-        <w:t xml:space="preserve">클로드 </w:t>
+          <w:szCs w:val="22"/>
+        </w:rPr>
+        <w:t>도커</w:t>
       </w:r>
       <w:r>
         <w:rPr>
           <w:b/>
-        </w:rPr>
-        <w:t xml:space="preserve">Desktop </w:t>
+          <w:szCs w:val="22"/>
+        </w:rPr>
+        <w:t>(Docker)</w:t>
       </w:r>
       <w:r>
         <w:rPr>
           <w:rFonts w:hint="eastAsia"/>
           <w:b/>
-        </w:rPr>
-        <w:t>설치</w:t>
-      </w:r>
-    </w:p>
-    <w:p>
-      <w:pPr>
-        <w:pStyle w:val="aff5"/>
-        <w:widowControl/>
-        <w:numPr>
-          <w:ilvl w:val="0"/>
-          <w:numId w:val="12"/>
-        </w:numPr>
-        <w:suppressAutoHyphens w:val="0"/>
-        <w:overflowPunct/>
-        <w:autoSpaceDE/>
-        <w:spacing w:after="100" w:afterAutospacing="1" w:line="240" w:lineRule="auto"/>
-        <w:ind w:leftChars="0"/>
-        <w:textAlignment w:val="auto"/>
+          <w:szCs w:val="22"/>
+        </w:rPr>
+        <w:t xml:space="preserve"> 설치(옵션)</w:t>
+      </w:r>
+    </w:p>
+    <w:p>
+      <w:pPr>
+        <w:pStyle w:val="a8"/>
         <w:rPr>
           <w:rFonts w:asciiTheme="majorEastAsia" w:eastAsiaTheme="majorEastAsia" w:hAnsiTheme="majorEastAsia" w:cs="굴림"/>
-          <w:sz w:val="24"/>
-          <w:szCs w:val="24"/>
-        </w:rPr>
-      </w:pPr>
-      <w:hyperlink r:id="rId41" w:history="1">
-        <w:r>
-          <w:rPr>
-            <w:rStyle w:val="a4"/>
-            <w:rFonts w:asciiTheme="majorEastAsia" w:eastAsiaTheme="majorEastAsia" w:hAnsiTheme="majorEastAsia" w:cs="굴림"/>
-            <w:color w:val="auto"/>
-            <w:sz w:val="24"/>
-            <w:szCs w:val="24"/>
-          </w:rPr>
-          <w:t>https://claude.ai/download</w:t>
-        </w:r>
-      </w:hyperlink>
+          <w:szCs w:val="22"/>
+        </w:rPr>
+      </w:pPr>
+      <w:r>
+        <w:rPr>
+          <w:rFonts w:asciiTheme="majorEastAsia" w:eastAsiaTheme="majorEastAsia" w:hAnsiTheme="majorEastAsia" w:cs="굴림" w:hint="eastAsia"/>
+          <w:szCs w:val="22"/>
+        </w:rPr>
+        <w:t>가상이미지 기반 작업을 위해서는</w:t>
+      </w:r>
       <w:r>
         <w:rPr>
           <w:rFonts w:asciiTheme="majorEastAsia" w:eastAsiaTheme="majorEastAsia" w:hAnsiTheme="majorEastAsia" w:cs="굴림"/>
-          <w:sz w:val="24"/>
-          <w:szCs w:val="24"/>
-        </w:rPr>
-        <w:t xml:space="preserve"> </w:t>
-      </w:r>
-      <w:r>
-        <w:rPr>
-          <w:rFonts w:asciiTheme="majorEastAsia" w:eastAsiaTheme="majorEastAsia" w:hAnsiTheme="majorEastAsia" w:cs="굴림" w:hint="eastAsia"/>
-          <w:sz w:val="24"/>
-          <w:szCs w:val="24"/>
-        </w:rPr>
-        <w:t>설치</w:t>
-      </w:r>
-    </w:p>
-    <w:p>
-      <w:pPr>
-        <w:pStyle w:val="1"/>
-      </w:pPr>
-      <w:bookmarkStart w:id="6" w:name="_Toc211525727"/>
-      <w:r>
-        <w:rPr>
-          <w:rFonts w:hint="eastAsia"/>
-          <w:lang w:eastAsia="ko-KR"/>
-        </w:rPr>
-        <w:t>기타</w:t>
-      </w:r>
-      <w:r>
-        <w:rPr>
-          <w:rFonts w:hint="cs"/>
-        </w:rPr>
-        <w:t xml:space="preserve"> </w:t>
-      </w:r>
-      <w:r>
-        <w:rPr>
-          <w:rFonts w:hint="eastAsia"/>
-          <w:lang w:eastAsia="ko-KR"/>
-        </w:rPr>
-        <w:t>도구</w:t>
-      </w:r>
-      <w:bookmarkEnd w:id="6"/>
-    </w:p>
-    <w:p>
-      <w:pPr>
-        <w:pStyle w:val="a8"/>
-      </w:pPr>
-      <w:r>
-        <w:rPr>
-          <w:rFonts w:hint="eastAsia"/>
-        </w:rPr>
-        <w:t>시간이 있다면,</w:t>
-      </w:r>
-      <w:r>
-        <w:t xml:space="preserve"> </w:t>
-      </w:r>
-      <w:r>
-        <w:rPr>
-          <w:rFonts w:hint="eastAsia"/>
-        </w:rPr>
-        <w:t>설치하</w:t>
-      </w:r>
-      <w:r>
-        <w:rPr>
-          <w:rFonts w:hint="eastAsia"/>
-        </w:rPr>
-        <w:t>시</w:t>
-      </w:r>
-      <w:r>
-        <w:rPr>
-          <w:rFonts w:hint="eastAsia"/>
-        </w:rPr>
-        <w:t>면 됩니다.</w:t>
-      </w:r>
-      <w:r>
-        <w:t xml:space="preserve"> </w:t>
-      </w:r>
-    </w:p>
-    <w:p>
-      <w:pPr>
-        <w:pStyle w:val="a8"/>
-        <w:rPr>
-          <w:b/>
-        </w:rPr>
-      </w:pPr>
-      <w:r>
-        <w:rPr>
-          <w:rFonts w:hint="eastAsia"/>
-          <w:b/>
-        </w:rPr>
-        <w:t>도커</w:t>
-      </w:r>
-      <w:r>
-        <w:rPr>
-          <w:b/>
-        </w:rPr>
-        <w:t>(Docker)</w:t>
-      </w:r>
-      <w:r>
-        <w:rPr>
-          <w:rFonts w:hint="eastAsia"/>
-          <w:b/>
-        </w:rPr>
-        <w:t xml:space="preserve"> 설치(옵션)</w:t>
-      </w:r>
-    </w:p>
-    <w:p>
-      <w:pPr>
-        <w:pStyle w:val="a8"/>
-        <w:rPr>
-          <w:rFonts w:asciiTheme="majorEastAsia" w:eastAsiaTheme="majorEastAsia" w:hAnsiTheme="majorEastAsia" w:cs="굴림"/>
-          <w:sz w:val="24"/>
-          <w:szCs w:val="24"/>
-        </w:rPr>
-      </w:pPr>
-      <w:r>
-        <w:rPr>
-          <w:rFonts w:asciiTheme="majorEastAsia" w:eastAsiaTheme="majorEastAsia" w:hAnsiTheme="majorEastAsia" w:cs="굴림" w:hint="eastAsia"/>
-          <w:sz w:val="24"/>
-          <w:szCs w:val="24"/>
-        </w:rPr>
-        <w:t>가상이미지 기반 작업을 위해서는</w:t>
-      </w:r>
-      <w:r>
-        <w:rPr>
-          <w:rFonts w:asciiTheme="majorEastAsia" w:eastAsiaTheme="majorEastAsia" w:hAnsiTheme="majorEastAsia" w:cs="굴림"/>
-          <w:sz w:val="24"/>
-          <w:szCs w:val="24"/>
+          <w:szCs w:val="22"/>
         </w:rPr>
         <w:t xml:space="preserve"> 설치가 필요합니다.</w:t>
       </w:r>
@@ -6498,22 +5991,30 @@
           <w:numId w:val="15"/>
         </w:numPr>
         <w:ind w:left="1134"/>
-      </w:pPr>
-      <w:hyperlink r:id="rId42" w:history="1">
+        <w:rPr>
+          <w:szCs w:val="22"/>
+        </w:rPr>
+      </w:pPr>
+      <w:hyperlink r:id="rId34" w:history="1">
         <w:r>
           <w:rPr>
             <w:rStyle w:val="a4"/>
             <w:color w:val="auto"/>
+            <w:szCs w:val="22"/>
           </w:rPr>
           <w:t>https://www.docker.com/get-started/</w:t>
         </w:r>
       </w:hyperlink>
       <w:r>
+        <w:rPr>
+          <w:szCs w:val="22"/>
+        </w:rPr>
         <w:t xml:space="preserve"> </w:t>
       </w:r>
       <w:r>
         <w:rPr>
           <w:rFonts w:hint="eastAsia"/>
+          <w:szCs w:val="22"/>
         </w:rPr>
         <w:t>방문 설치</w:t>
       </w:r>
@@ -6523,18 +6024,21 @@
         <w:pStyle w:val="a8"/>
         <w:rPr>
           <w:b/>
+          <w:szCs w:val="22"/>
         </w:rPr>
       </w:pPr>
       <w:r>
         <w:rPr>
           <w:rFonts w:hint="eastAsia"/>
           <w:b/>
+          <w:szCs w:val="22"/>
         </w:rPr>
         <w:t>올라마(</w:t>
       </w:r>
       <w:r>
         <w:rPr>
           <w:b/>
+          <w:szCs w:val="22"/>
         </w:rPr>
         <w:t>Ollama)</w:t>
       </w:r>
@@ -6542,6 +6046,7 @@
         <w:rPr>
           <w:rFonts w:hint="eastAsia"/>
           <w:b/>
+          <w:szCs w:val="22"/>
         </w:rPr>
         <w:t xml:space="preserve"> 설치</w:t>
       </w:r>
@@ -6554,23 +6059,23 @@
         <w:ind w:left="720"/>
         <w:rPr>
           <w:rFonts w:asciiTheme="majorEastAsia" w:eastAsiaTheme="majorEastAsia" w:hAnsiTheme="majorEastAsia" w:cs="굴림"/>
-          <w:sz w:val="24"/>
-          <w:szCs w:val="24"/>
+          <w:sz w:val="22"/>
+          <w:szCs w:val="22"/>
         </w:rPr>
       </w:pPr>
       <w:r>
         <w:rPr>
           <w:rFonts w:asciiTheme="majorEastAsia" w:eastAsiaTheme="majorEastAsia" w:hAnsiTheme="majorEastAsia" w:cs="굴림" w:hint="eastAsia"/>
-          <w:sz w:val="24"/>
-          <w:szCs w:val="24"/>
+          <w:sz w:val="22"/>
+          <w:szCs w:val="22"/>
         </w:rPr>
         <w:t xml:space="preserve">로컬 </w:t>
       </w:r>
       <w:r>
         <w:rPr>
           <w:rFonts w:asciiTheme="majorEastAsia" w:eastAsiaTheme="majorEastAsia" w:hAnsiTheme="majorEastAsia" w:cs="굴림"/>
-          <w:sz w:val="24"/>
-          <w:szCs w:val="24"/>
+          <w:sz w:val="22"/>
+          <w:szCs w:val="22"/>
         </w:rPr>
         <w:t>LLM AI 도구를 사용하려면 Ollama 설치가 필요합니다.</w:t>
       </w:r>
@@ -6609,18 +6114,18 @@
         <w:textAlignment w:val="auto"/>
         <w:rPr>
           <w:rFonts w:asciiTheme="majorEastAsia" w:eastAsiaTheme="majorEastAsia" w:hAnsiTheme="majorEastAsia" w:cs="굴림체"/>
-          <w:sz w:val="24"/>
-          <w:szCs w:val="24"/>
-        </w:rPr>
-      </w:pPr>
-      <w:hyperlink r:id="rId43" w:history="1">
+          <w:sz w:val="22"/>
+          <w:szCs w:val="22"/>
+        </w:rPr>
+      </w:pPr>
+      <w:hyperlink r:id="rId35" w:history="1">
         <w:r>
           <w:rPr>
             <w:rStyle w:val="a4"/>
             <w:rFonts w:asciiTheme="majorEastAsia" w:eastAsiaTheme="majorEastAsia" w:hAnsiTheme="majorEastAsia" w:cs="굴림체"/>
             <w:color w:val="auto"/>
-            <w:sz w:val="24"/>
-            <w:szCs w:val="24"/>
+            <w:sz w:val="22"/>
+            <w:szCs w:val="22"/>
           </w:rPr>
           <w:t>https://www.ollama.com/</w:t>
         </w:r>
@@ -6628,16 +6133,16 @@
       <w:r>
         <w:rPr>
           <w:rFonts w:asciiTheme="majorEastAsia" w:eastAsiaTheme="majorEastAsia" w:hAnsiTheme="majorEastAsia" w:cs="굴림체"/>
-          <w:sz w:val="24"/>
-          <w:szCs w:val="24"/>
+          <w:sz w:val="22"/>
+          <w:szCs w:val="22"/>
         </w:rPr>
         <w:t xml:space="preserve"> </w:t>
       </w:r>
       <w:r>
         <w:rPr>
           <w:rFonts w:asciiTheme="majorEastAsia" w:eastAsiaTheme="majorEastAsia" w:hAnsiTheme="majorEastAsia" w:cs="굴림체" w:hint="eastAsia"/>
-          <w:sz w:val="24"/>
-          <w:szCs w:val="24"/>
+          <w:sz w:val="22"/>
+          <w:szCs w:val="22"/>
         </w:rPr>
         <w:t>에 방문해 설치</w:t>
       </w:r>
@@ -6676,11 +6181,15 @@
     <w:p>
       <w:pPr>
         <w:pStyle w:val="1"/>
+        <w:rPr>
+          <w:szCs w:val="28"/>
+        </w:rPr>
       </w:pPr>
       <w:bookmarkStart w:id="7" w:name="_Toc211525728"/>
       <w:r>
         <w:rPr>
           <w:rFonts w:hint="eastAsia"/>
+          <w:szCs w:val="28"/>
           <w:lang w:eastAsia="ko-KR"/>
         </w:rPr>
         <w:t>관련</w:t>
@@ -6688,10 +6197,14 @@
       <w:r>
         <w:rPr>
           <w:rFonts w:hint="cs"/>
+          <w:szCs w:val="28"/>
         </w:rPr>
         <w:t xml:space="preserve"> </w:t>
       </w:r>
       <w:r>
+        <w:rPr>
+          <w:szCs w:val="28"/>
+        </w:rPr>
         <w:t>링크</w:t>
       </w:r>
       <w:bookmarkEnd w:id="7"/>
@@ -6724,7 +6237,7 @@
         </w:rPr>
         <w:t xml:space="preserve">Huggingface: </w:t>
       </w:r>
-      <w:hyperlink r:id="rId44" w:history="1">
+      <w:hyperlink r:id="rId36" w:history="1">
         <w:r>
           <w:rPr>
             <w:rFonts w:asciiTheme="majorEastAsia" w:eastAsiaTheme="majorEastAsia" w:hAnsiTheme="majorEastAsia" w:cs="굴림"/>
@@ -6762,9 +6275,9 @@
           <w:sz w:val="24"/>
           <w:szCs w:val="24"/>
         </w:rPr>
-        <w:t xml:space="preserve">Blender LLM Addin 블로그: </w:t>
-      </w:r>
-      <w:hyperlink r:id="rId45" w:history="1">
+        <w:t xml:space="preserve">NVIDIA 드라이버: </w:t>
+      </w:r>
+      <w:hyperlink r:id="rId37" w:history="1">
         <w:r>
           <w:rPr>
             <w:rFonts w:asciiTheme="majorEastAsia" w:eastAsiaTheme="majorEastAsia" w:hAnsiTheme="majorEastAsia" w:cs="굴림"/>
@@ -6772,7 +6285,7 @@
             <w:szCs w:val="24"/>
             <w:u w:val="single"/>
           </w:rPr>
-          <w:t>https://medium.com</w:t>
+          <w:t>https://www.nvidia.com/Download/index.aspx</w:t>
         </w:r>
       </w:hyperlink>
     </w:p>
@@ -6802,9 +6315,10 @@
           <w:sz w:val="24"/>
           <w:szCs w:val="24"/>
         </w:rPr>
-        <w:t xml:space="preserve">NVIDIA 드라이버: </w:t>
-      </w:r>
-      <w:hyperlink r:id="rId46" w:history="1">
+        <w:lastRenderedPageBreak/>
+        <w:t xml:space="preserve">CUDA Toolkit: </w:t>
+      </w:r>
+      <w:hyperlink r:id="rId38" w:history="1">
         <w:r>
           <w:rPr>
             <w:rFonts w:asciiTheme="majorEastAsia" w:eastAsiaTheme="majorEastAsia" w:hAnsiTheme="majorEastAsia" w:cs="굴림"/>
@@ -6812,7 +6326,7 @@
             <w:szCs w:val="24"/>
             <w:u w:val="single"/>
           </w:rPr>
-          <w:t>https://www.nvidia.com/Download/index.aspx</w:t>
+          <w:t>https://developer.nvidia.com/cuda-toolkit</w:t>
         </w:r>
       </w:hyperlink>
     </w:p>
@@ -6842,9 +6356,9 @@
           <w:sz w:val="24"/>
           <w:szCs w:val="24"/>
         </w:rPr>
-        <w:t xml:space="preserve">CUDA Toolkit: </w:t>
-      </w:r>
-      <w:hyperlink r:id="rId47" w:history="1">
+        <w:t xml:space="preserve">Python: </w:t>
+      </w:r>
+      <w:hyperlink r:id="rId39" w:history="1">
         <w:r>
           <w:rPr>
             <w:rFonts w:asciiTheme="majorEastAsia" w:eastAsiaTheme="majorEastAsia" w:hAnsiTheme="majorEastAsia" w:cs="굴림"/>
@@ -6852,7 +6366,7 @@
             <w:szCs w:val="24"/>
             <w:u w:val="single"/>
           </w:rPr>
-          <w:t>https://developer.nvidia.com/cuda-toolkit</w:t>
+          <w:t>https://www.python.org</w:t>
         </w:r>
       </w:hyperlink>
     </w:p>
@@ -6882,9 +6396,9 @@
           <w:sz w:val="24"/>
           <w:szCs w:val="24"/>
         </w:rPr>
-        <w:t xml:space="preserve">Python: </w:t>
-      </w:r>
-      <w:hyperlink r:id="rId48" w:history="1">
+        <w:t xml:space="preserve">Mac용 Python 설치 가이드: </w:t>
+      </w:r>
+      <w:hyperlink r:id="rId40" w:history="1">
         <w:r>
           <w:rPr>
             <w:rFonts w:asciiTheme="majorEastAsia" w:eastAsiaTheme="majorEastAsia" w:hAnsiTheme="majorEastAsia" w:cs="굴림"/>
@@ -6892,7 +6406,7 @@
             <w:szCs w:val="24"/>
             <w:u w:val="single"/>
           </w:rPr>
-          <w:t>https://www.python.org</w:t>
+          <w:t>https://www.youtube.com</w:t>
         </w:r>
       </w:hyperlink>
     </w:p>
@@ -6922,9 +6436,9 @@
           <w:sz w:val="24"/>
           <w:szCs w:val="24"/>
         </w:rPr>
-        <w:t xml:space="preserve">Mac용 Python 설치 가이드: </w:t>
-      </w:r>
-      <w:hyperlink r:id="rId49" w:history="1">
+        <w:t xml:space="preserve">Anaconda: </w:t>
+      </w:r>
+      <w:hyperlink r:id="rId41" w:history="1">
         <w:r>
           <w:rPr>
             <w:rFonts w:asciiTheme="majorEastAsia" w:eastAsiaTheme="majorEastAsia" w:hAnsiTheme="majorEastAsia" w:cs="굴림"/>
@@ -6932,7 +6446,7 @@
             <w:szCs w:val="24"/>
             <w:u w:val="single"/>
           </w:rPr>
-          <w:t>https://www.youtube.com</w:t>
+          <w:t>https://docs.anaconda.com/anaconda/install/</w:t>
         </w:r>
       </w:hyperlink>
     </w:p>
@@ -6962,89 +6476,9 @@
           <w:sz w:val="24"/>
           <w:szCs w:val="24"/>
         </w:rPr>
-        <w:t xml:space="preserve">Anaconda: </w:t>
-      </w:r>
-      <w:hyperlink r:id="rId50" w:history="1">
-        <w:r>
-          <w:rPr>
-            <w:rFonts w:asciiTheme="majorEastAsia" w:eastAsiaTheme="majorEastAsia" w:hAnsiTheme="majorEastAsia" w:cs="굴림"/>
-            <w:sz w:val="24"/>
-            <w:szCs w:val="24"/>
-            <w:u w:val="single"/>
-          </w:rPr>
-          <w:t>https://docs.anaconda.com/anaconda/install/</w:t>
-        </w:r>
-      </w:hyperlink>
-    </w:p>
-    <w:p>
-      <w:pPr>
-        <w:pStyle w:val="aff5"/>
-        <w:widowControl/>
-        <w:numPr>
-          <w:ilvl w:val="0"/>
-          <w:numId w:val="12"/>
-        </w:numPr>
-        <w:suppressAutoHyphens w:val="0"/>
-        <w:overflowPunct/>
-        <w:autoSpaceDE/>
-        <w:spacing w:after="100" w:afterAutospacing="1" w:line="240" w:lineRule="auto"/>
-        <w:ind w:leftChars="0"/>
-        <w:textAlignment w:val="auto"/>
-        <w:rPr>
-          <w:rFonts w:asciiTheme="majorEastAsia" w:eastAsiaTheme="majorEastAsia" w:hAnsiTheme="majorEastAsia" w:cs="굴림"/>
-          <w:sz w:val="24"/>
-          <w:szCs w:val="24"/>
-        </w:rPr>
-      </w:pPr>
-      <w:r>
-        <w:rPr>
-          <w:rFonts w:asciiTheme="majorEastAsia" w:eastAsiaTheme="majorEastAsia" w:hAnsiTheme="majorEastAsia" w:cs="굴림"/>
-          <w:sz w:val="24"/>
-          <w:szCs w:val="24"/>
-        </w:rPr>
-        <w:t xml:space="preserve">OpenAI: </w:t>
-      </w:r>
-      <w:hyperlink r:id="rId51" w:history="1">
-        <w:r>
-          <w:rPr>
-            <w:rFonts w:asciiTheme="majorEastAsia" w:eastAsiaTheme="majorEastAsia" w:hAnsiTheme="majorEastAsia" w:cs="굴림"/>
-            <w:sz w:val="24"/>
-            <w:szCs w:val="24"/>
-            <w:u w:val="single"/>
-          </w:rPr>
-          <w:t>https://platform.openai.com</w:t>
-        </w:r>
-      </w:hyperlink>
-    </w:p>
-    <w:p>
-      <w:pPr>
-        <w:pStyle w:val="aff5"/>
-        <w:widowControl/>
-        <w:numPr>
-          <w:ilvl w:val="0"/>
-          <w:numId w:val="12"/>
-        </w:numPr>
-        <w:suppressAutoHyphens w:val="0"/>
-        <w:overflowPunct/>
-        <w:autoSpaceDE/>
-        <w:spacing w:after="100" w:afterAutospacing="1" w:line="240" w:lineRule="auto"/>
-        <w:ind w:leftChars="0"/>
-        <w:textAlignment w:val="auto"/>
-        <w:rPr>
-          <w:rFonts w:asciiTheme="majorEastAsia" w:eastAsiaTheme="majorEastAsia" w:hAnsiTheme="majorEastAsia" w:cs="굴림"/>
-          <w:sz w:val="24"/>
-          <w:szCs w:val="24"/>
-        </w:rPr>
-      </w:pPr>
-      <w:r>
-        <w:rPr>
-          <w:rFonts w:asciiTheme="majorEastAsia" w:eastAsiaTheme="majorEastAsia" w:hAnsiTheme="majorEastAsia" w:cs="굴림"/>
-          <w:sz w:val="24"/>
-          <w:szCs w:val="24"/>
-        </w:rPr>
         <w:t xml:space="preserve">PyTorch: </w:t>
       </w:r>
-      <w:hyperlink r:id="rId52" w:history="1">
+      <w:hyperlink r:id="rId42" w:history="1">
         <w:r>
           <w:rPr>
             <w:rFonts w:asciiTheme="majorEastAsia" w:eastAsiaTheme="majorEastAsia" w:hAnsiTheme="majorEastAsia" w:cs="굴림"/>
@@ -12703,7 +12137,7 @@
 </file>
 
 <file path=customXml/itemProps1.xml><?xml version="1.0" encoding="utf-8"?>
-<ds:datastoreItem xmlns:ds="http://schemas.openxmlformats.org/officeDocument/2006/customXml" ds:itemID="{F423D04C-E45C-42CE-B685-C1D27862DD71}">
+<ds:datastoreItem xmlns:ds="http://schemas.openxmlformats.org/officeDocument/2006/customXml" ds:itemID="{43308355-924E-47DA-A7EE-B7812EB5DDC6}">
   <ds:schemaRefs>
     <ds:schemaRef ds:uri="http://schemas.openxmlformats.org/officeDocument/2006/bibliography"/>
   </ds:schemaRefs>

--- a/1_intro_cnn_nlp/1_intro/dev-env.docx
+++ b/1_intro_cnn_nlp/1_intro/dev-env.docx
@@ -249,7 +249,7 @@
               </wp:anchor>
             </w:drawing>
           </mc:Choice>
-          <mc:Fallback xmlns:oel="http://schemas.microsoft.com/office/2019/extlst" xmlns:w16cex="http://schemas.microsoft.com/office/word/2018/wordml/cex" xmlns:w16="http://schemas.microsoft.com/office/word/2018/wordml" xmlns:w16sdtdh="http://schemas.microsoft.com/office/word/2020/wordml/sdtdatahash">
+          <mc:Fallback xmlns:w16sdtdh="http://schemas.microsoft.com/office/word/2020/wordml/sdtdatahash" xmlns:w16="http://schemas.microsoft.com/office/word/2018/wordml" xmlns:w16cex="http://schemas.microsoft.com/office/word/2018/wordml/cex" xmlns:oel="http://schemas.microsoft.com/office/2019/extlst">
             <w:pict>
               <v:line w14:anchorId="3E189CF8" id="Straight Connector 3" o:spid="_x0000_s1026" style="position:absolute;left:0;text-align:left;z-index:251838976;visibility:visible;mso-wrap-style:square;mso-width-percent:0;mso-height-percent:0;mso-wrap-distance-left:9pt;mso-wrap-distance-top:0;mso-wrap-distance-right:9pt;mso-wrap-distance-bottom:0;mso-position-horizontal:absolute;mso-position-horizontal-relative:text;mso-position-vertical:absolute;mso-position-vertical-relative:text;mso-width-percent:0;mso-height-percent:0;mso-width-relative:margin;mso-height-relative:margin" from="-27.55pt,21.2pt" to="271.1pt,21.2pt" o:gfxdata="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" strokecolor="#0d0d0d [3069]" strokeweight="3pt"/>
             </w:pict>
@@ -635,7 +635,7 @@
               </wp:anchor>
             </w:drawing>
           </mc:Choice>
-          <mc:Fallback xmlns:oel="http://schemas.microsoft.com/office/2019/extlst" xmlns:w16cex="http://schemas.microsoft.com/office/word/2018/wordml/cex" xmlns:w16="http://schemas.microsoft.com/office/word/2018/wordml" xmlns:w16sdtdh="http://schemas.microsoft.com/office/word/2020/wordml/sdtdatahash">
+          <mc:Fallback xmlns:w16sdtdh="http://schemas.microsoft.com/office/word/2020/wordml/sdtdatahash" xmlns:w16="http://schemas.microsoft.com/office/word/2018/wordml" xmlns:w16cex="http://schemas.microsoft.com/office/word/2018/wordml/cex" xmlns:oel="http://schemas.microsoft.com/office/2019/extlst">
             <w:pict>
               <v:line w14:anchorId="011E06B7" id="Straight Connector 3" o:spid="_x0000_s1026" style="position:absolute;left:0;text-align:left;z-index:251841024;visibility:visible;mso-wrap-style:square;mso-width-percent:0;mso-wrap-distance-left:9pt;mso-wrap-distance-top:0;mso-wrap-distance-right:9pt;mso-wrap-distance-bottom:0;mso-position-horizontal:absolute;mso-position-horizontal-relative:text;mso-position-vertical:absolute;mso-position-vertical-relative:text;mso-width-percent:0;mso-width-relative:margin" from="-27.55pt,18.8pt" to="271.05pt,18.8pt" o:gfxdata="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" strokecolor="#0d0d0d [3069]" strokeweight="3pt"/>
             </w:pict>
@@ -1688,9 +1688,6 @@
     <w:p>
       <w:pPr>
         <w:pStyle w:val="a8"/>
-        <w:rPr>
-          <w:rFonts w:hint="eastAsia"/>
-        </w:rPr>
       </w:pPr>
       <w:r>
         <w:rPr>
@@ -1816,7 +1813,21 @@
           <w:rPr>
             <w:rStyle w:val="a4"/>
           </w:rPr>
-          <w:t>mac999/multimodal_ai_learning: Multimodal AI tutorial</w:t>
+          <w:t>https://github.com/mac999/multimo</w:t>
+        </w:r>
+        <w:bookmarkStart w:id="1" w:name="_GoBack"/>
+        <w:bookmarkEnd w:id="1"/>
+        <w:r>
+          <w:rPr>
+            <w:rStyle w:val="a4"/>
+          </w:rPr>
+          <w:t>d</w:t>
+        </w:r>
+        <w:r>
+          <w:rPr>
+            <w:rStyle w:val="a4"/>
+          </w:rPr>
+          <w:t>al_ai_learning</w:t>
         </w:r>
       </w:hyperlink>
     </w:p>
@@ -1824,12 +1835,7 @@
       <w:pPr>
         <w:pStyle w:val="a8"/>
         <w:ind w:left="800"/>
-        <w:rPr>
-          <w:rFonts w:hint="eastAsia"/>
-        </w:rPr>
-      </w:pPr>
-      <w:bookmarkStart w:id="1" w:name="_GoBack"/>
-      <w:bookmarkEnd w:id="1"/>
+      </w:pPr>
     </w:p>
     <w:p>
       <w:pPr>
@@ -5310,7 +5316,6 @@
       <w:pPr>
         <w:pStyle w:val="a8"/>
         <w:rPr>
-          <w:rFonts w:hint="eastAsia"/>
           <w:bCs/>
         </w:rPr>
       </w:pPr>
@@ -5496,7 +5501,6 @@
       <w:pPr>
         <w:pStyle w:val="a8"/>
         <w:rPr>
-          <w:rFonts w:hint="eastAsia"/>
           <w:szCs w:val="22"/>
         </w:rPr>
       </w:pPr>
@@ -12137,7 +12141,7 @@
 </file>
 
 <file path=customXml/itemProps1.xml><?xml version="1.0" encoding="utf-8"?>
-<ds:datastoreItem xmlns:ds="http://schemas.openxmlformats.org/officeDocument/2006/customXml" ds:itemID="{43308355-924E-47DA-A7EE-B7812EB5DDC6}">
+<ds:datastoreItem xmlns:ds="http://schemas.openxmlformats.org/officeDocument/2006/customXml" ds:itemID="{0362375F-48EA-4F1E-A142-8289BF1A05A4}">
   <ds:schemaRefs>
     <ds:schemaRef ds:uri="http://schemas.openxmlformats.org/officeDocument/2006/bibliography"/>
   </ds:schemaRefs>

--- a/1_intro_cnn_nlp/1_intro/dev-env.docx
+++ b/1_intro_cnn_nlp/1_intro/dev-env.docx
@@ -249,7 +249,7 @@
               </wp:anchor>
             </w:drawing>
           </mc:Choice>
-          <mc:Fallback xmlns:w16sdtdh="http://schemas.microsoft.com/office/word/2020/wordml/sdtdatahash" xmlns:w16="http://schemas.microsoft.com/office/word/2018/wordml" xmlns:w16cex="http://schemas.microsoft.com/office/word/2018/wordml/cex" xmlns:oel="http://schemas.microsoft.com/office/2019/extlst">
+          <mc:Fallback xmlns:oel="http://schemas.microsoft.com/office/2019/extlst" xmlns:w16cex="http://schemas.microsoft.com/office/word/2018/wordml/cex" xmlns:w16="http://schemas.microsoft.com/office/word/2018/wordml" xmlns:w16sdtdh="http://schemas.microsoft.com/office/word/2020/wordml/sdtdatahash">
             <w:pict>
               <v:line w14:anchorId="3E189CF8" id="Straight Connector 3" o:spid="_x0000_s1026" style="position:absolute;left:0;text-align:left;z-index:251838976;visibility:visible;mso-wrap-style:square;mso-width-percent:0;mso-height-percent:0;mso-wrap-distance-left:9pt;mso-wrap-distance-top:0;mso-wrap-distance-right:9pt;mso-wrap-distance-bottom:0;mso-position-horizontal:absolute;mso-position-horizontal-relative:text;mso-position-vertical:absolute;mso-position-vertical-relative:text;mso-width-percent:0;mso-height-percent:0;mso-width-relative:margin;mso-height-relative:margin" from="-27.55pt,21.2pt" to="271.1pt,21.2pt" o:gfxdata="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" strokecolor="#0d0d0d [3069]" strokeweight="3pt"/>
             </w:pict>
@@ -635,7 +635,7 @@
               </wp:anchor>
             </w:drawing>
           </mc:Choice>
-          <mc:Fallback xmlns:w16sdtdh="http://schemas.microsoft.com/office/word/2020/wordml/sdtdatahash" xmlns:w16="http://schemas.microsoft.com/office/word/2018/wordml" xmlns:w16cex="http://schemas.microsoft.com/office/word/2018/wordml/cex" xmlns:oel="http://schemas.microsoft.com/office/2019/extlst">
+          <mc:Fallback xmlns:oel="http://schemas.microsoft.com/office/2019/extlst" xmlns:w16cex="http://schemas.microsoft.com/office/word/2018/wordml/cex" xmlns:w16="http://schemas.microsoft.com/office/word/2018/wordml" xmlns:w16sdtdh="http://schemas.microsoft.com/office/word/2020/wordml/sdtdatahash">
             <w:pict>
               <v:line w14:anchorId="011E06B7" id="Straight Connector 3" o:spid="_x0000_s1026" style="position:absolute;left:0;text-align:left;z-index:251841024;visibility:visible;mso-wrap-style:square;mso-width-percent:0;mso-wrap-distance-left:9pt;mso-wrap-distance-top:0;mso-wrap-distance-right:9pt;mso-wrap-distance-bottom:0;mso-position-horizontal:absolute;mso-position-horizontal-relative:text;mso-position-vertical:absolute;mso-position-vertical-relative:text;mso-width-percent:0;mso-width-relative:margin" from="-27.55pt,18.8pt" to="271.05pt,18.8pt" o:gfxdata="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" strokecolor="#0d0d0d [3069]" strokeweight="3pt"/>
             </w:pict>
@@ -1813,21 +1813,7 @@
           <w:rPr>
             <w:rStyle w:val="a4"/>
           </w:rPr>
-          <w:t>https://github.com/mac999/multimo</w:t>
-        </w:r>
-        <w:bookmarkStart w:id="1" w:name="_GoBack"/>
-        <w:bookmarkEnd w:id="1"/>
-        <w:r>
-          <w:rPr>
-            <w:rStyle w:val="a4"/>
-          </w:rPr>
-          <w:t>d</w:t>
-        </w:r>
-        <w:r>
-          <w:rPr>
-            <w:rStyle w:val="a4"/>
-          </w:rPr>
-          <w:t>al_ai_learning</w:t>
+          <w:t>https://github.com/mac999/multimodal_ai_learning</w:t>
         </w:r>
       </w:hyperlink>
     </w:p>
@@ -1841,7 +1827,7 @@
       <w:pPr>
         <w:pStyle w:val="1"/>
       </w:pPr>
-      <w:bookmarkStart w:id="2" w:name="_Toc211525723"/>
+      <w:bookmarkStart w:id="1" w:name="_Toc211525723"/>
       <w:r>
         <w:t>계정</w:t>
       </w:r>
@@ -1851,7 +1837,7 @@
       <w:r>
         <w:t>가입</w:t>
       </w:r>
-      <w:bookmarkEnd w:id="2"/>
+      <w:bookmarkEnd w:id="1"/>
     </w:p>
     <w:p>
       <w:pPr>
@@ -3007,7 +2993,7 @@
       <w:pPr>
         <w:pStyle w:val="1"/>
       </w:pPr>
-      <w:bookmarkStart w:id="3" w:name="_Toc211525724"/>
+      <w:bookmarkStart w:id="2" w:name="_Toc211525724"/>
       <w:r>
         <w:rPr>
           <w:rFonts w:hint="eastAsia"/>
@@ -3057,7 +3043,7 @@
         </w:rPr>
         <w:t>가입</w:t>
       </w:r>
-      <w:bookmarkEnd w:id="3"/>
+      <w:bookmarkEnd w:id="2"/>
     </w:p>
     <w:p>
       <w:pPr>
@@ -3263,7 +3249,7 @@
       <w:pPr>
         <w:pStyle w:val="1"/>
       </w:pPr>
-      <w:bookmarkStart w:id="4" w:name="_Toc211525725"/>
+      <w:bookmarkStart w:id="3" w:name="_Toc211525725"/>
       <w:r>
         <w:rPr>
           <w:rFonts w:hint="cs"/>
@@ -3289,7 +3275,7 @@
         </w:rPr>
         <w:t>설정</w:t>
       </w:r>
-      <w:bookmarkEnd w:id="4"/>
+      <w:bookmarkEnd w:id="3"/>
     </w:p>
     <w:p>
       <w:pPr>
@@ -3394,13 +3380,43 @@
         <w:rPr>
           <w:rFonts w:hint="eastAsia"/>
         </w:rPr>
-        <w:t xml:space="preserve"> 파일</w:t>
+        <w:t xml:space="preserve"> </w:t>
       </w:r>
       <w:r>
         <w:rPr>
           <w:rFonts w:hint="eastAsia"/>
         </w:rPr>
-        <w:t>을 저장하려면,</w:t>
+        <w:t xml:space="preserve">대용량 </w:t>
+      </w:r>
+      <w:r>
+        <w:rPr>
+          <w:rFonts w:hint="eastAsia"/>
+        </w:rPr>
+        <w:t>파일</w:t>
+      </w:r>
+      <w:r>
+        <w:rPr>
+          <w:rFonts w:hint="eastAsia"/>
+        </w:rPr>
+        <w:t>들을</w:t>
+      </w:r>
+      <w:r>
+        <w:rPr>
+          <w:rFonts w:hint="eastAsia"/>
+        </w:rPr>
+        <w:t xml:space="preserve"> </w:t>
+      </w:r>
+      <w:r>
+        <w:rPr>
+          <w:rFonts w:hint="eastAsia"/>
+        </w:rPr>
+        <w:t xml:space="preserve">사용 및 </w:t>
+      </w:r>
+      <w:r>
+        <w:rPr>
+          <w:rFonts w:hint="eastAsia"/>
+        </w:rPr>
+        <w:t>저장하려면,</w:t>
       </w:r>
       <w:r>
         <w:rPr>
@@ -3533,7 +3549,7 @@
       <w:pPr>
         <w:pStyle w:val="1"/>
       </w:pPr>
-      <w:bookmarkStart w:id="5" w:name="_Toc211525726"/>
+      <w:bookmarkStart w:id="4" w:name="_Toc211525726"/>
       <w:r>
         <w:rPr>
           <w:rFonts w:hint="eastAsia"/>
@@ -3564,7 +3580,7 @@
       <w:r>
         <w:t>설치</w:t>
       </w:r>
-      <w:bookmarkEnd w:id="5"/>
+      <w:bookmarkEnd w:id="4"/>
     </w:p>
     <w:p>
       <w:pPr>
@@ -3812,6 +3828,14 @@
       <w:pPr>
         <w:pStyle w:val="a8"/>
       </w:pPr>
+      <w:r>
+        <w:rPr>
+          <w:rFonts w:hint="eastAsia"/>
+        </w:rPr>
+        <w:t>파이썬 패키지들은 반듯이 가상환경을 생성하고 그 안에 패키지들을 설치하도록 합니다.</w:t>
+      </w:r>
+      <w:bookmarkStart w:id="5" w:name="_GoBack"/>
+      <w:bookmarkEnd w:id="5"/>
     </w:p>
     <w:p>
       <w:pPr>
@@ -5480,7 +5504,13 @@
         <w:rPr>
           <w:rFonts w:hint="eastAsia"/>
         </w:rPr>
-        <w:t>다음과 같이 안정 파이썬 버전으로 만들기를 권장함.</w:t>
+        <w:t>다음과 같이 안정 파이썬 버전으로 만들기를 권장</w:t>
+      </w:r>
+      <w:r>
+        <w:rPr>
+          <w:rFonts w:hint="eastAsia"/>
+        </w:rPr>
+        <w:t>합니다.</w:t>
       </w:r>
     </w:p>
     <w:p>
@@ -5501,6 +5531,72 @@
       <w:pPr>
         <w:pStyle w:val="a8"/>
         <w:rPr>
+          <w:szCs w:val="22"/>
+        </w:rPr>
+      </w:pPr>
+    </w:p>
+    <w:p>
+      <w:pPr>
+        <w:pStyle w:val="a8"/>
+        <w:rPr>
+          <w:szCs w:val="22"/>
+        </w:rPr>
+      </w:pPr>
+      <w:r>
+        <w:rPr>
+          <w:rFonts w:hint="eastAsia"/>
+          <w:szCs w:val="22"/>
+        </w:rPr>
+        <w:t>아울러,</w:t>
+      </w:r>
+      <w:r>
+        <w:rPr>
+          <w:szCs w:val="22"/>
+        </w:rPr>
+        <w:t xml:space="preserve"> </w:t>
+      </w:r>
+      <w:r>
+        <w:rPr>
+          <w:rFonts w:hint="eastAsia"/>
+          <w:szCs w:val="22"/>
+        </w:rPr>
+        <w:t>패키지 이중 설치되지 안도록 다음 명령으로 해당 가상환경에만 설치되도록 합니다.</w:t>
+      </w:r>
+    </w:p>
+    <w:p>
+      <w:pPr>
+        <w:pStyle w:val="a8"/>
+        <w:rPr>
+          <w:szCs w:val="22"/>
+        </w:rPr>
+      </w:pPr>
+      <w:r>
+        <w:rPr>
+          <w:szCs w:val="22"/>
+        </w:rPr>
+        <w:t>pip config debug</w:t>
+      </w:r>
+    </w:p>
+    <w:p>
+      <w:pPr>
+        <w:pStyle w:val="a8"/>
+        <w:rPr>
+          <w:rFonts w:hint="eastAsia"/>
+          <w:szCs w:val="22"/>
+        </w:rPr>
+      </w:pPr>
+      <w:r>
+        <w:rPr>
+          <w:szCs w:val="22"/>
+        </w:rPr>
+        <w:t>set PIP_USER=0</w:t>
+      </w:r>
+    </w:p>
+    <w:p>
+      <w:pPr>
+        <w:pStyle w:val="a8"/>
+        <w:rPr>
+          <w:rFonts w:hint="eastAsia"/>
           <w:szCs w:val="22"/>
         </w:rPr>
       </w:pPr>
@@ -6319,7 +6415,6 @@
           <w:sz w:val="24"/>
           <w:szCs w:val="24"/>
         </w:rPr>
-        <w:lastRenderedPageBreak/>
         <w:t xml:space="preserve">CUDA Toolkit: </w:t>
       </w:r>
       <w:hyperlink r:id="rId38" w:history="1">
@@ -12141,7 +12236,7 @@
 </file>
 
 <file path=customXml/itemProps1.xml><?xml version="1.0" encoding="utf-8"?>
-<ds:datastoreItem xmlns:ds="http://schemas.openxmlformats.org/officeDocument/2006/customXml" ds:itemID="{0362375F-48EA-4F1E-A142-8289BF1A05A4}">
+<ds:datastoreItem xmlns:ds="http://schemas.openxmlformats.org/officeDocument/2006/customXml" ds:itemID="{8D436953-146B-418B-904E-DC40A80AE922}">
   <ds:schemaRefs>
     <ds:schemaRef ds:uri="http://schemas.openxmlformats.org/officeDocument/2006/bibliography"/>
   </ds:schemaRefs>
